--- a/Launcher/Templates/F_ТИПОВИЙ ДОГОВІР МТЦ ГО УААСП.docx
+++ b/Launcher/Templates/F_ТИПОВИЙ ДОГОВІР МТЦ ГО УААСП.docx
@@ -1,6 +1,6 @@
 
 <file path=word/document.xml><?xml version="1.0" encoding="utf-8"?>
-<w:document xmlns:wpc="http://schemas.microsoft.com/office/word/2010/wordprocessingCanvas" xmlns:cx="http://schemas.microsoft.com/office/drawing/2014/chartex" xmlns:cx1="http://schemas.microsoft.com/office/drawing/2015/9/8/chartex" xmlns:mc="http://schemas.openxmlformats.org/markup-compatibility/2006" xmlns:o="urn:schemas-microsoft-com:office:office" xmlns:r="http://schemas.openxmlformats.org/officeDocument/2006/relationships" xmlns:m="http://schemas.openxmlformats.org/officeDocument/2006/math" xmlns:v="urn:schemas-microsoft-com:vml" xmlns:wp14="http://schemas.microsoft.com/office/word/2010/wordprocessingDrawing" xmlns:wp="http://schemas.openxmlformats.org/drawingml/2006/wordprocessingDrawing" xmlns:w10="urn:schemas-microsoft-com:office:word" xmlns:w="http://schemas.openxmlformats.org/wordprocessingml/2006/main" xmlns:w14="http://schemas.microsoft.com/office/word/2010/wordml" xmlns:w15="http://schemas.microsoft.com/office/word/2012/wordml" xmlns:w16se="http://schemas.microsoft.com/office/word/2015/wordml/symex" xmlns:wpg="http://schemas.microsoft.com/office/word/2010/wordprocessingGroup" xmlns:wpi="http://schemas.microsoft.com/office/word/2010/wordprocessingInk" xmlns:wne="http://schemas.microsoft.com/office/word/2006/wordml" xmlns:wps="http://schemas.microsoft.com/office/word/2010/wordprocessingShape" mc:Ignorable="w14 w15 w16se wp14">
+<w:document xmlns:wpc="http://schemas.microsoft.com/office/word/2010/wordprocessingCanvas" xmlns:cx="http://schemas.microsoft.com/office/drawing/2014/chartex" xmlns:cx1="http://schemas.microsoft.com/office/drawing/2015/9/8/chartex" xmlns:cx2="http://schemas.microsoft.com/office/drawing/2015/10/21/chartex" xmlns:cx3="http://schemas.microsoft.com/office/drawing/2016/5/9/chartex" xmlns:cx4="http://schemas.microsoft.com/office/drawing/2016/5/10/chartex" xmlns:cx5="http://schemas.microsoft.com/office/drawing/2016/5/11/chartex" xmlns:cx6="http://schemas.microsoft.com/office/drawing/2016/5/12/chartex" xmlns:cx7="http://schemas.microsoft.com/office/drawing/2016/5/13/chartex" xmlns:cx8="http://schemas.microsoft.com/office/drawing/2016/5/14/chartex" xmlns:mc="http://schemas.openxmlformats.org/markup-compatibility/2006" xmlns:aink="http://schemas.microsoft.com/office/drawing/2016/ink" xmlns:am3d="http://schemas.microsoft.com/office/drawing/2017/model3d" xmlns:o="urn:schemas-microsoft-com:office:office" xmlns:oel="http://schemas.microsoft.com/office/2019/extlst" xmlns:r="http://schemas.openxmlformats.org/officeDocument/2006/relationships" xmlns:m="http://schemas.openxmlformats.org/officeDocument/2006/math" xmlns:v="urn:schemas-microsoft-com:vml" xmlns:wp14="http://schemas.microsoft.com/office/word/2010/wordprocessingDrawing" xmlns:wp="http://schemas.openxmlformats.org/drawingml/2006/wordprocessingDrawing" xmlns:w10="urn:schemas-microsoft-com:office:word" xmlns:w="http://schemas.openxmlformats.org/wordprocessingml/2006/main" xmlns:w14="http://schemas.microsoft.com/office/word/2010/wordml" xmlns:w15="http://schemas.microsoft.com/office/word/2012/wordml" xmlns:w16cex="http://schemas.microsoft.com/office/word/2018/wordml/cex" xmlns:w16cid="http://schemas.microsoft.com/office/word/2016/wordml/cid" xmlns:w16="http://schemas.microsoft.com/office/word/2018/wordml" xmlns:w16sdtdh="http://schemas.microsoft.com/office/word/2020/wordml/sdtdatahash" xmlns:w16se="http://schemas.microsoft.com/office/word/2015/wordml/symex" xmlns:wpg="http://schemas.microsoft.com/office/word/2010/wordprocessingGroup" xmlns:wpi="http://schemas.microsoft.com/office/word/2010/wordprocessingInk" xmlns:wne="http://schemas.microsoft.com/office/word/2006/wordml" xmlns:wps="http://schemas.microsoft.com/office/word/2010/wordprocessingShape" mc:Ignorable="w14 w15 w16se w16cid w16 w16cex w16sdtdh wp14">
   <w:body>
     <w:p>
       <w:pPr>
@@ -114,11 +114,10 @@
           <w15:appearance w15:val="tags"/>
           <w:text/>
         </w:sdtPr>
-        <w:sdtEndPr/>
         <w:sdtContent>
           <w:r>
             <w:rPr>
-              <w:rStyle w:val="ac"/>
+              <w:rStyle w:val="PlaceholderText"/>
               <w:rFonts w:ascii="Times New Roman" w:hAnsi="Times New Roman" w:cs="Times New Roman"/>
             </w:rPr>
             <w:t>Место для ввода текста.</w:t>
@@ -180,11 +179,10 @@
           <w15:appearance w15:val="tags"/>
           <w:text/>
         </w:sdtPr>
-        <w:sdtEndPr/>
         <w:sdtContent>
           <w:r>
             <w:rPr>
-              <w:rStyle w:val="ac"/>
+              <w:rStyle w:val="PlaceholderText"/>
               <w:rFonts w:ascii="Times New Roman" w:hAnsi="Times New Roman" w:cs="Times New Roman"/>
               <w:lang w:val="uk-UA"/>
             </w:rPr>
@@ -307,29 +305,7 @@
           <w:szCs w:val="20"/>
           <w:lang w:val="uk-UA"/>
         </w:rPr>
-        <w:t xml:space="preserve">Генерального директора </w:t>
-      </w:r>
-      <w:proofErr w:type="spellStart"/>
-      <w:r>
-        <w:rPr>
-          <w:rFonts w:ascii="Times New Roman" w:hAnsi="Times New Roman" w:cs="Times New Roman"/>
-          <w:b/>
-          <w:sz w:val="20"/>
-          <w:szCs w:val="20"/>
-          <w:lang w:val="uk-UA"/>
-        </w:rPr>
-        <w:t>Харчишина</w:t>
-      </w:r>
-      <w:proofErr w:type="spellEnd"/>
-      <w:r>
-        <w:rPr>
-          <w:rFonts w:ascii="Times New Roman" w:hAnsi="Times New Roman" w:cs="Times New Roman"/>
-          <w:b/>
-          <w:sz w:val="20"/>
-          <w:szCs w:val="20"/>
-          <w:lang w:val="uk-UA"/>
-        </w:rPr>
-        <w:t xml:space="preserve"> Валерія Володимировича</w:t>
+        <w:t>Генерального директора Харчишина Валерія Володимировича</w:t>
       </w:r>
       <w:r>
         <w:rPr>
@@ -406,11 +382,10 @@
           <w15:appearance w15:val="tags"/>
           <w:text/>
         </w:sdtPr>
-        <w:sdtEndPr/>
         <w:sdtContent>
           <w:r>
             <w:rPr>
-              <w:rStyle w:val="ac"/>
+              <w:rStyle w:val="PlaceholderText"/>
               <w:rFonts w:ascii="Times New Roman" w:hAnsi="Times New Roman" w:cs="Times New Roman"/>
               <w:lang w:val="uk-UA"/>
             </w:rPr>
@@ -443,11 +418,10 @@
           <w15:appearance w15:val="tags"/>
           <w:text/>
         </w:sdtPr>
-        <w:sdtEndPr/>
         <w:sdtContent>
           <w:r>
             <w:rPr>
-              <w:rStyle w:val="ac"/>
+              <w:rStyle w:val="PlaceholderText"/>
               <w:rFonts w:ascii="Times New Roman" w:hAnsi="Times New Roman" w:cs="Times New Roman"/>
               <w:lang w:val="uk-UA"/>
             </w:rPr>
@@ -504,11 +478,10 @@
           <w15:appearance w15:val="tags"/>
           <w:text/>
         </w:sdtPr>
-        <w:sdtEndPr/>
         <w:sdtContent>
           <w:r>
             <w:rPr>
-              <w:rStyle w:val="ac"/>
+              <w:rStyle w:val="PlaceholderText"/>
               <w:rFonts w:ascii="Times New Roman" w:hAnsi="Times New Roman" w:cs="Times New Roman"/>
               <w:lang w:val="uk-UA"/>
             </w:rPr>
@@ -543,11 +516,10 @@
           <w15:appearance w15:val="tags"/>
           <w:text/>
         </w:sdtPr>
-        <w:sdtEndPr/>
         <w:sdtContent>
           <w:r>
             <w:rPr>
-              <w:rStyle w:val="ac"/>
+              <w:rStyle w:val="PlaceholderText"/>
               <w:rFonts w:ascii="Times New Roman" w:eastAsia="Calibri" w:hAnsi="Times New Roman" w:cs="Times New Roman"/>
               <w:b/>
               <w:lang w:val="uk-UA"/>
@@ -579,11 +551,10 @@
           <w15:appearance w15:val="tags"/>
           <w:text/>
         </w:sdtPr>
-        <w:sdtEndPr/>
         <w:sdtContent>
           <w:r>
             <w:rPr>
-              <w:rStyle w:val="ac"/>
+              <w:rStyle w:val="PlaceholderText"/>
               <w:rFonts w:ascii="Times New Roman" w:hAnsi="Times New Roman" w:cs="Times New Roman"/>
               <w:lang w:val="uk-UA"/>
             </w:rPr>
@@ -609,11 +580,10 @@
           <w15:appearance w15:val="tags"/>
           <w:text/>
         </w:sdtPr>
-        <w:sdtEndPr/>
         <w:sdtContent>
           <w:r>
             <w:rPr>
-              <w:rStyle w:val="ac"/>
+              <w:rStyle w:val="PlaceholderText"/>
               <w:rFonts w:ascii="Times New Roman" w:eastAsia="Calibri" w:hAnsi="Times New Roman" w:cs="Times New Roman"/>
               <w:b/>
               <w:lang w:val="uk-UA"/>
@@ -1024,7 +994,7 @@
     </w:p>
     <w:p>
       <w:pPr>
-        <w:pStyle w:val="a9"/>
+        <w:pStyle w:val="BodyText"/>
         <w:ind w:right="-115"/>
         <w:rPr>
           <w:sz w:val="20"/>
@@ -1071,7 +1041,7 @@
       <w:hyperlink r:id="rId8" w:history="1">
         <w:r>
           <w:rPr>
-            <w:rStyle w:val="a8"/>
+            <w:rStyle w:val="Hyperlink"/>
             <w:sz w:val="20"/>
             <w:szCs w:val="20"/>
             <w:lang w:eastAsia="ja-JP"/>
@@ -1090,7 +1060,7 @@
     </w:p>
     <w:p>
       <w:pPr>
-        <w:pStyle w:val="a9"/>
+        <w:pStyle w:val="BodyText"/>
         <w:ind w:right="-141" w:firstLine="360"/>
         <w:rPr>
           <w:sz w:val="20"/>
@@ -1112,41 +1082,13 @@
         </w:rPr>
         <w:t xml:space="preserve"> – оприлюднені літературні, музичні твори з текстом або без тексту, </w:t>
       </w:r>
-      <w:proofErr w:type="spellStart"/>
       <w:r>
         <w:rPr>
           <w:sz w:val="20"/>
           <w:szCs w:val="20"/>
           <w:lang w:val="ru-RU"/>
         </w:rPr>
-        <w:t>що</w:t>
-      </w:r>
-      <w:proofErr w:type="spellEnd"/>
-      <w:r>
-        <w:rPr>
-          <w:sz w:val="20"/>
-          <w:szCs w:val="20"/>
-          <w:lang w:val="ru-RU"/>
-        </w:rPr>
-        <w:t xml:space="preserve"> </w:t>
-      </w:r>
-      <w:proofErr w:type="spellStart"/>
-      <w:r>
-        <w:rPr>
-          <w:sz w:val="20"/>
-          <w:szCs w:val="20"/>
-          <w:lang w:val="ru-RU"/>
-        </w:rPr>
-        <w:t>входять</w:t>
-      </w:r>
-      <w:proofErr w:type="spellEnd"/>
-      <w:r>
-        <w:rPr>
-          <w:sz w:val="20"/>
-          <w:szCs w:val="20"/>
-          <w:lang w:val="ru-RU"/>
-        </w:rPr>
-        <w:t xml:space="preserve"> до каталогу ГО УААСП</w:t>
+        <w:t>що входять до каталогу ГО УААСП</w:t>
       </w:r>
       <w:r>
         <w:rPr>
@@ -1364,7 +1306,6 @@
           <w:docPartGallery w:val="Tables"/>
         </w:docPartList>
       </w:sdtPr>
-      <w:sdtEndPr/>
       <w:sdtContent>
         <w:p>
           <w:pPr>
@@ -1422,7 +1363,7 @@
               </w:tcPr>
               <w:p>
                 <w:pPr>
-                  <w:pStyle w:val="a9"/>
+                  <w:pStyle w:val="BodyText"/>
                   <w:ind w:right="0"/>
                   <w:jc w:val="center"/>
                   <w:rPr>
@@ -1448,7 +1389,7 @@
               </w:tcPr>
               <w:p>
                 <w:pPr>
-                  <w:pStyle w:val="a9"/>
+                  <w:pStyle w:val="BodyText"/>
                   <w:ind w:right="0"/>
                   <w:jc w:val="center"/>
                   <w:rPr>
@@ -1470,7 +1411,7 @@
               </w:p>
               <w:p>
                 <w:pPr>
-                  <w:pStyle w:val="a9"/>
+                  <w:pStyle w:val="BodyText"/>
                   <w:ind w:right="0"/>
                   <w:jc w:val="center"/>
                   <w:rPr>
@@ -1498,7 +1439,7 @@
               </w:tcPr>
               <w:p>
                 <w:pPr>
-                  <w:pStyle w:val="a9"/>
+                  <w:pStyle w:val="BodyText"/>
                   <w:ind w:right="0"/>
                   <w:jc w:val="center"/>
                   <w:rPr>
@@ -1547,7 +1488,7 @@
               </w:p>
               <w:p>
                 <w:pPr>
-                  <w:pStyle w:val="a9"/>
+                  <w:pStyle w:val="BodyText"/>
                   <w:ind w:right="0"/>
                   <w:jc w:val="center"/>
                   <w:rPr>
@@ -1586,7 +1527,7 @@
               </w:tcPr>
               <w:p>
                 <w:pPr>
-                  <w:pStyle w:val="a9"/>
+                  <w:pStyle w:val="BodyText"/>
                   <w:ind w:right="0"/>
                   <w:jc w:val="center"/>
                   <w:rPr>
@@ -1612,7 +1553,7 @@
               </w:tcPr>
               <w:p>
                 <w:pPr>
-                  <w:pStyle w:val="a9"/>
+                  <w:pStyle w:val="BodyText"/>
                   <w:ind w:right="0"/>
                   <w:jc w:val="center"/>
                   <w:rPr>
@@ -1991,11 +1932,10 @@
           <w15:appearance w15:val="tags"/>
           <w:text/>
         </w:sdtPr>
-        <w:sdtEndPr/>
         <w:sdtContent>
           <w:r>
             <w:rPr>
-              <w:rStyle w:val="ac"/>
+              <w:rStyle w:val="PlaceholderText"/>
               <w:rFonts w:ascii="Times New Roman" w:hAnsi="Times New Roman" w:cs="Times New Roman"/>
               <w:lang w:val="uk-UA"/>
             </w:rPr>
@@ -2035,11 +1975,10 @@
           <w15:appearance w15:val="tags"/>
           <w:text/>
         </w:sdtPr>
-        <w:sdtEndPr/>
         <w:sdtContent>
           <w:r>
             <w:rPr>
-              <w:rStyle w:val="ac"/>
+              <w:rStyle w:val="PlaceholderText"/>
               <w:rFonts w:ascii="Times New Roman" w:hAnsi="Times New Roman" w:cs="Times New Roman"/>
               <w:lang w:val="uk-UA"/>
             </w:rPr>
@@ -2088,29 +2027,8 @@
           <w:szCs w:val="20"/>
           <w:lang w:eastAsia="ru-RU"/>
         </w:rPr>
-        <w:t xml:space="preserve">, але не </w:t>
-      </w:r>
-      <w:proofErr w:type="spellStart"/>
-      <w:r>
-        <w:rPr>
-          <w:rFonts w:ascii="Times New Roman" w:eastAsia="MS Mincho" w:hAnsi="Times New Roman" w:cs="Times New Roman"/>
-          <w:sz w:val="20"/>
-          <w:szCs w:val="20"/>
-          <w:lang w:eastAsia="ru-RU"/>
-        </w:rPr>
-        <w:t>менше</w:t>
-      </w:r>
-      <w:proofErr w:type="spellEnd"/>
-      <w:r>
-        <w:rPr>
-          <w:rFonts w:ascii="Times New Roman" w:eastAsia="MS Mincho" w:hAnsi="Times New Roman" w:cs="Times New Roman"/>
-          <w:sz w:val="20"/>
-          <w:szCs w:val="20"/>
-          <w:lang w:eastAsia="ru-RU"/>
-        </w:rPr>
-        <w:t xml:space="preserve"> н</w:t>
-      </w:r>
-      <w:proofErr w:type="spellStart"/>
+        <w:t>, але не менше н</w:t>
+      </w:r>
       <w:r>
         <w:rPr>
           <w:rFonts w:ascii="Times New Roman" w:eastAsia="MS Mincho" w:hAnsi="Times New Roman" w:cs="Times New Roman"/>
@@ -2120,7 +2038,6 @@
         </w:rPr>
         <w:t>іж</w:t>
       </w:r>
-      <w:proofErr w:type="spellEnd"/>
       <w:r>
         <w:rPr>
           <w:rFonts w:ascii="Times New Roman" w:eastAsia="MS Mincho" w:hAnsi="Times New Roman" w:cs="Times New Roman"/>
@@ -2151,11 +2068,10 @@
           <w15:appearance w15:val="tags"/>
           <w:text/>
         </w:sdtPr>
-        <w:sdtEndPr/>
         <w:sdtContent>
           <w:r>
             <w:rPr>
-              <w:rStyle w:val="ac"/>
+              <w:rStyle w:val="PlaceholderText"/>
               <w:rFonts w:ascii="Times New Roman" w:hAnsi="Times New Roman" w:cs="Times New Roman"/>
               <w:lang w:val="uk-UA"/>
             </w:rPr>
@@ -2203,11 +2119,10 @@
           <w15:appearance w15:val="tags"/>
           <w:text/>
         </w:sdtPr>
-        <w:sdtEndPr/>
         <w:sdtContent>
           <w:r>
             <w:rPr>
-              <w:rStyle w:val="ac"/>
+              <w:rStyle w:val="PlaceholderText"/>
               <w:rFonts w:ascii="Times New Roman" w:hAnsi="Times New Roman" w:cs="Times New Roman"/>
               <w:lang w:val="uk-UA"/>
             </w:rPr>
@@ -2256,11 +2171,10 @@
           <w15:appearance w15:val="tags"/>
           <w:text/>
         </w:sdtPr>
-        <w:sdtEndPr/>
         <w:sdtContent>
           <w:r>
             <w:rPr>
-              <w:rStyle w:val="ac"/>
+              <w:rStyle w:val="PlaceholderText"/>
               <w:rFonts w:ascii="Times New Roman" w:hAnsi="Times New Roman" w:cs="Times New Roman"/>
               <w:lang w:val="uk-UA"/>
             </w:rPr>
@@ -2287,9 +2201,36 @@
           <w:szCs w:val="20"/>
           <w:lang w:val="uk-UA" w:eastAsia="ru-RU"/>
         </w:rPr>
-        <w:t xml:space="preserve"> (далі – мінімальний платіж) </w:t>
+        <w:t xml:space="preserve"> (далі – мінімальний платіж)</w:t>
+      </w:r>
+      <w:r>
+        <w:rPr>
+          <w:rFonts w:ascii="Times New Roman" w:eastAsia="MS Mincho" w:hAnsi="Times New Roman" w:cs="Times New Roman"/>
+          <w:sz w:val="20"/>
+          <w:szCs w:val="20"/>
+          <w:lang w:val="en-US" w:eastAsia="ru-RU"/>
+        </w:rPr>
+        <w:t xml:space="preserve"> </w:t>
+      </w:r>
+      <w:r>
+        <w:rPr>
+          <w:rFonts w:ascii="Times New Roman" w:eastAsia="MS Mincho" w:hAnsi="Times New Roman" w:cs="Times New Roman"/>
+          <w:sz w:val="20"/>
+          <w:szCs w:val="20"/>
+          <w:lang w:val="uk-UA" w:eastAsia="ru-RU"/>
+        </w:rPr>
+        <w:t>за</w:t>
       </w:r>
       <w:bookmarkStart w:id="5" w:name="_Hlk3207388"/>
+      <w:r>
+        <w:rPr>
+          <w:rFonts w:ascii="Times New Roman" w:eastAsia="MS Mincho" w:hAnsi="Times New Roman" w:cs="Times New Roman"/>
+          <w:sz w:val="20"/>
+          <w:szCs w:val="20"/>
+          <w:lang w:val="uk-UA" w:eastAsia="ru-RU"/>
+        </w:rPr>
+        <w:t xml:space="preserve"> </w:t>
+      </w:r>
       <w:sdt>
         <w:sdtPr>
           <w:rPr>
@@ -2298,8 +2239,8 @@
             <w:sz w:val="20"/>
             <w:szCs w:val="20"/>
           </w:rPr>
-          <w:alias w:val="rltPayPeriod"/>
-          <w:tag w:val="rltPayPeriod"/>
+          <w:alias w:val="payPeriod1"/>
+          <w:tag w:val="payPeriod1"/>
           <w:id w:val="-212894741"/>
           <w:placeholder>
             <w:docPart w:val="FEC2661E9B6F4FEE86ED456F0E8C19FA"/>
@@ -2308,11 +2249,10 @@
           <w15:appearance w15:val="tags"/>
           <w:text/>
         </w:sdtPr>
-        <w:sdtEndPr/>
         <w:sdtContent>
           <w:r>
             <w:rPr>
-              <w:rStyle w:val="ac"/>
+              <w:rStyle w:val="PlaceholderText"/>
               <w:rFonts w:ascii="Times New Roman" w:hAnsi="Times New Roman" w:cs="Times New Roman"/>
               <w:lang w:val="uk-UA"/>
             </w:rPr>
@@ -2348,25 +2288,7 @@
           <w:szCs w:val="20"/>
           <w:lang w:val="uk-UA" w:eastAsia="ru-RU"/>
         </w:rPr>
-        <w:t>Визначена Сторонами</w:t>
-      </w:r>
-      <w:r>
-        <w:rPr>
-          <w:rFonts w:ascii="Times New Roman" w:eastAsia="MS Mincho" w:hAnsi="Times New Roman" w:cs="Times New Roman"/>
-          <w:sz w:val="20"/>
-          <w:szCs w:val="20"/>
-          <w:lang w:val="uk-UA" w:eastAsia="ru-RU"/>
-        </w:rPr>
-        <w:t xml:space="preserve"> сума авторської винагороди в п. 2.4. </w:t>
-      </w:r>
-      <w:r>
-        <w:rPr>
-          <w:rFonts w:ascii="Times New Roman" w:eastAsia="MS Mincho" w:hAnsi="Times New Roman" w:cs="Times New Roman"/>
-          <w:sz w:val="20"/>
-          <w:szCs w:val="20"/>
-          <w:lang w:val="uk-UA" w:eastAsia="ru-RU"/>
-        </w:rPr>
-        <w:t>Договору, не залежить від тривалості та кількості використання творів.</w:t>
+        <w:t>Сторони домовились, що сума авторської винагороди (роялті), яка сплачується Користувачем за надання невиключного права на публічне виконання творів з каталогу ГО УААСП, з урахуванням діючих попередніх тарифів, затверджених Загальними зборами членів ГО УААСП та приписів законодавства України.</w:t>
       </w:r>
     </w:p>
     <w:p>
@@ -2408,6 +2330,16 @@
       <w:r>
         <w:rPr>
           <w:rFonts w:ascii="Times New Roman" w:eastAsia="MS Mincho" w:hAnsi="Times New Roman" w:cs="Times New Roman"/>
+          <w:b/>
+          <w:sz w:val="20"/>
+          <w:szCs w:val="20"/>
+          <w:lang w:val="uk-UA" w:eastAsia="ru-RU"/>
+        </w:rPr>
+        <w:t xml:space="preserve"> </w:t>
+      </w:r>
+      <w:r>
+        <w:rPr>
+          <w:rFonts w:ascii="Times New Roman" w:eastAsia="MS Mincho" w:hAnsi="Times New Roman" w:cs="Times New Roman"/>
           <w:sz w:val="20"/>
           <w:szCs w:val="20"/>
           <w:lang w:val="uk-UA" w:eastAsia="ru-RU"/>
@@ -2417,32 +2349,42 @@
     </w:p>
     <w:p>
       <w:pPr>
-        <w:pStyle w:val="a9"/>
+        <w:pStyle w:val="BodyText"/>
         <w:ind w:right="-165"/>
+        <w:rPr>
+          <w:sz w:val="20"/>
+          <w:szCs w:val="20"/>
+        </w:rPr>
       </w:pPr>
       <w:r>
         <w:rPr>
           <w:sz w:val="20"/>
           <w:szCs w:val="20"/>
         </w:rPr>
-        <w:t xml:space="preserve">        2.5.1. </w:t>
-      </w:r>
-      <w:r>
-        <w:rPr>
-          <w:sz w:val="20"/>
-          <w:szCs w:val="20"/>
-        </w:rPr>
-        <w:t xml:space="preserve">не пізніше 20-ого числа після закінчення </w:t>
-      </w:r>
-      <w:r>
-        <w:rPr>
-          <w:b/>
-          <w:sz w:val="20"/>
-          <w:szCs w:val="20"/>
-        </w:rPr>
-        <w:t xml:space="preserve">кожного </w:t>
-      </w:r>
-      <w:bookmarkStart w:id="6" w:name="_Hlk3207428"/>
+        <w:t xml:space="preserve">        </w:t>
+      </w:r>
+      <w:r>
+        <w:rPr>
+          <w:sz w:val="20"/>
+          <w:szCs w:val="20"/>
+        </w:rPr>
+        <w:t xml:space="preserve">2.5.1. не пізніше </w:t>
+      </w:r>
+      <w:r>
+        <w:rPr>
+          <w:sz w:val="20"/>
+          <w:szCs w:val="20"/>
+        </w:rPr>
+        <w:t>20 (двадцятого)</w:t>
+      </w:r>
+      <w:r>
+        <w:rPr>
+          <w:sz w:val="20"/>
+          <w:szCs w:val="20"/>
+        </w:rPr>
+        <w:t xml:space="preserve"> числа </w:t>
+      </w:r>
+      <w:bookmarkStart w:id="6" w:name="_Hlk124520970"/>
       <w:sdt>
         <w:sdtPr>
           <w:rPr>
@@ -2451,11 +2393,11 @@
             <w:sz w:val="20"/>
             <w:szCs w:val="20"/>
           </w:rPr>
-          <w:alias w:val="rltPayPeriod2"/>
-          <w:tag w:val="rltPayPeriod2"/>
+          <w:alias w:val="payPeriod2"/>
+          <w:tag w:val="payPeriod2"/>
           <w:id w:val="-390504929"/>
           <w:placeholder>
-            <w:docPart w:val="96E3529EFE1C482EB92495D8EA551539"/>
+            <w:docPart w:val="05B419990CD742A1AAC036DDE402C66C"/>
           </w:placeholder>
           <w:showingPlcHdr/>
           <w15:appearance w15:val="tags"/>
@@ -2464,7 +2406,9 @@
         <w:sdtContent>
           <w:r>
             <w:rPr>
-              <w:rStyle w:val="ac"/>
+              <w:rStyle w:val="PlaceholderText"/>
+              <w:sz w:val="20"/>
+              <w:szCs w:val="20"/>
             </w:rPr>
             <w:t>Место для ввода текста.</w:t>
           </w:r>
@@ -2476,35 +2420,50 @@
           <w:sz w:val="20"/>
           <w:szCs w:val="20"/>
         </w:rPr>
+        <w:t>, за</w:t>
+      </w:r>
+      <w:r>
+        <w:rPr>
+          <w:sz w:val="20"/>
+          <w:szCs w:val="20"/>
+        </w:rPr>
         <w:t xml:space="preserve"> </w:t>
       </w:r>
-      <w:r>
-        <w:rPr>
-          <w:sz w:val="20"/>
-          <w:szCs w:val="20"/>
-        </w:rPr>
-        <w:t>у якому</w:t>
-      </w:r>
-      <w:r>
-        <w:rPr>
-          <w:sz w:val="20"/>
-          <w:szCs w:val="20"/>
-        </w:rPr>
-        <w:t xml:space="preserve"> Користувач має здійснити виплату авторської винагороди, зобов’язується пе</w:t>
-      </w:r>
-      <w:r>
-        <w:rPr>
-          <w:sz w:val="20"/>
-          <w:szCs w:val="20"/>
-        </w:rPr>
-        <w:t>рерахувати на поточний рахунок Г</w:t>
-      </w:r>
-      <w:r>
-        <w:rPr>
-          <w:sz w:val="20"/>
-          <w:szCs w:val="20"/>
-        </w:rPr>
-        <w:t xml:space="preserve">О УААСП, передбачений </w:t>
+      <w:sdt>
+        <w:sdtPr>
+          <w:rPr>
+            <w:b/>
+            <w:color w:val="000000"/>
+            <w:sz w:val="20"/>
+            <w:szCs w:val="20"/>
+          </w:rPr>
+          <w:alias w:val="payPeriod3"/>
+          <w:tag w:val="payPeriod3"/>
+          <w:id w:val="1133986220"/>
+          <w:placeholder>
+            <w:docPart w:val="1DC2D730B0794376B4940F827D61842A"/>
+          </w:placeholder>
+          <w:showingPlcHdr/>
+          <w15:appearance w15:val="tags"/>
+          <w:text/>
+        </w:sdtPr>
+        <w:sdtContent>
+          <w:r>
+            <w:rPr>
+              <w:rStyle w:val="PlaceholderText"/>
+              <w:sz w:val="20"/>
+              <w:szCs w:val="20"/>
+            </w:rPr>
+            <w:t>Место для ввода текста.</w:t>
+          </w:r>
+        </w:sdtContent>
+      </w:sdt>
+      <w:r>
+        <w:rPr>
+          <w:sz w:val="20"/>
+          <w:szCs w:val="20"/>
+        </w:rPr>
+        <w:t>,</w:t>
       </w:r>
       <w:r>
         <w:rPr>
@@ -2518,38 +2477,8 @@
           <w:sz w:val="20"/>
           <w:szCs w:val="20"/>
         </w:rPr>
-        <w:t>п. 2.4. Договору мінімальний платіж авторської винагороди. При цьому, перша виплата мінімального платежу Користувач</w:t>
-      </w:r>
-      <w:r>
-        <w:rPr>
-          <w:sz w:val="20"/>
-          <w:szCs w:val="20"/>
-        </w:rPr>
-        <w:t>ем здійснюється не пізніше двадцяти</w:t>
-      </w:r>
-      <w:r>
-        <w:rPr>
-          <w:sz w:val="20"/>
-          <w:szCs w:val="20"/>
-        </w:rPr>
-        <w:t xml:space="preserve"> календарних днів після підписання Сторонами цього Договору</w:t>
-      </w:r>
-      <w:r>
-        <w:rPr>
-          <w:sz w:val="20"/>
-          <w:szCs w:val="20"/>
-        </w:rPr>
-        <w:t xml:space="preserve">, а також   Користувач </w:t>
-      </w:r>
-      <w:proofErr w:type="spellStart"/>
-      <w:r>
-        <w:rPr>
-          <w:sz w:val="20"/>
-          <w:szCs w:val="20"/>
-        </w:rPr>
-        <w:t>зобов</w:t>
-      </w:r>
-      <w:proofErr w:type="spellEnd"/>
+        <w:t>у якому Користувач має здійснити виплату авторської винагороди, зобов’язується перерахувати на поточний рахунок ГО УААСП, передбачений  п. 2.4. Договору мінімальний платіж авторської винагороди. При цьому, перша виплата мінімального платежу Користувачем здійснюється не пізніше двадцяти календарних днів після підписання Сторонами цього Договору, а також   Користувач зобов</w:t>
+      </w:r>
       <w:r>
         <w:rPr>
           <w:b/>
@@ -2560,134 +2489,142 @@
         </w:rPr>
         <w:t>`</w:t>
       </w:r>
-      <w:proofErr w:type="spellStart"/>
-      <w:r>
-        <w:rPr>
-          <w:sz w:val="20"/>
-          <w:szCs w:val="20"/>
-        </w:rPr>
-        <w:t>язується</w:t>
-      </w:r>
-      <w:proofErr w:type="spellEnd"/>
-      <w:r>
-        <w:rPr>
-          <w:sz w:val="20"/>
-          <w:szCs w:val="20"/>
-        </w:rPr>
-        <w:t xml:space="preserve"> не пізніше 20-ого числа</w:t>
-      </w:r>
+      <w:r>
+        <w:rPr>
+          <w:sz w:val="20"/>
+          <w:szCs w:val="20"/>
+        </w:rPr>
+        <w:t>язується не пізніше 20-ог</w:t>
+      </w:r>
+      <w:r>
+        <w:rPr>
+          <w:sz w:val="20"/>
+          <w:szCs w:val="20"/>
+        </w:rPr>
+        <w:t xml:space="preserve">о числа </w:t>
+      </w:r>
+      <w:sdt>
+        <w:sdtPr>
+          <w:rPr>
+            <w:b/>
+            <w:color w:val="000000"/>
+            <w:sz w:val="20"/>
+            <w:szCs w:val="20"/>
+          </w:rPr>
+          <w:alias w:val="payPeriod4"/>
+          <w:tag w:val="payPeriod4"/>
+          <w:id w:val="1759869420"/>
+          <w:placeholder>
+            <w:docPart w:val="B2436DC93740481C8B286C65432260CE"/>
+          </w:placeholder>
+          <w:showingPlcHdr/>
+          <w15:appearance w15:val="tags"/>
+          <w:text/>
+        </w:sdtPr>
+        <w:sdtContent>
+          <w:r>
+            <w:rPr>
+              <w:rStyle w:val="PlaceholderText"/>
+              <w:sz w:val="20"/>
+              <w:szCs w:val="20"/>
+            </w:rPr>
+            <w:t>Место для ввода текста.</w:t>
+          </w:r>
+        </w:sdtContent>
+      </w:sdt>
       <w:r>
         <w:rPr>
           <w:b/>
           <w:sz w:val="20"/>
           <w:szCs w:val="20"/>
         </w:rPr>
+        <w:t>,</w:t>
+      </w:r>
+      <w:r>
+        <w:rPr>
+          <w:sz w:val="20"/>
+          <w:szCs w:val="20"/>
+          <w:lang w:val="ru-RU"/>
+        </w:rPr>
+        <w:t xml:space="preserve"> п</w:t>
+      </w:r>
+      <w:r>
+        <w:rPr>
+          <w:sz w:val="20"/>
+          <w:szCs w:val="20"/>
+        </w:rPr>
+        <w:t xml:space="preserve">ерерахувати на поточний рахунок ГО УААСП </w:t>
+      </w:r>
+      <w:r>
+        <w:rPr>
+          <w:b/>
+          <w:sz w:val="20"/>
+          <w:szCs w:val="20"/>
+        </w:rPr>
+        <w:t>за</w:t>
+      </w:r>
+      <w:r>
+        <w:rPr>
+          <w:b/>
+          <w:sz w:val="20"/>
+          <w:szCs w:val="20"/>
+        </w:rPr>
         <w:t xml:space="preserve"> </w:t>
       </w:r>
-      <w:r>
-        <w:rPr>
-          <w:sz w:val="20"/>
-          <w:szCs w:val="20"/>
-        </w:rPr>
-        <w:t xml:space="preserve">кожного </w:t>
-      </w:r>
+      <w:sdt>
+        <w:sdtPr>
+          <w:rPr>
+            <w:b/>
+            <w:sz w:val="20"/>
+            <w:szCs w:val="20"/>
+          </w:rPr>
+          <w:alias w:val="payPeriod5"/>
+          <w:tag w:val="payPeriod5"/>
+          <w:id w:val="1087661003"/>
+          <w:placeholder>
+            <w:docPart w:val="793BAA50453C4C5880053E2D0F9C32CC"/>
+          </w:placeholder>
+          <w:showingPlcHdr/>
+          <w15:appearance w15:val="tags"/>
+          <w:text/>
+        </w:sdtPr>
+        <w:sdtContent>
+          <w:r>
+            <w:rPr>
+              <w:rStyle w:val="PlaceholderText"/>
+              <w:sz w:val="20"/>
+              <w:szCs w:val="20"/>
+            </w:rPr>
+            <w:t>Место для ввода текста.</w:t>
+          </w:r>
+        </w:sdtContent>
+      </w:sdt>
       <w:r>
         <w:rPr>
           <w:b/>
           <w:sz w:val="20"/>
           <w:szCs w:val="20"/>
         </w:rPr>
-        <w:t>місяця</w:t>
-      </w:r>
-      <w:r>
-        <w:rPr>
-          <w:b/>
-          <w:sz w:val="20"/>
-          <w:szCs w:val="20"/>
-        </w:rPr>
-        <w:t>,</w:t>
-      </w:r>
-      <w:r>
-        <w:rPr>
-          <w:sz w:val="20"/>
-          <w:szCs w:val="20"/>
-          <w:lang w:val="ru-RU"/>
-        </w:rPr>
-        <w:t xml:space="preserve"> п</w:t>
-      </w:r>
-      <w:proofErr w:type="spellStart"/>
-      <w:r>
-        <w:rPr>
-          <w:sz w:val="20"/>
-          <w:szCs w:val="20"/>
-        </w:rPr>
-        <w:t>е</w:t>
-      </w:r>
-      <w:r>
-        <w:rPr>
-          <w:sz w:val="20"/>
-          <w:szCs w:val="20"/>
-        </w:rPr>
-        <w:t>рерахувати</w:t>
-      </w:r>
-      <w:proofErr w:type="spellEnd"/>
-      <w:r>
-        <w:rPr>
-          <w:sz w:val="20"/>
-          <w:szCs w:val="20"/>
-        </w:rPr>
-        <w:t xml:space="preserve"> на поточний рахунок Г</w:t>
-      </w:r>
-      <w:r>
-        <w:rPr>
-          <w:sz w:val="20"/>
-          <w:szCs w:val="20"/>
-        </w:rPr>
-        <w:t xml:space="preserve">О УААСП </w:t>
-      </w:r>
-      <w:r>
-        <w:rPr>
-          <w:b/>
-          <w:sz w:val="20"/>
-          <w:szCs w:val="20"/>
-        </w:rPr>
-        <w:t>за попередній місяць</w:t>
-      </w:r>
-      <w:r>
-        <w:rPr>
-          <w:sz w:val="20"/>
-          <w:szCs w:val="20"/>
-        </w:rPr>
-        <w:t xml:space="preserve"> загальну повну суму авторської винагороди, визначену в п. 2.4. даного Договору, за ви</w:t>
-      </w:r>
-      <w:r>
-        <w:rPr>
-          <w:sz w:val="20"/>
-          <w:szCs w:val="20"/>
-        </w:rPr>
-        <w:t xml:space="preserve">рахуванням сплаченого у передбаченому вище порядку </w:t>
-      </w:r>
-      <w:r>
-        <w:rPr>
-          <w:sz w:val="20"/>
-          <w:szCs w:val="20"/>
-        </w:rPr>
-        <w:t>даного Договору мінімального платежу</w:t>
-      </w:r>
-      <w:r>
-        <w:rPr>
-          <w:sz w:val="20"/>
-          <w:szCs w:val="20"/>
-        </w:rPr>
-        <w:t xml:space="preserve">; </w:t>
-      </w:r>
-      <w:r>
+        <w:t xml:space="preserve"> </w:t>
+      </w:r>
+      <w:r>
+        <w:rPr>
+          <w:sz w:val="20"/>
+          <w:szCs w:val="20"/>
+        </w:rPr>
+        <w:t xml:space="preserve">загальну повну суму авторської винагороди, визначену в п. 2.4. даного Договору, за вирахуванням сплаченого у передбаченому вище порядку даного Договору мінімального платежу; </w:t>
+      </w:r>
+      <w:r>
+        <w:rPr>
+          <w:sz w:val="20"/>
+          <w:szCs w:val="20"/>
+        </w:rPr>
         <w:tab/>
       </w:r>
     </w:p>
     <w:p>
       <w:pPr>
-        <w:pStyle w:val="a9"/>
+        <w:pStyle w:val="BodyText"/>
         <w:ind w:right="-141" w:firstLine="360"/>
         <w:rPr>
           <w:sz w:val="20"/>
@@ -2699,50 +2636,37 @@
           <w:sz w:val="20"/>
           <w:szCs w:val="20"/>
         </w:rPr>
-        <w:t>2.5.</w:t>
-      </w:r>
-      <w:r>
-        <w:rPr>
-          <w:sz w:val="20"/>
-          <w:szCs w:val="20"/>
-        </w:rPr>
-        <w:t>2</w:t>
-      </w:r>
-      <w:r>
-        <w:rPr>
-          <w:sz w:val="20"/>
-          <w:szCs w:val="20"/>
-        </w:rPr>
-        <w:t xml:space="preserve">. </w:t>
-      </w:r>
-      <w:r>
-        <w:rPr>
-          <w:sz w:val="20"/>
-          <w:szCs w:val="20"/>
-        </w:rPr>
-        <w:t>не пізніше 20 (двадцятого</w:t>
-      </w:r>
-      <w:r>
-        <w:rPr>
-          <w:sz w:val="20"/>
-          <w:szCs w:val="20"/>
-        </w:rPr>
-        <w:t xml:space="preserve">) </w:t>
-      </w:r>
-      <w:r>
-        <w:rPr>
-          <w:sz w:val="20"/>
-          <w:szCs w:val="20"/>
-        </w:rPr>
-        <w:t xml:space="preserve">числа після закінчення кожного кварталу </w:t>
-      </w:r>
-      <w:r>
-        <w:rPr>
-          <w:sz w:val="20"/>
-          <w:szCs w:val="20"/>
-        </w:rPr>
-        <w:t>надати</w:t>
-      </w:r>
+        <w:t xml:space="preserve">2.5.2. не пізніше 20 (двадцятого) числа </w:t>
+      </w:r>
+      <w:sdt>
+        <w:sdtPr>
+          <w:rPr>
+            <w:b/>
+            <w:color w:val="000000"/>
+            <w:sz w:val="20"/>
+            <w:szCs w:val="20"/>
+          </w:rPr>
+          <w:alias w:val="payPeriod2"/>
+          <w:tag w:val="payPeriod2"/>
+          <w:id w:val="1990129443"/>
+          <w:placeholder>
+            <w:docPart w:val="1F1BFC2D5E2342629691239210439311"/>
+          </w:placeholder>
+          <w:showingPlcHdr/>
+          <w15:appearance w15:val="tags"/>
+          <w:text/>
+        </w:sdtPr>
+        <w:sdtContent>
+          <w:r>
+            <w:rPr>
+              <w:rStyle w:val="PlaceholderText"/>
+              <w:sz w:val="20"/>
+              <w:szCs w:val="20"/>
+            </w:rPr>
+            <w:t>Место для ввода текста.</w:t>
+          </w:r>
+        </w:sdtContent>
+      </w:sdt>
       <w:r>
         <w:rPr>
           <w:sz w:val="20"/>
@@ -2755,49 +2679,7 @@
           <w:sz w:val="20"/>
           <w:szCs w:val="20"/>
         </w:rPr>
-        <w:t>ГО УААСП</w:t>
-      </w:r>
-      <w:r>
-        <w:rPr>
-          <w:sz w:val="20"/>
-          <w:szCs w:val="20"/>
-        </w:rPr>
-        <w:t xml:space="preserve"> </w:t>
-      </w:r>
-      <w:r>
-        <w:rPr>
-          <w:sz w:val="20"/>
-          <w:szCs w:val="20"/>
-        </w:rPr>
-        <w:t xml:space="preserve">безпосередньо або через </w:t>
-      </w:r>
-      <w:r>
-        <w:rPr>
-          <w:sz w:val="20"/>
-          <w:szCs w:val="20"/>
-        </w:rPr>
-        <w:t>п</w:t>
-      </w:r>
-      <w:r>
-        <w:rPr>
-          <w:sz w:val="20"/>
-          <w:szCs w:val="20"/>
-        </w:rPr>
-        <w:t xml:space="preserve">редставника </w:t>
-      </w:r>
-      <w:r>
-        <w:rPr>
-          <w:sz w:val="20"/>
-          <w:szCs w:val="20"/>
-        </w:rPr>
-        <w:t xml:space="preserve">у паперовому прошитому вигляді за підписом уповноваженої особи Користувача </w:t>
-      </w:r>
-      <w:r>
-        <w:rPr>
-          <w:sz w:val="20"/>
-          <w:szCs w:val="20"/>
-        </w:rPr>
-        <w:t xml:space="preserve">Звіт про публічно виконані твори (далі – Звіт) за формою, наведеною у </w:t>
+        <w:t xml:space="preserve">надати ГО УААСП безпосередньо або через представника у паперовому прошитому вигляді за підписом уповноваженої особи Користувача Звіт про публічно виконані твори (далі – Звіт) за формою, наведеною у </w:t>
       </w:r>
       <w:r>
         <w:rPr>
@@ -2820,15 +2702,7 @@
           <w:sz w:val="20"/>
           <w:szCs w:val="20"/>
         </w:rPr>
-        <w:t>адрес</w:t>
-      </w:r>
-      <w:r>
-        <w:rPr>
-          <w:color w:val="000000"/>
-          <w:sz w:val="20"/>
-          <w:szCs w:val="20"/>
-        </w:rPr>
-        <w:t xml:space="preserve">ою: </w:t>
+        <w:t xml:space="preserve">адресою: </w:t>
       </w:r>
       <w:proofErr w:type="spellStart"/>
       <w:r>
@@ -2911,18 +2785,8 @@
           <w:sz w:val="20"/>
           <w:szCs w:val="20"/>
         </w:rPr>
-        <w:t xml:space="preserve">(Звіт подається в файлі формату </w:t>
-      </w:r>
-      <w:proofErr w:type="spellStart"/>
-      <w:r>
-        <w:rPr>
-          <w:i/>
-          <w:sz w:val="20"/>
-          <w:szCs w:val="20"/>
-        </w:rPr>
-        <w:t>Exсel</w:t>
-      </w:r>
-      <w:proofErr w:type="spellEnd"/>
+        <w:t>(Звіт подається в файлі формату Exсel</w:t>
+      </w:r>
       <w:r>
         <w:rPr>
           <w:sz w:val="20"/>
@@ -2933,7 +2797,7 @@
     </w:p>
     <w:p>
       <w:pPr>
-        <w:pStyle w:val="a9"/>
+        <w:pStyle w:val="BodyText"/>
         <w:tabs>
           <w:tab w:val="left" w:pos="2835"/>
         </w:tabs>
@@ -2948,49 +2812,57 @@
           <w:sz w:val="20"/>
           <w:szCs w:val="20"/>
         </w:rPr>
-        <w:t xml:space="preserve">2.5.3. </w:t>
-      </w:r>
-      <w:r>
-        <w:rPr>
-          <w:sz w:val="20"/>
-          <w:szCs w:val="20"/>
-        </w:rPr>
-        <w:t>не пізніше 20 (двадцятого</w:t>
-      </w:r>
-      <w:r>
-        <w:rPr>
-          <w:sz w:val="20"/>
-          <w:szCs w:val="20"/>
-        </w:rPr>
-        <w:t xml:space="preserve">) </w:t>
-      </w:r>
-      <w:r>
-        <w:rPr>
-          <w:sz w:val="20"/>
-          <w:szCs w:val="20"/>
-        </w:rPr>
-        <w:t xml:space="preserve">числа після закінчення кожного кварталу </w:t>
-      </w:r>
-      <w:r>
-        <w:rPr>
-          <w:sz w:val="20"/>
-          <w:szCs w:val="20"/>
-        </w:rPr>
-        <w:t xml:space="preserve">надіслати </w:t>
-      </w:r>
-      <w:r>
-        <w:rPr>
-          <w:sz w:val="20"/>
-          <w:szCs w:val="20"/>
-        </w:rPr>
-        <w:t>ГО УААСП</w:t>
-      </w:r>
-      <w:r>
-        <w:rPr>
-          <w:sz w:val="20"/>
-          <w:szCs w:val="20"/>
-        </w:rPr>
-        <w:t xml:space="preserve"> належним чином заповнений та підписаний Акт про виплату авторської винагороди та надання звіту (далі – Акт) в 2-ох примірниках за формою, наведеною у </w:t>
+        <w:t xml:space="preserve">2.5.3. не пізніше 20 (двадцятого) </w:t>
+      </w:r>
+      <w:r>
+        <w:rPr>
+          <w:sz w:val="20"/>
+          <w:szCs w:val="20"/>
+        </w:rPr>
+        <w:t xml:space="preserve">числа </w:t>
+      </w:r>
+      <w:sdt>
+        <w:sdtPr>
+          <w:rPr>
+            <w:b/>
+            <w:color w:val="000000"/>
+            <w:sz w:val="20"/>
+            <w:szCs w:val="20"/>
+          </w:rPr>
+          <w:alias w:val="payPeriod2"/>
+          <w:tag w:val="payPeriod2"/>
+          <w:id w:val="1254168523"/>
+          <w:placeholder>
+            <w:docPart w:val="CD74F6AE511149E496F2D485DCEB77F6"/>
+          </w:placeholder>
+          <w:showingPlcHdr/>
+          <w15:appearance w15:val="tags"/>
+          <w:text/>
+        </w:sdtPr>
+        <w:sdtContent>
+          <w:r>
+            <w:rPr>
+              <w:rStyle w:val="PlaceholderText"/>
+              <w:sz w:val="20"/>
+              <w:szCs w:val="20"/>
+            </w:rPr>
+            <w:t>Место для ввода текста.</w:t>
+          </w:r>
+        </w:sdtContent>
+      </w:sdt>
+      <w:r>
+        <w:rPr>
+          <w:sz w:val="20"/>
+          <w:szCs w:val="20"/>
+        </w:rPr>
+        <w:t xml:space="preserve"> </w:t>
+      </w:r>
+      <w:r>
+        <w:rPr>
+          <w:sz w:val="20"/>
+          <w:szCs w:val="20"/>
+        </w:rPr>
+        <w:t xml:space="preserve">надіслати ГО УААСП належним чином заповнений та підписаний Акт про виплату авторської винагороди та надання звіту (далі – Акт) в 2-ох примірниках за формою, наведеною у </w:t>
       </w:r>
       <w:r>
         <w:rPr>
@@ -3005,47 +2877,15 @@
           <w:sz w:val="20"/>
           <w:szCs w:val="20"/>
         </w:rPr>
-        <w:t>, який після перевірки зазначеної в ньому інформації щодо перерахування коштів підписується</w:t>
-      </w:r>
-      <w:r>
-        <w:rPr>
-          <w:sz w:val="20"/>
-          <w:szCs w:val="20"/>
-        </w:rPr>
-        <w:t xml:space="preserve">             </w:t>
-      </w:r>
-      <w:r>
-        <w:rPr>
-          <w:sz w:val="20"/>
-          <w:szCs w:val="20"/>
-        </w:rPr>
-        <w:t xml:space="preserve"> </w:t>
-      </w:r>
-      <w:r>
-        <w:rPr>
-          <w:sz w:val="20"/>
-          <w:szCs w:val="20"/>
-        </w:rPr>
-        <w:t>ГО УААСП</w:t>
-      </w:r>
-      <w:r>
-        <w:rPr>
-          <w:sz w:val="20"/>
-          <w:szCs w:val="20"/>
-        </w:rPr>
-        <w:t>, після чого 1 (один) примірник повертається Користувачу.</w:t>
-      </w:r>
-      <w:r>
-        <w:rPr>
-          <w:sz w:val="20"/>
-          <w:szCs w:val="20"/>
-        </w:rPr>
-        <w:t xml:space="preserve"> </w:t>
+        <w:t>, який після перевірки зазначеної в ньому інформації щодо перерахування коштів підписується              ГО УААСП, після чого 1 (один) примірник повертається Користувачу.</w:t>
       </w:r>
     </w:p>
     <w:p>
       <w:pPr>
-        <w:pStyle w:val="a9"/>
+        <w:pStyle w:val="BodyText"/>
+        <w:tabs>
+          <w:tab w:val="left" w:pos="2835"/>
+        </w:tabs>
         <w:ind w:right="-141" w:firstLine="360"/>
         <w:rPr>
           <w:sz w:val="20"/>
@@ -3473,7 +3313,6 @@
         </w:rPr>
         <w:t xml:space="preserve"> </w:t>
       </w:r>
-      <w:proofErr w:type="spellStart"/>
       <w:r>
         <w:rPr>
           <w:rFonts w:ascii="Times New Roman" w:hAnsi="Times New Roman" w:cs="Times New Roman"/>
@@ -3482,7 +3321,6 @@
         </w:rPr>
         <w:t>випадку</w:t>
       </w:r>
-      <w:proofErr w:type="spellEnd"/>
       <w:r>
         <w:rPr>
           <w:rFonts w:ascii="Times New Roman" w:hAnsi="Times New Roman" w:cs="Times New Roman"/>
@@ -3491,7 +3329,6 @@
         </w:rPr>
         <w:t xml:space="preserve"> </w:t>
       </w:r>
-      <w:proofErr w:type="spellStart"/>
       <w:r>
         <w:rPr>
           <w:rFonts w:ascii="Times New Roman" w:hAnsi="Times New Roman" w:cs="Times New Roman"/>
@@ -3500,7 +3337,6 @@
         </w:rPr>
         <w:t>існування</w:t>
       </w:r>
-      <w:proofErr w:type="spellEnd"/>
       <w:r>
         <w:rPr>
           <w:rFonts w:ascii="Times New Roman" w:hAnsi="Times New Roman" w:cs="Times New Roman"/>
@@ -3509,7 +3345,6 @@
         </w:rPr>
         <w:t xml:space="preserve"> </w:t>
       </w:r>
-      <w:proofErr w:type="spellStart"/>
       <w:r>
         <w:rPr>
           <w:rFonts w:ascii="Times New Roman" w:hAnsi="Times New Roman" w:cs="Times New Roman"/>
@@ -3518,7 +3353,6 @@
         </w:rPr>
         <w:t>власного</w:t>
       </w:r>
-      <w:proofErr w:type="spellEnd"/>
       <w:r>
         <w:rPr>
           <w:rFonts w:ascii="Times New Roman" w:hAnsi="Times New Roman" w:cs="Times New Roman"/>
@@ -3527,7 +3361,6 @@
         </w:rPr>
         <w:t xml:space="preserve"> </w:t>
       </w:r>
-      <w:proofErr w:type="spellStart"/>
       <w:r>
         <w:rPr>
           <w:rFonts w:ascii="Times New Roman" w:hAnsi="Times New Roman" w:cs="Times New Roman"/>
@@ -3536,7 +3369,6 @@
         </w:rPr>
         <w:t>Інтернет</w:t>
       </w:r>
-      <w:proofErr w:type="spellEnd"/>
       <w:r>
         <w:rPr>
           <w:rFonts w:ascii="Times New Roman" w:hAnsi="Times New Roman" w:cs="Times New Roman"/>
@@ -3561,7 +3393,6 @@
         </w:rPr>
         <w:t xml:space="preserve"> </w:t>
       </w:r>
-      <w:proofErr w:type="spellStart"/>
       <w:r>
         <w:rPr>
           <w:rFonts w:ascii="Times New Roman" w:hAnsi="Times New Roman" w:cs="Times New Roman"/>
@@ -3570,7 +3401,6 @@
         </w:rPr>
         <w:t>Користувач</w:t>
       </w:r>
-      <w:proofErr w:type="spellEnd"/>
       <w:r>
         <w:rPr>
           <w:rFonts w:ascii="Times New Roman" w:hAnsi="Times New Roman" w:cs="Times New Roman"/>
@@ -3579,7 +3409,6 @@
         </w:rPr>
         <w:t xml:space="preserve"> </w:t>
       </w:r>
-      <w:proofErr w:type="spellStart"/>
       <w:r>
         <w:rPr>
           <w:rFonts w:ascii="Times New Roman" w:hAnsi="Times New Roman" w:cs="Times New Roman"/>
@@ -3604,7 +3433,6 @@
         </w:rPr>
         <w:t>язується</w:t>
       </w:r>
-      <w:proofErr w:type="spellEnd"/>
       <w:r>
         <w:rPr>
           <w:rFonts w:ascii="Times New Roman" w:hAnsi="Times New Roman" w:cs="Times New Roman"/>
@@ -3613,7 +3441,6 @@
         </w:rPr>
         <w:t xml:space="preserve"> </w:t>
       </w:r>
-      <w:proofErr w:type="spellStart"/>
       <w:r>
         <w:rPr>
           <w:rFonts w:ascii="Times New Roman" w:hAnsi="Times New Roman" w:cs="Times New Roman"/>
@@ -3622,7 +3449,6 @@
         </w:rPr>
         <w:t>зазначити</w:t>
       </w:r>
-      <w:proofErr w:type="spellEnd"/>
       <w:r>
         <w:rPr>
           <w:rFonts w:ascii="Times New Roman" w:hAnsi="Times New Roman" w:cs="Times New Roman"/>
@@ -3647,7 +3473,6 @@
         </w:rPr>
         <w:t xml:space="preserve"> </w:t>
       </w:r>
-      <w:proofErr w:type="spellStart"/>
       <w:r>
         <w:rPr>
           <w:rFonts w:ascii="Times New Roman" w:hAnsi="Times New Roman" w:cs="Times New Roman"/>
@@ -3656,7 +3481,6 @@
         </w:rPr>
         <w:t>ньому</w:t>
       </w:r>
-      <w:proofErr w:type="spellEnd"/>
       <w:r>
         <w:rPr>
           <w:rFonts w:ascii="Times New Roman" w:hAnsi="Times New Roman" w:cs="Times New Roman"/>
@@ -3665,7 +3489,6 @@
         </w:rPr>
         <w:t xml:space="preserve"> </w:t>
       </w:r>
-      <w:proofErr w:type="spellStart"/>
       <w:r>
         <w:rPr>
           <w:rFonts w:ascii="Times New Roman" w:hAnsi="Times New Roman" w:cs="Times New Roman"/>
@@ -3674,7 +3497,6 @@
         </w:rPr>
         <w:t>інформацію</w:t>
       </w:r>
-      <w:proofErr w:type="spellEnd"/>
       <w:r>
         <w:rPr>
           <w:rFonts w:ascii="Times New Roman" w:hAnsi="Times New Roman" w:cs="Times New Roman"/>
@@ -3683,7 +3505,6 @@
         </w:rPr>
         <w:t xml:space="preserve">, </w:t>
       </w:r>
-      <w:proofErr w:type="spellStart"/>
       <w:r>
         <w:rPr>
           <w:rFonts w:ascii="Times New Roman" w:hAnsi="Times New Roman" w:cs="Times New Roman"/>
@@ -3692,7 +3513,6 @@
         </w:rPr>
         <w:t>що</w:t>
       </w:r>
-      <w:proofErr w:type="spellEnd"/>
       <w:r>
         <w:rPr>
           <w:rFonts w:ascii="Times New Roman" w:hAnsi="Times New Roman" w:cs="Times New Roman"/>
@@ -3701,7 +3521,6 @@
         </w:rPr>
         <w:t xml:space="preserve"> </w:t>
       </w:r>
-      <w:proofErr w:type="spellStart"/>
       <w:r>
         <w:rPr>
           <w:rFonts w:ascii="Times New Roman" w:hAnsi="Times New Roman" w:cs="Times New Roman"/>
@@ -3710,7 +3529,6 @@
         </w:rPr>
         <w:t>дозвіл</w:t>
       </w:r>
-      <w:proofErr w:type="spellEnd"/>
       <w:r>
         <w:rPr>
           <w:rFonts w:ascii="Times New Roman" w:hAnsi="Times New Roman" w:cs="Times New Roman"/>
@@ -3735,7 +3553,6 @@
         </w:rPr>
         <w:t xml:space="preserve"> </w:t>
       </w:r>
-      <w:proofErr w:type="spellStart"/>
       <w:r>
         <w:rPr>
           <w:rFonts w:ascii="Times New Roman" w:hAnsi="Times New Roman" w:cs="Times New Roman"/>
@@ -3744,7 +3561,6 @@
         </w:rPr>
         <w:t>використання</w:t>
       </w:r>
-      <w:proofErr w:type="spellEnd"/>
       <w:r>
         <w:rPr>
           <w:rFonts w:ascii="Times New Roman" w:hAnsi="Times New Roman" w:cs="Times New Roman"/>
@@ -3753,7 +3569,6 @@
         </w:rPr>
         <w:t xml:space="preserve"> </w:t>
       </w:r>
-      <w:proofErr w:type="spellStart"/>
       <w:r>
         <w:rPr>
           <w:rFonts w:ascii="Times New Roman" w:hAnsi="Times New Roman" w:cs="Times New Roman"/>
@@ -3762,7 +3577,6 @@
         </w:rPr>
         <w:t>Творів</w:t>
       </w:r>
-      <w:proofErr w:type="spellEnd"/>
       <w:r>
         <w:rPr>
           <w:rFonts w:ascii="Times New Roman" w:hAnsi="Times New Roman" w:cs="Times New Roman"/>
@@ -3771,7 +3585,6 @@
         </w:rPr>
         <w:t xml:space="preserve"> </w:t>
       </w:r>
-      <w:proofErr w:type="spellStart"/>
       <w:r>
         <w:rPr>
           <w:rFonts w:ascii="Times New Roman" w:hAnsi="Times New Roman" w:cs="Times New Roman"/>
@@ -3780,7 +3593,6 @@
         </w:rPr>
         <w:t>отримано</w:t>
       </w:r>
-      <w:proofErr w:type="spellEnd"/>
       <w:r>
         <w:rPr>
           <w:rFonts w:ascii="Times New Roman" w:hAnsi="Times New Roman" w:cs="Times New Roman"/>
@@ -3853,7 +3665,6 @@
         </w:rPr>
         <w:t xml:space="preserve"> </w:t>
       </w:r>
-      <w:proofErr w:type="spellStart"/>
       <w:r>
         <w:rPr>
           <w:rFonts w:ascii="Times New Roman" w:hAnsi="Times New Roman" w:cs="Times New Roman"/>
@@ -3862,7 +3673,6 @@
         </w:rPr>
         <w:t>інтерактивним</w:t>
       </w:r>
-      <w:proofErr w:type="spellEnd"/>
       <w:r>
         <w:rPr>
           <w:rFonts w:ascii="Times New Roman" w:hAnsi="Times New Roman" w:cs="Times New Roman"/>
@@ -3871,7 +3681,6 @@
         </w:rPr>
         <w:t xml:space="preserve"> </w:t>
       </w:r>
-      <w:proofErr w:type="spellStart"/>
       <w:r>
         <w:rPr>
           <w:rFonts w:ascii="Times New Roman" w:hAnsi="Times New Roman" w:cs="Times New Roman"/>
@@ -3880,7 +3689,6 @@
         </w:rPr>
         <w:t>посиланням</w:t>
       </w:r>
-      <w:proofErr w:type="spellEnd"/>
       <w:r>
         <w:rPr>
           <w:rFonts w:ascii="Times New Roman" w:hAnsi="Times New Roman" w:cs="Times New Roman"/>
@@ -3972,7 +3780,7 @@
       <w:hyperlink r:id="rId9" w:history="1">
         <w:r>
           <w:rPr>
-            <w:rStyle w:val="a8"/>
+            <w:rStyle w:val="Hyperlink"/>
             <w:rFonts w:ascii="Times New Roman" w:hAnsi="Times New Roman" w:cs="Times New Roman"/>
             <w:sz w:val="20"/>
             <w:szCs w:val="20"/>
@@ -3982,7 +3790,7 @@
         </w:r>
         <w:r>
           <w:rPr>
-            <w:rStyle w:val="a8"/>
+            <w:rStyle w:val="Hyperlink"/>
             <w:rFonts w:ascii="Times New Roman" w:hAnsi="Times New Roman" w:cs="Times New Roman"/>
             <w:sz w:val="20"/>
             <w:szCs w:val="20"/>
@@ -3992,7 +3800,7 @@
         <w:proofErr w:type="spellStart"/>
         <w:r>
           <w:rPr>
-            <w:rStyle w:val="a8"/>
+            <w:rStyle w:val="Hyperlink"/>
             <w:rFonts w:ascii="Times New Roman" w:hAnsi="Times New Roman" w:cs="Times New Roman"/>
             <w:sz w:val="20"/>
             <w:szCs w:val="20"/>
@@ -4003,7 +3811,7 @@
         <w:proofErr w:type="spellEnd"/>
         <w:r>
           <w:rPr>
-            <w:rStyle w:val="a8"/>
+            <w:rStyle w:val="Hyperlink"/>
             <w:rFonts w:ascii="Times New Roman" w:hAnsi="Times New Roman" w:cs="Times New Roman"/>
             <w:sz w:val="20"/>
             <w:szCs w:val="20"/>
@@ -4012,7 +3820,7 @@
         </w:r>
         <w:r>
           <w:rPr>
-            <w:rStyle w:val="a8"/>
+            <w:rStyle w:val="Hyperlink"/>
             <w:rFonts w:ascii="Times New Roman" w:hAnsi="Times New Roman" w:cs="Times New Roman"/>
             <w:sz w:val="20"/>
             <w:szCs w:val="20"/>
@@ -4022,7 +3830,7 @@
         </w:r>
         <w:r>
           <w:rPr>
-            <w:rStyle w:val="a8"/>
+            <w:rStyle w:val="Hyperlink"/>
             <w:rFonts w:ascii="Times New Roman" w:hAnsi="Times New Roman" w:cs="Times New Roman"/>
             <w:sz w:val="20"/>
             <w:szCs w:val="20"/>
@@ -4032,7 +3840,7 @@
         <w:proofErr w:type="spellStart"/>
         <w:r>
           <w:rPr>
-            <w:rStyle w:val="a8"/>
+            <w:rStyle w:val="Hyperlink"/>
             <w:rFonts w:ascii="Times New Roman" w:hAnsi="Times New Roman" w:cs="Times New Roman"/>
             <w:sz w:val="20"/>
             <w:szCs w:val="20"/>
@@ -4066,7 +3874,6 @@
         </w:rPr>
         <w:t xml:space="preserve"> </w:t>
       </w:r>
-      <w:proofErr w:type="spellStart"/>
       <w:r>
         <w:rPr>
           <w:rFonts w:ascii="Times New Roman" w:hAnsi="Times New Roman" w:cs="Times New Roman"/>
@@ -4075,7 +3882,6 @@
         </w:rPr>
         <w:t>розмістити</w:t>
       </w:r>
-      <w:proofErr w:type="spellEnd"/>
       <w:r>
         <w:rPr>
           <w:rFonts w:ascii="Times New Roman" w:hAnsi="Times New Roman" w:cs="Times New Roman"/>
@@ -4100,7 +3906,6 @@
         </w:rPr>
         <w:t xml:space="preserve"> </w:t>
       </w:r>
-      <w:proofErr w:type="spellStart"/>
       <w:r>
         <w:rPr>
           <w:rFonts w:ascii="Times New Roman" w:hAnsi="Times New Roman" w:cs="Times New Roman"/>
@@ -4109,7 +3914,6 @@
         </w:rPr>
         <w:t>території</w:t>
       </w:r>
-      <w:proofErr w:type="spellEnd"/>
       <w:r>
         <w:rPr>
           <w:rFonts w:ascii="Times New Roman" w:hAnsi="Times New Roman" w:cs="Times New Roman"/>
@@ -4134,7 +3938,6 @@
         </w:rPr>
         <w:t xml:space="preserve"> </w:t>
       </w:r>
-      <w:proofErr w:type="spellStart"/>
       <w:r>
         <w:rPr>
           <w:rFonts w:ascii="Times New Roman" w:hAnsi="Times New Roman" w:cs="Times New Roman"/>
@@ -4143,7 +3946,6 @@
         </w:rPr>
         <w:t>Користувача</w:t>
       </w:r>
-      <w:proofErr w:type="spellEnd"/>
       <w:r>
         <w:rPr>
           <w:rFonts w:ascii="Times New Roman" w:hAnsi="Times New Roman" w:cs="Times New Roman"/>
@@ -4168,7 +3970,6 @@
         </w:rPr>
         <w:t xml:space="preserve"> </w:t>
       </w:r>
-      <w:proofErr w:type="spellStart"/>
       <w:r>
         <w:rPr>
           <w:rFonts w:ascii="Times New Roman" w:hAnsi="Times New Roman" w:cs="Times New Roman"/>
@@ -4177,7 +3978,6 @@
         </w:rPr>
         <w:t>місці</w:t>
       </w:r>
-      <w:proofErr w:type="spellEnd"/>
       <w:r>
         <w:rPr>
           <w:rFonts w:ascii="Times New Roman" w:hAnsi="Times New Roman" w:cs="Times New Roman"/>
@@ -4186,7 +3986,6 @@
         </w:rPr>
         <w:t xml:space="preserve"> </w:t>
       </w:r>
-      <w:proofErr w:type="spellStart"/>
       <w:r>
         <w:rPr>
           <w:rFonts w:ascii="Times New Roman" w:hAnsi="Times New Roman" w:cs="Times New Roman"/>
@@ -4195,7 +3994,6 @@
         </w:rPr>
         <w:t>відкритому</w:t>
       </w:r>
-      <w:proofErr w:type="spellEnd"/>
       <w:r>
         <w:rPr>
           <w:rFonts w:ascii="Times New Roman" w:hAnsi="Times New Roman" w:cs="Times New Roman"/>
@@ -4220,7 +4018,6 @@
         </w:rPr>
         <w:t xml:space="preserve"> </w:t>
       </w:r>
-      <w:proofErr w:type="spellStart"/>
       <w:r>
         <w:rPr>
           <w:rFonts w:ascii="Times New Roman" w:hAnsi="Times New Roman" w:cs="Times New Roman"/>
@@ -4229,7 +4026,6 @@
         </w:rPr>
         <w:t>інших</w:t>
       </w:r>
-      <w:proofErr w:type="spellEnd"/>
       <w:r>
         <w:rPr>
           <w:rFonts w:ascii="Times New Roman" w:hAnsi="Times New Roman" w:cs="Times New Roman"/>
@@ -4238,7 +4034,6 @@
         </w:rPr>
         <w:t xml:space="preserve"> </w:t>
       </w:r>
-      <w:proofErr w:type="spellStart"/>
       <w:r>
         <w:rPr>
           <w:rFonts w:ascii="Times New Roman" w:hAnsi="Times New Roman" w:cs="Times New Roman"/>
@@ -4247,7 +4042,6 @@
         </w:rPr>
         <w:t>осіб</w:t>
       </w:r>
-      <w:proofErr w:type="spellEnd"/>
       <w:r>
         <w:rPr>
           <w:rFonts w:ascii="Times New Roman" w:hAnsi="Times New Roman" w:cs="Times New Roman"/>
@@ -4256,7 +4050,6 @@
         </w:rPr>
         <w:t xml:space="preserve"> </w:t>
       </w:r>
-      <w:proofErr w:type="spellStart"/>
       <w:r>
         <w:rPr>
           <w:rFonts w:ascii="Times New Roman" w:hAnsi="Times New Roman" w:cs="Times New Roman"/>
@@ -4265,7 +4058,6 @@
         </w:rPr>
         <w:t>інформаційні</w:t>
       </w:r>
-      <w:proofErr w:type="spellEnd"/>
       <w:r>
         <w:rPr>
           <w:rFonts w:ascii="Times New Roman" w:hAnsi="Times New Roman" w:cs="Times New Roman"/>
@@ -4274,7 +4066,6 @@
         </w:rPr>
         <w:t xml:space="preserve"> </w:t>
       </w:r>
-      <w:proofErr w:type="spellStart"/>
       <w:r>
         <w:rPr>
           <w:rFonts w:ascii="Times New Roman" w:hAnsi="Times New Roman" w:cs="Times New Roman"/>
@@ -4283,7 +4074,6 @@
         </w:rPr>
         <w:t>матеріали</w:t>
       </w:r>
-      <w:proofErr w:type="spellEnd"/>
       <w:r>
         <w:rPr>
           <w:rFonts w:ascii="Times New Roman" w:hAnsi="Times New Roman" w:cs="Times New Roman"/>
@@ -4324,7 +4114,6 @@
         </w:rPr>
         <w:t xml:space="preserve">, </w:t>
       </w:r>
-      <w:proofErr w:type="spellStart"/>
       <w:r>
         <w:rPr>
           <w:rFonts w:ascii="Times New Roman" w:hAnsi="Times New Roman" w:cs="Times New Roman"/>
@@ -4333,7 +4122,6 @@
         </w:rPr>
         <w:t>виготовлені</w:t>
       </w:r>
-      <w:proofErr w:type="spellEnd"/>
       <w:r>
         <w:rPr>
           <w:rFonts w:ascii="Times New Roman" w:hAnsi="Times New Roman" w:cs="Times New Roman"/>
@@ -4358,7 +4146,6 @@
         </w:rPr>
         <w:t xml:space="preserve"> </w:t>
       </w:r>
-      <w:proofErr w:type="spellStart"/>
       <w:r>
         <w:rPr>
           <w:rFonts w:ascii="Times New Roman" w:hAnsi="Times New Roman" w:cs="Times New Roman"/>
@@ -4367,7 +4154,6 @@
         </w:rPr>
         <w:t>рахунок</w:t>
       </w:r>
-      <w:proofErr w:type="spellEnd"/>
       <w:r>
         <w:rPr>
           <w:rFonts w:ascii="Times New Roman" w:hAnsi="Times New Roman" w:cs="Times New Roman"/>
@@ -4424,7 +4210,6 @@
         </w:rPr>
         <w:t xml:space="preserve"> </w:t>
       </w:r>
-      <w:proofErr w:type="spellStart"/>
       <w:r>
         <w:rPr>
           <w:rFonts w:ascii="Times New Roman" w:hAnsi="Times New Roman" w:cs="Times New Roman"/>
@@ -4433,7 +4218,6 @@
         </w:rPr>
         <w:t>безоплатно</w:t>
       </w:r>
-      <w:proofErr w:type="spellEnd"/>
       <w:r>
         <w:rPr>
           <w:rFonts w:ascii="Times New Roman" w:hAnsi="Times New Roman" w:cs="Times New Roman"/>
@@ -4442,7 +4226,6 @@
         </w:rPr>
         <w:t xml:space="preserve"> </w:t>
       </w:r>
-      <w:proofErr w:type="spellStart"/>
       <w:r>
         <w:rPr>
           <w:rFonts w:ascii="Times New Roman" w:hAnsi="Times New Roman" w:cs="Times New Roman"/>
@@ -4451,7 +4234,6 @@
         </w:rPr>
         <w:t>надані</w:t>
       </w:r>
-      <w:proofErr w:type="spellEnd"/>
       <w:r>
         <w:rPr>
           <w:rFonts w:ascii="Times New Roman" w:hAnsi="Times New Roman" w:cs="Times New Roman"/>
@@ -4460,7 +4242,6 @@
         </w:rPr>
         <w:t xml:space="preserve"> </w:t>
       </w:r>
-      <w:proofErr w:type="spellStart"/>
       <w:r>
         <w:rPr>
           <w:rFonts w:ascii="Times New Roman" w:hAnsi="Times New Roman" w:cs="Times New Roman"/>
@@ -4469,7 +4250,6 @@
         </w:rPr>
         <w:t>Користувачу</w:t>
       </w:r>
-      <w:proofErr w:type="spellEnd"/>
       <w:r>
         <w:rPr>
           <w:rFonts w:ascii="Times New Roman" w:hAnsi="Times New Roman" w:cs="Times New Roman"/>
@@ -4556,27 +4336,7 @@
           <w:szCs w:val="20"/>
           <w:lang w:val="uk-UA" w:eastAsia="ru-RU"/>
         </w:rPr>
-        <w:t>3.1. Користувач зобов’язаний використовувати оригінальні твори, що ідентифіковані по назвам, прізвищам і ініціалам авторів, без заподіяння їм шкоди, в тому числі не вносити змін або доповнень без письмового дозволу автора (-</w:t>
-      </w:r>
-      <w:proofErr w:type="spellStart"/>
-      <w:r>
-        <w:rPr>
-          <w:rFonts w:ascii="Times New Roman" w:eastAsia="MS Mincho" w:hAnsi="Times New Roman" w:cs="Times New Roman"/>
-          <w:sz w:val="20"/>
-          <w:szCs w:val="20"/>
-          <w:lang w:val="uk-UA" w:eastAsia="ru-RU"/>
-        </w:rPr>
-        <w:t>ів</w:t>
-      </w:r>
-      <w:proofErr w:type="spellEnd"/>
-      <w:r>
-        <w:rPr>
-          <w:rFonts w:ascii="Times New Roman" w:eastAsia="MS Mincho" w:hAnsi="Times New Roman" w:cs="Times New Roman"/>
-          <w:sz w:val="20"/>
-          <w:szCs w:val="20"/>
-          <w:lang w:val="uk-UA" w:eastAsia="ru-RU"/>
-        </w:rPr>
-        <w:t>) творів.</w:t>
+        <w:t>3.1. Користувач зобов’язаний використовувати оригінальні твори, що ідентифіковані по назвам, прізвищам і ініціалам авторів, без заподіяння їм шкоди, в тому числі не вносити змін або доповнень без письмового дозволу автора (-ів) творів.</w:t>
       </w:r>
     </w:p>
     <w:p>
@@ -4688,6 +4448,7 @@
           <w:szCs w:val="20"/>
           <w:lang w:val="uk-UA" w:eastAsia="ru-RU"/>
         </w:rPr>
+        <w:lastRenderedPageBreak/>
         <w:t>- документів, які підтверджують право підпису даного Договору зі сторони особи – представника Користувача;</w:t>
       </w:r>
     </w:p>
@@ -4823,7 +4584,6 @@
           <w:szCs w:val="20"/>
           <w:lang w:val="uk-UA" w:eastAsia="ru-RU"/>
         </w:rPr>
-        <w:lastRenderedPageBreak/>
         <w:t xml:space="preserve">3.4. </w:t>
       </w:r>
       <w:r>
@@ -5313,7 +5073,7 @@
     </w:p>
     <w:p>
       <w:pPr>
-        <w:pStyle w:val="a9"/>
+        <w:pStyle w:val="BodyText"/>
         <w:keepLines/>
         <w:ind w:right="-141"/>
         <w:rPr>
@@ -5347,11 +5107,10 @@
           <w15:appearance w15:val="tags"/>
           <w:text/>
         </w:sdtPr>
-        <w:sdtEndPr/>
         <w:sdtContent>
           <w:r>
             <w:rPr>
-              <w:rStyle w:val="ac"/>
+              <w:rStyle w:val="PlaceholderText"/>
             </w:rPr>
             <w:t>Место для ввода текста.</w:t>
           </w:r>
@@ -5381,25 +5140,7 @@
           <w:sz w:val="20"/>
           <w:szCs w:val="20"/>
         </w:rPr>
-        <w:t xml:space="preserve">і </w:t>
-      </w:r>
-      <w:proofErr w:type="spellStart"/>
-      <w:r>
-        <w:rPr>
-          <w:bCs/>
-          <w:sz w:val="20"/>
-          <w:szCs w:val="20"/>
-        </w:rPr>
-        <w:t>діє</w:t>
-      </w:r>
-      <w:proofErr w:type="spellEnd"/>
-      <w:r>
-        <w:rPr>
-          <w:bCs/>
-          <w:sz w:val="20"/>
-          <w:szCs w:val="20"/>
-        </w:rPr>
-        <w:t xml:space="preserve"> до</w:t>
+        <w:t>і діє до</w:t>
       </w:r>
       <w:r>
         <w:rPr>
@@ -5429,11 +5170,10 @@
           <w15:appearance w15:val="tags"/>
           <w:text/>
         </w:sdtPr>
-        <w:sdtEndPr/>
         <w:sdtContent>
           <w:r>
             <w:rPr>
-              <w:rStyle w:val="ac"/>
+              <w:rStyle w:val="PlaceholderText"/>
             </w:rPr>
             <w:t>Место для ввода текста.</w:t>
           </w:r>
@@ -6031,6 +5771,7 @@
           <w:szCs w:val="20"/>
           <w:lang w:val="uk-UA" w:eastAsia="ru-RU"/>
         </w:rPr>
+        <w:lastRenderedPageBreak/>
         <w:t>6.3. Обставини непереборної сили мають засвідчуватись відповідним документом, що видається Торгово-промисловою палатою України.</w:t>
       </w:r>
     </w:p>
@@ -6058,17 +5799,7 @@
           <w:szCs w:val="20"/>
           <w:lang w:val="uk-UA" w:eastAsia="ru-RU"/>
         </w:rPr>
-        <w:t xml:space="preserve">6.4. Сторона, для якої виникла неможливість виконання зобов’язань по даному Договору, зобов’язана своєчасно, не пізніше 5 (п’яти) днів, повідомити іншу Сторону про виникнення обставин, які перешкоджають виконанню зобов’язань. Відсутність </w:t>
-      </w:r>
-      <w:r>
-        <w:rPr>
-          <w:rFonts w:ascii="Times New Roman" w:eastAsia="MS Mincho" w:hAnsi="Times New Roman" w:cs="Times New Roman"/>
-          <w:sz w:val="20"/>
-          <w:szCs w:val="20"/>
-          <w:lang w:val="uk-UA" w:eastAsia="ru-RU"/>
-        </w:rPr>
-        <w:lastRenderedPageBreak/>
-        <w:t>повідомлення або несвоєчасне повідомлення про виникнення форс-мажорних обставин позбавляє Сторону права посилатися на них.</w:t>
+        <w:t>6.4. Сторона, для якої виникла неможливість виконання зобов’язань по даному Договору, зобов’язана своєчасно, не пізніше 5 (п’яти) днів, повідомити іншу Сторону про виникнення обставин, які перешкоджають виконанню зобов’язань. Відсутність повідомлення або несвоєчасне повідомлення про виникнення форс-мажорних обставин позбавляє Сторону права посилатися на них.</w:t>
       </w:r>
     </w:p>
     <w:p>
@@ -6263,29 +5994,7 @@
           <w:szCs w:val="20"/>
           <w:lang w:val="uk-UA" w:eastAsia="ru-RU"/>
         </w:rPr>
-        <w:t xml:space="preserve">7.2. Обробці відповідно до законодавства України про захист персональних даних у базі персональних даних «Користувачі авторського права» підлягають наступні категорії персональних даних: адреса проживання (реєстрації), </w:t>
-      </w:r>
-      <w:proofErr w:type="spellStart"/>
-      <w:r>
-        <w:rPr>
-          <w:rFonts w:ascii="Times New Roman" w:eastAsia="MS Mincho" w:hAnsi="Times New Roman" w:cs="Times New Roman"/>
-          <w:spacing w:val="-6"/>
-          <w:sz w:val="20"/>
-          <w:szCs w:val="20"/>
-          <w:lang w:val="uk-UA" w:eastAsia="ru-RU"/>
-        </w:rPr>
-        <w:t>резидентство</w:t>
-      </w:r>
-      <w:proofErr w:type="spellEnd"/>
-      <w:r>
-        <w:rPr>
-          <w:rFonts w:ascii="Times New Roman" w:eastAsia="MS Mincho" w:hAnsi="Times New Roman" w:cs="Times New Roman"/>
-          <w:spacing w:val="-6"/>
-          <w:sz w:val="20"/>
-          <w:szCs w:val="20"/>
-          <w:lang w:val="uk-UA" w:eastAsia="ru-RU"/>
-        </w:rPr>
-        <w:t xml:space="preserve">, ідентифікаційний податковий номер, паспортні дані, банківські реквізити, контактні номери телефонів, </w:t>
+        <w:t xml:space="preserve">7.2. Обробці відповідно до законодавства України про захист персональних даних у базі персональних даних «Користувачі авторського права» підлягають наступні категорії персональних даних: адреса проживання (реєстрації), резидентство, ідентифікаційний податковий номер, паспортні дані, банківські реквізити, контактні номери телефонів, </w:t>
       </w:r>
       <w:r>
         <w:rPr>
@@ -6455,7 +6164,7 @@
     </w:p>
     <w:p>
       <w:pPr>
-        <w:pStyle w:val="a9"/>
+        <w:pStyle w:val="BodyText"/>
         <w:spacing w:line="276" w:lineRule="auto"/>
         <w:ind w:right="-115"/>
         <w:rPr>
@@ -6485,67 +6194,7 @@
           <w:shd w:val="clear" w:color="auto" w:fill="FFFFFF"/>
           <w:lang w:eastAsia="ja-JP"/>
         </w:rPr>
-        <w:t>Всі зміни та додатки до даного Договору укладаються у письмовій формі та є чинними за умови підписання їх уповноваженими представниками Сторін. Форми додатків до Договору є частиною Договору. Якщо форма додатку, затвердженого (підписаного) Сторонами відповідно до даного Договору передбачає лише підпис уповноваженого(</w:t>
-      </w:r>
-      <w:proofErr w:type="spellStart"/>
-      <w:r>
-        <w:rPr>
-          <w:sz w:val="20"/>
-          <w:szCs w:val="20"/>
-          <w:shd w:val="clear" w:color="auto" w:fill="FFFFFF"/>
-          <w:lang w:eastAsia="ja-JP"/>
-        </w:rPr>
-        <w:t>их</w:t>
-      </w:r>
-      <w:proofErr w:type="spellEnd"/>
-      <w:r>
-        <w:rPr>
-          <w:sz w:val="20"/>
-          <w:szCs w:val="20"/>
-          <w:shd w:val="clear" w:color="auto" w:fill="FFFFFF"/>
-          <w:lang w:eastAsia="ja-JP"/>
-        </w:rPr>
-        <w:t>) представника(</w:t>
-      </w:r>
-      <w:proofErr w:type="spellStart"/>
-      <w:r>
-        <w:rPr>
-          <w:sz w:val="20"/>
-          <w:szCs w:val="20"/>
-          <w:shd w:val="clear" w:color="auto" w:fill="FFFFFF"/>
-          <w:lang w:eastAsia="ja-JP"/>
-        </w:rPr>
-        <w:t>ів</w:t>
-      </w:r>
-      <w:proofErr w:type="spellEnd"/>
-      <w:r>
-        <w:rPr>
-          <w:sz w:val="20"/>
-          <w:szCs w:val="20"/>
-          <w:shd w:val="clear" w:color="auto" w:fill="FFFFFF"/>
-          <w:lang w:eastAsia="ja-JP"/>
-        </w:rPr>
-        <w:t>) Користувача – такий додаток з заповненою Користувачем інформацією є чинним за умови підписання його уповноваженим(и) представником(</w:t>
-      </w:r>
-      <w:proofErr w:type="spellStart"/>
-      <w:r>
-        <w:rPr>
-          <w:sz w:val="20"/>
-          <w:szCs w:val="20"/>
-          <w:shd w:val="clear" w:color="auto" w:fill="FFFFFF"/>
-          <w:lang w:eastAsia="ja-JP"/>
-        </w:rPr>
-        <w:t>ами</w:t>
-      </w:r>
-      <w:proofErr w:type="spellEnd"/>
-      <w:r>
-        <w:rPr>
-          <w:sz w:val="20"/>
-          <w:szCs w:val="20"/>
-          <w:shd w:val="clear" w:color="auto" w:fill="FFFFFF"/>
-          <w:lang w:eastAsia="ja-JP"/>
-        </w:rPr>
-        <w:t>) Користувача.</w:t>
+        <w:t>Всі зміни та додатки до даного Договору укладаються у письмовій формі та є чинними за умови підписання їх уповноваженими представниками Сторін. Форми додатків до Договору є частиною Договору. Якщо форма додатку, затвердженого (підписаного) Сторонами відповідно до даного Договору передбачає лише підпис уповноваженого(их) представника(ів) Користувача – такий додаток з заповненою Користувачем інформацією є чинним за умови підписання його уповноваженим(и) представником(ами) Користувача.</w:t>
       </w:r>
     </w:p>
     <w:p>
@@ -6897,7 +6546,17 @@
           <w:szCs w:val="20"/>
           <w:lang w:val="uk-UA" w:eastAsia="ru-RU"/>
         </w:rPr>
-        <w:t>або на території закладу Користувача, передбаченого п. 2.1. даного Договору, Користувач (або особа, яка орендує заклад Користувача) має попередньо забезпечити підписання окремого відповідного виду ліцензійного договору для отримання необхідного обсягу прав.</w:t>
+        <w:t xml:space="preserve">або на території закладу Користувача, передбаченого п. 2.1. даного </w:t>
+      </w:r>
+      <w:r>
+        <w:rPr>
+          <w:rFonts w:ascii="Times New Roman" w:eastAsia="MS Mincho" w:hAnsi="Times New Roman" w:cs="Times New Roman"/>
+          <w:sz w:val="20"/>
+          <w:szCs w:val="20"/>
+          <w:lang w:val="uk-UA" w:eastAsia="ru-RU"/>
+        </w:rPr>
+        <w:lastRenderedPageBreak/>
+        <w:t>Договору, Користувач (або особа, яка орендує заклад Користувача) має попередньо забезпечити підписання окремого відповідного виду ліцензійного договору для отримання необхідного обсягу прав.</w:t>
       </w:r>
     </w:p>
     <w:p>
@@ -6924,7 +6583,6 @@
           <w:szCs w:val="20"/>
           <w:lang w:val="uk-UA" w:eastAsia="ru-RU"/>
         </w:rPr>
-        <w:lastRenderedPageBreak/>
         <w:t>8.9</w:t>
       </w:r>
       <w:r>
@@ -7136,815 +6794,41 @@
           <w:sz w:val="20"/>
           <w:szCs w:val="20"/>
         </w:rPr>
-        <w:t xml:space="preserve">У </w:t>
-      </w:r>
-      <w:proofErr w:type="spellStart"/>
+        <w:t xml:space="preserve">У підтвердження того, що Користувач до моменту підписання даного Договору ознайомився з каталогом </w:t>
+      </w:r>
       <w:r>
         <w:rPr>
           <w:rFonts w:ascii="Times New Roman" w:hAnsi="Times New Roman" w:cs="Times New Roman"/>
           <w:sz w:val="20"/>
           <w:szCs w:val="20"/>
-        </w:rPr>
-        <w:t>підтвердження</w:t>
-      </w:r>
-      <w:proofErr w:type="spellEnd"/>
+          <w:lang w:val="uk-UA"/>
+        </w:rPr>
+        <w:t xml:space="preserve"> </w:t>
+      </w:r>
       <w:r>
         <w:rPr>
           <w:rFonts w:ascii="Times New Roman" w:hAnsi="Times New Roman" w:cs="Times New Roman"/>
           <w:sz w:val="20"/>
           <w:szCs w:val="20"/>
         </w:rPr>
-        <w:t xml:space="preserve"> того, </w:t>
-      </w:r>
-      <w:proofErr w:type="spellStart"/>
+        <w:t xml:space="preserve">ГО УААСП, а також </w:t>
+      </w:r>
       <w:r>
         <w:rPr>
           <w:rFonts w:ascii="Times New Roman" w:hAnsi="Times New Roman" w:cs="Times New Roman"/>
           <w:sz w:val="20"/>
           <w:szCs w:val="20"/>
-        </w:rPr>
-        <w:t>що</w:t>
-      </w:r>
-      <w:proofErr w:type="spellEnd"/>
+          <w:lang w:val="uk-UA"/>
+        </w:rPr>
+        <w:t xml:space="preserve">діючими попередніми </w:t>
+      </w:r>
       <w:r>
         <w:rPr>
           <w:rFonts w:ascii="Times New Roman" w:hAnsi="Times New Roman" w:cs="Times New Roman"/>
           <w:sz w:val="20"/>
           <w:szCs w:val="20"/>
         </w:rPr>
-        <w:t xml:space="preserve"> </w:t>
-      </w:r>
-      <w:proofErr w:type="spellStart"/>
-      <w:r>
-        <w:rPr>
-          <w:rFonts w:ascii="Times New Roman" w:hAnsi="Times New Roman" w:cs="Times New Roman"/>
-          <w:sz w:val="20"/>
-          <w:szCs w:val="20"/>
-        </w:rPr>
-        <w:t>Користувач</w:t>
-      </w:r>
-      <w:proofErr w:type="spellEnd"/>
-      <w:r>
-        <w:rPr>
-          <w:rFonts w:ascii="Times New Roman" w:hAnsi="Times New Roman" w:cs="Times New Roman"/>
-          <w:sz w:val="20"/>
-          <w:szCs w:val="20"/>
-        </w:rPr>
-        <w:t xml:space="preserve"> до моменту </w:t>
-      </w:r>
-      <w:proofErr w:type="spellStart"/>
-      <w:r>
-        <w:rPr>
-          <w:rFonts w:ascii="Times New Roman" w:hAnsi="Times New Roman" w:cs="Times New Roman"/>
-          <w:sz w:val="20"/>
-          <w:szCs w:val="20"/>
-        </w:rPr>
-        <w:t>підписання</w:t>
-      </w:r>
-      <w:proofErr w:type="spellEnd"/>
-      <w:r>
-        <w:rPr>
-          <w:rFonts w:ascii="Times New Roman" w:hAnsi="Times New Roman" w:cs="Times New Roman"/>
-          <w:sz w:val="20"/>
-          <w:szCs w:val="20"/>
-        </w:rPr>
-        <w:t xml:space="preserve"> </w:t>
-      </w:r>
-      <w:proofErr w:type="spellStart"/>
-      <w:r>
-        <w:rPr>
-          <w:rFonts w:ascii="Times New Roman" w:hAnsi="Times New Roman" w:cs="Times New Roman"/>
-          <w:sz w:val="20"/>
-          <w:szCs w:val="20"/>
-        </w:rPr>
-        <w:t>даного</w:t>
-      </w:r>
-      <w:proofErr w:type="spellEnd"/>
-      <w:r>
-        <w:rPr>
-          <w:rFonts w:ascii="Times New Roman" w:hAnsi="Times New Roman" w:cs="Times New Roman"/>
-          <w:sz w:val="20"/>
-          <w:szCs w:val="20"/>
-        </w:rPr>
-        <w:t xml:space="preserve"> Договору </w:t>
-      </w:r>
-      <w:proofErr w:type="spellStart"/>
-      <w:r>
-        <w:rPr>
-          <w:rFonts w:ascii="Times New Roman" w:hAnsi="Times New Roman" w:cs="Times New Roman"/>
-          <w:sz w:val="20"/>
-          <w:szCs w:val="20"/>
-        </w:rPr>
-        <w:t>ознайомився</w:t>
-      </w:r>
-      <w:proofErr w:type="spellEnd"/>
-      <w:r>
-        <w:rPr>
-          <w:rFonts w:ascii="Times New Roman" w:hAnsi="Times New Roman" w:cs="Times New Roman"/>
-          <w:sz w:val="20"/>
-          <w:szCs w:val="20"/>
-        </w:rPr>
-        <w:t xml:space="preserve"> з каталогом </w:t>
-      </w:r>
-      <w:r>
-        <w:rPr>
-          <w:rFonts w:ascii="Times New Roman" w:hAnsi="Times New Roman" w:cs="Times New Roman"/>
-          <w:sz w:val="20"/>
-          <w:szCs w:val="20"/>
-          <w:lang w:val="uk-UA"/>
-        </w:rPr>
-        <w:t xml:space="preserve"> </w:t>
-      </w:r>
-      <w:r>
-        <w:rPr>
-          <w:rFonts w:ascii="Times New Roman" w:hAnsi="Times New Roman" w:cs="Times New Roman"/>
-          <w:sz w:val="20"/>
-          <w:szCs w:val="20"/>
-        </w:rPr>
-        <w:t xml:space="preserve">ГО УААСП, а </w:t>
-      </w:r>
-      <w:proofErr w:type="spellStart"/>
-      <w:r>
-        <w:rPr>
-          <w:rFonts w:ascii="Times New Roman" w:hAnsi="Times New Roman" w:cs="Times New Roman"/>
-          <w:sz w:val="20"/>
-          <w:szCs w:val="20"/>
-        </w:rPr>
-        <w:t>також</w:t>
-      </w:r>
-      <w:proofErr w:type="spellEnd"/>
-      <w:r>
-        <w:rPr>
-          <w:rFonts w:ascii="Times New Roman" w:hAnsi="Times New Roman" w:cs="Times New Roman"/>
-          <w:sz w:val="20"/>
-          <w:szCs w:val="20"/>
-        </w:rPr>
-        <w:t xml:space="preserve"> </w:t>
-      </w:r>
-      <w:r>
-        <w:rPr>
-          <w:rFonts w:ascii="Times New Roman" w:hAnsi="Times New Roman" w:cs="Times New Roman"/>
-          <w:sz w:val="20"/>
-          <w:szCs w:val="20"/>
-          <w:lang w:val="uk-UA"/>
-        </w:rPr>
-        <w:t xml:space="preserve">діючими попередніми </w:t>
-      </w:r>
-      <w:r>
-        <w:rPr>
-          <w:rFonts w:ascii="Times New Roman" w:hAnsi="Times New Roman" w:cs="Times New Roman"/>
-          <w:sz w:val="20"/>
-          <w:szCs w:val="20"/>
-        </w:rPr>
-        <w:t xml:space="preserve">тарифами, </w:t>
-      </w:r>
-      <w:proofErr w:type="spellStart"/>
-      <w:r>
-        <w:rPr>
-          <w:rFonts w:ascii="Times New Roman" w:hAnsi="Times New Roman" w:cs="Times New Roman"/>
-          <w:sz w:val="20"/>
-          <w:szCs w:val="20"/>
-        </w:rPr>
-        <w:t>затвердженими</w:t>
-      </w:r>
-      <w:proofErr w:type="spellEnd"/>
-      <w:r>
-        <w:rPr>
-          <w:rFonts w:ascii="Times New Roman" w:hAnsi="Times New Roman" w:cs="Times New Roman"/>
-          <w:sz w:val="20"/>
-          <w:szCs w:val="20"/>
-        </w:rPr>
-        <w:t xml:space="preserve"> </w:t>
-      </w:r>
-      <w:proofErr w:type="spellStart"/>
-      <w:r>
-        <w:rPr>
-          <w:rFonts w:ascii="Times New Roman" w:hAnsi="Times New Roman" w:cs="Times New Roman"/>
-          <w:sz w:val="20"/>
-          <w:szCs w:val="20"/>
-        </w:rPr>
-        <w:t>Загальними</w:t>
-      </w:r>
-      <w:proofErr w:type="spellEnd"/>
-      <w:r>
-        <w:rPr>
-          <w:rFonts w:ascii="Times New Roman" w:hAnsi="Times New Roman" w:cs="Times New Roman"/>
-          <w:sz w:val="20"/>
-          <w:szCs w:val="20"/>
-        </w:rPr>
-        <w:t xml:space="preserve"> </w:t>
-      </w:r>
-      <w:proofErr w:type="spellStart"/>
-      <w:r>
-        <w:rPr>
-          <w:rFonts w:ascii="Times New Roman" w:hAnsi="Times New Roman" w:cs="Times New Roman"/>
-          <w:sz w:val="20"/>
-          <w:szCs w:val="20"/>
-        </w:rPr>
-        <w:t>зборами</w:t>
-      </w:r>
-      <w:proofErr w:type="spellEnd"/>
-      <w:r>
-        <w:rPr>
-          <w:rFonts w:ascii="Times New Roman" w:hAnsi="Times New Roman" w:cs="Times New Roman"/>
-          <w:sz w:val="20"/>
-          <w:szCs w:val="20"/>
-        </w:rPr>
-        <w:t xml:space="preserve"> </w:t>
-      </w:r>
-      <w:proofErr w:type="spellStart"/>
-      <w:r>
-        <w:rPr>
-          <w:rFonts w:ascii="Times New Roman" w:hAnsi="Times New Roman" w:cs="Times New Roman"/>
-          <w:sz w:val="20"/>
-          <w:szCs w:val="20"/>
-        </w:rPr>
-        <w:t>членів</w:t>
-      </w:r>
-      <w:proofErr w:type="spellEnd"/>
-      <w:r>
-        <w:rPr>
-          <w:rFonts w:ascii="Times New Roman" w:hAnsi="Times New Roman" w:cs="Times New Roman"/>
-          <w:sz w:val="20"/>
-          <w:szCs w:val="20"/>
-        </w:rPr>
-        <w:t xml:space="preserve"> ГО УААСП, у </w:t>
-      </w:r>
-      <w:proofErr w:type="spellStart"/>
-      <w:r>
-        <w:rPr>
-          <w:rFonts w:ascii="Times New Roman" w:hAnsi="Times New Roman" w:cs="Times New Roman"/>
-          <w:sz w:val="20"/>
-          <w:szCs w:val="20"/>
-        </w:rPr>
-        <w:t>підтвердження</w:t>
-      </w:r>
-      <w:proofErr w:type="spellEnd"/>
-      <w:r>
-        <w:rPr>
-          <w:rFonts w:ascii="Times New Roman" w:hAnsi="Times New Roman" w:cs="Times New Roman"/>
-          <w:sz w:val="20"/>
-          <w:szCs w:val="20"/>
-        </w:rPr>
-        <w:t xml:space="preserve"> того, </w:t>
-      </w:r>
-      <w:proofErr w:type="spellStart"/>
-      <w:r>
-        <w:rPr>
-          <w:rFonts w:ascii="Times New Roman" w:hAnsi="Times New Roman" w:cs="Times New Roman"/>
-          <w:sz w:val="20"/>
-          <w:szCs w:val="20"/>
-        </w:rPr>
-        <w:t>що</w:t>
-      </w:r>
-      <w:proofErr w:type="spellEnd"/>
-      <w:r>
-        <w:rPr>
-          <w:rFonts w:ascii="Times New Roman" w:hAnsi="Times New Roman" w:cs="Times New Roman"/>
-          <w:sz w:val="20"/>
-          <w:szCs w:val="20"/>
-        </w:rPr>
-        <w:t xml:space="preserve"> </w:t>
-      </w:r>
-      <w:proofErr w:type="spellStart"/>
-      <w:r>
-        <w:rPr>
-          <w:rFonts w:ascii="Times New Roman" w:hAnsi="Times New Roman" w:cs="Times New Roman"/>
-          <w:sz w:val="20"/>
-          <w:szCs w:val="20"/>
-        </w:rPr>
-        <w:t>Сторони</w:t>
-      </w:r>
-      <w:proofErr w:type="spellEnd"/>
-      <w:r>
-        <w:rPr>
-          <w:rFonts w:ascii="Times New Roman" w:hAnsi="Times New Roman" w:cs="Times New Roman"/>
-          <w:sz w:val="20"/>
-          <w:szCs w:val="20"/>
-        </w:rPr>
-        <w:t xml:space="preserve"> </w:t>
-      </w:r>
-      <w:proofErr w:type="spellStart"/>
-      <w:r>
-        <w:rPr>
-          <w:rFonts w:ascii="Times New Roman" w:hAnsi="Times New Roman" w:cs="Times New Roman"/>
-          <w:sz w:val="20"/>
-          <w:szCs w:val="20"/>
-        </w:rPr>
-        <w:t>розуміють</w:t>
-      </w:r>
-      <w:proofErr w:type="spellEnd"/>
-      <w:r>
-        <w:rPr>
-          <w:rFonts w:ascii="Times New Roman" w:hAnsi="Times New Roman" w:cs="Times New Roman"/>
-          <w:sz w:val="20"/>
-          <w:szCs w:val="20"/>
-        </w:rPr>
-        <w:t xml:space="preserve"> </w:t>
-      </w:r>
-      <w:proofErr w:type="spellStart"/>
-      <w:r>
-        <w:rPr>
-          <w:rFonts w:ascii="Times New Roman" w:hAnsi="Times New Roman" w:cs="Times New Roman"/>
-          <w:sz w:val="20"/>
-          <w:szCs w:val="20"/>
-        </w:rPr>
-        <w:t>визначення</w:t>
-      </w:r>
-      <w:proofErr w:type="spellEnd"/>
-      <w:r>
-        <w:rPr>
-          <w:rFonts w:ascii="Times New Roman" w:hAnsi="Times New Roman" w:cs="Times New Roman"/>
-          <w:sz w:val="20"/>
-          <w:szCs w:val="20"/>
-        </w:rPr>
-        <w:t xml:space="preserve"> </w:t>
-      </w:r>
-      <w:proofErr w:type="spellStart"/>
-      <w:r>
-        <w:rPr>
-          <w:rFonts w:ascii="Times New Roman" w:hAnsi="Times New Roman" w:cs="Times New Roman"/>
-          <w:sz w:val="20"/>
-          <w:szCs w:val="20"/>
-        </w:rPr>
-        <w:t>всіх</w:t>
-      </w:r>
-      <w:proofErr w:type="spellEnd"/>
-      <w:r>
-        <w:rPr>
-          <w:rFonts w:ascii="Times New Roman" w:hAnsi="Times New Roman" w:cs="Times New Roman"/>
-          <w:sz w:val="20"/>
-          <w:szCs w:val="20"/>
-        </w:rPr>
-        <w:t xml:space="preserve"> </w:t>
-      </w:r>
-      <w:proofErr w:type="spellStart"/>
-      <w:r>
-        <w:rPr>
-          <w:rFonts w:ascii="Times New Roman" w:hAnsi="Times New Roman" w:cs="Times New Roman"/>
-          <w:sz w:val="20"/>
-          <w:szCs w:val="20"/>
-        </w:rPr>
-        <w:t>термінів</w:t>
-      </w:r>
-      <w:proofErr w:type="spellEnd"/>
-      <w:r>
-        <w:rPr>
-          <w:rFonts w:ascii="Times New Roman" w:hAnsi="Times New Roman" w:cs="Times New Roman"/>
-          <w:sz w:val="20"/>
-          <w:szCs w:val="20"/>
-        </w:rPr>
-        <w:t xml:space="preserve">, </w:t>
-      </w:r>
-      <w:proofErr w:type="spellStart"/>
-      <w:r>
-        <w:rPr>
-          <w:rFonts w:ascii="Times New Roman" w:hAnsi="Times New Roman" w:cs="Times New Roman"/>
-          <w:sz w:val="20"/>
-          <w:szCs w:val="20"/>
-        </w:rPr>
-        <w:t>які</w:t>
-      </w:r>
-      <w:proofErr w:type="spellEnd"/>
-      <w:r>
-        <w:rPr>
-          <w:rFonts w:ascii="Times New Roman" w:hAnsi="Times New Roman" w:cs="Times New Roman"/>
-          <w:sz w:val="20"/>
-          <w:szCs w:val="20"/>
-        </w:rPr>
-        <w:t xml:space="preserve"> </w:t>
-      </w:r>
-      <w:proofErr w:type="spellStart"/>
-      <w:r>
-        <w:rPr>
-          <w:rFonts w:ascii="Times New Roman" w:hAnsi="Times New Roman" w:cs="Times New Roman"/>
-          <w:sz w:val="20"/>
-          <w:szCs w:val="20"/>
-        </w:rPr>
-        <w:t>містяться</w:t>
-      </w:r>
-      <w:proofErr w:type="spellEnd"/>
-      <w:r>
-        <w:rPr>
-          <w:rFonts w:ascii="Times New Roman" w:hAnsi="Times New Roman" w:cs="Times New Roman"/>
-          <w:sz w:val="20"/>
-          <w:szCs w:val="20"/>
-        </w:rPr>
-        <w:t xml:space="preserve"> в </w:t>
-      </w:r>
-      <w:proofErr w:type="spellStart"/>
-      <w:r>
-        <w:rPr>
-          <w:rFonts w:ascii="Times New Roman" w:hAnsi="Times New Roman" w:cs="Times New Roman"/>
-          <w:sz w:val="20"/>
-          <w:szCs w:val="20"/>
-        </w:rPr>
-        <w:t>даному</w:t>
-      </w:r>
-      <w:proofErr w:type="spellEnd"/>
-      <w:r>
-        <w:rPr>
-          <w:rFonts w:ascii="Times New Roman" w:hAnsi="Times New Roman" w:cs="Times New Roman"/>
-          <w:sz w:val="20"/>
-          <w:szCs w:val="20"/>
-        </w:rPr>
-        <w:t xml:space="preserve"> </w:t>
-      </w:r>
-      <w:proofErr w:type="spellStart"/>
-      <w:r>
-        <w:rPr>
-          <w:rFonts w:ascii="Times New Roman" w:hAnsi="Times New Roman" w:cs="Times New Roman"/>
-          <w:sz w:val="20"/>
-          <w:szCs w:val="20"/>
-        </w:rPr>
-        <w:t>Договорі</w:t>
-      </w:r>
-      <w:proofErr w:type="spellEnd"/>
-      <w:r>
-        <w:rPr>
-          <w:rFonts w:ascii="Times New Roman" w:hAnsi="Times New Roman" w:cs="Times New Roman"/>
-          <w:sz w:val="20"/>
-          <w:szCs w:val="20"/>
-        </w:rPr>
-        <w:t xml:space="preserve">, </w:t>
-      </w:r>
-      <w:proofErr w:type="spellStart"/>
-      <w:r>
-        <w:rPr>
-          <w:rFonts w:ascii="Times New Roman" w:hAnsi="Times New Roman" w:cs="Times New Roman"/>
-          <w:sz w:val="20"/>
-          <w:szCs w:val="20"/>
-        </w:rPr>
-        <w:t>юридичні</w:t>
-      </w:r>
-      <w:proofErr w:type="spellEnd"/>
-      <w:r>
-        <w:rPr>
-          <w:rFonts w:ascii="Times New Roman" w:hAnsi="Times New Roman" w:cs="Times New Roman"/>
-          <w:sz w:val="20"/>
-          <w:szCs w:val="20"/>
-        </w:rPr>
-        <w:t xml:space="preserve"> </w:t>
-      </w:r>
-      <w:proofErr w:type="spellStart"/>
-      <w:r>
-        <w:rPr>
-          <w:rFonts w:ascii="Times New Roman" w:hAnsi="Times New Roman" w:cs="Times New Roman"/>
-          <w:sz w:val="20"/>
-          <w:szCs w:val="20"/>
-        </w:rPr>
-        <w:t>наслідки</w:t>
-      </w:r>
-      <w:proofErr w:type="spellEnd"/>
-      <w:r>
-        <w:rPr>
-          <w:rFonts w:ascii="Times New Roman" w:hAnsi="Times New Roman" w:cs="Times New Roman"/>
-          <w:sz w:val="20"/>
-          <w:szCs w:val="20"/>
-        </w:rPr>
-        <w:t xml:space="preserve"> </w:t>
-      </w:r>
-      <w:proofErr w:type="spellStart"/>
-      <w:r>
-        <w:rPr>
-          <w:rFonts w:ascii="Times New Roman" w:hAnsi="Times New Roman" w:cs="Times New Roman"/>
-          <w:sz w:val="20"/>
-          <w:szCs w:val="20"/>
-        </w:rPr>
-        <w:t>виконання</w:t>
-      </w:r>
-      <w:proofErr w:type="spellEnd"/>
-      <w:r>
-        <w:rPr>
-          <w:rFonts w:ascii="Times New Roman" w:hAnsi="Times New Roman" w:cs="Times New Roman"/>
-          <w:sz w:val="20"/>
-          <w:szCs w:val="20"/>
-        </w:rPr>
-        <w:t xml:space="preserve"> умов </w:t>
-      </w:r>
-      <w:proofErr w:type="spellStart"/>
-      <w:r>
-        <w:rPr>
-          <w:rFonts w:ascii="Times New Roman" w:hAnsi="Times New Roman" w:cs="Times New Roman"/>
-          <w:sz w:val="20"/>
-          <w:szCs w:val="20"/>
-        </w:rPr>
-        <w:t>даного</w:t>
-      </w:r>
-      <w:proofErr w:type="spellEnd"/>
-      <w:r>
-        <w:rPr>
-          <w:rFonts w:ascii="Times New Roman" w:hAnsi="Times New Roman" w:cs="Times New Roman"/>
-          <w:sz w:val="20"/>
-          <w:szCs w:val="20"/>
-        </w:rPr>
-        <w:t xml:space="preserve"> Договору, в </w:t>
-      </w:r>
-      <w:proofErr w:type="spellStart"/>
-      <w:r>
-        <w:rPr>
-          <w:rFonts w:ascii="Times New Roman" w:hAnsi="Times New Roman" w:cs="Times New Roman"/>
-          <w:sz w:val="20"/>
-          <w:szCs w:val="20"/>
-        </w:rPr>
-        <w:t>підтвердження</w:t>
-      </w:r>
-      <w:proofErr w:type="spellEnd"/>
-      <w:r>
-        <w:rPr>
-          <w:rFonts w:ascii="Times New Roman" w:hAnsi="Times New Roman" w:cs="Times New Roman"/>
-          <w:sz w:val="20"/>
-          <w:szCs w:val="20"/>
-        </w:rPr>
-        <w:t xml:space="preserve"> того, </w:t>
-      </w:r>
-      <w:proofErr w:type="spellStart"/>
-      <w:r>
-        <w:rPr>
-          <w:rFonts w:ascii="Times New Roman" w:hAnsi="Times New Roman" w:cs="Times New Roman"/>
-          <w:sz w:val="20"/>
-          <w:szCs w:val="20"/>
-        </w:rPr>
-        <w:t>що</w:t>
-      </w:r>
-      <w:proofErr w:type="spellEnd"/>
-      <w:r>
-        <w:rPr>
-          <w:rFonts w:ascii="Times New Roman" w:hAnsi="Times New Roman" w:cs="Times New Roman"/>
-          <w:sz w:val="20"/>
-          <w:szCs w:val="20"/>
-        </w:rPr>
-        <w:t xml:space="preserve"> </w:t>
-      </w:r>
-      <w:proofErr w:type="spellStart"/>
-      <w:r>
-        <w:rPr>
-          <w:rFonts w:ascii="Times New Roman" w:hAnsi="Times New Roman" w:cs="Times New Roman"/>
-          <w:sz w:val="20"/>
-          <w:szCs w:val="20"/>
-        </w:rPr>
-        <w:t>даний</w:t>
-      </w:r>
-      <w:proofErr w:type="spellEnd"/>
-      <w:r>
-        <w:rPr>
-          <w:rFonts w:ascii="Times New Roman" w:hAnsi="Times New Roman" w:cs="Times New Roman"/>
-          <w:sz w:val="20"/>
-          <w:szCs w:val="20"/>
-        </w:rPr>
-        <w:t xml:space="preserve"> </w:t>
-      </w:r>
-      <w:proofErr w:type="spellStart"/>
-      <w:r>
-        <w:rPr>
-          <w:rFonts w:ascii="Times New Roman" w:hAnsi="Times New Roman" w:cs="Times New Roman"/>
-          <w:sz w:val="20"/>
-          <w:szCs w:val="20"/>
-        </w:rPr>
-        <w:t>Договір</w:t>
-      </w:r>
-      <w:proofErr w:type="spellEnd"/>
-      <w:r>
-        <w:rPr>
-          <w:rFonts w:ascii="Times New Roman" w:hAnsi="Times New Roman" w:cs="Times New Roman"/>
-          <w:sz w:val="20"/>
-          <w:szCs w:val="20"/>
-        </w:rPr>
-        <w:t xml:space="preserve"> </w:t>
-      </w:r>
-      <w:proofErr w:type="spellStart"/>
-      <w:r>
-        <w:rPr>
-          <w:rFonts w:ascii="Times New Roman" w:hAnsi="Times New Roman" w:cs="Times New Roman"/>
-          <w:sz w:val="20"/>
-          <w:szCs w:val="20"/>
-        </w:rPr>
-        <w:t>містить</w:t>
-      </w:r>
-      <w:proofErr w:type="spellEnd"/>
-      <w:r>
-        <w:rPr>
-          <w:rFonts w:ascii="Times New Roman" w:hAnsi="Times New Roman" w:cs="Times New Roman"/>
-          <w:sz w:val="20"/>
-          <w:szCs w:val="20"/>
-        </w:rPr>
-        <w:t xml:space="preserve"> </w:t>
-      </w:r>
-      <w:proofErr w:type="spellStart"/>
-      <w:r>
-        <w:rPr>
-          <w:rFonts w:ascii="Times New Roman" w:hAnsi="Times New Roman" w:cs="Times New Roman"/>
-          <w:sz w:val="20"/>
-          <w:szCs w:val="20"/>
-        </w:rPr>
-        <w:t>всі</w:t>
-      </w:r>
-      <w:proofErr w:type="spellEnd"/>
-      <w:r>
-        <w:rPr>
-          <w:rFonts w:ascii="Times New Roman" w:hAnsi="Times New Roman" w:cs="Times New Roman"/>
-          <w:sz w:val="20"/>
-          <w:szCs w:val="20"/>
-        </w:rPr>
-        <w:t xml:space="preserve"> </w:t>
-      </w:r>
-      <w:proofErr w:type="spellStart"/>
-      <w:r>
-        <w:rPr>
-          <w:rFonts w:ascii="Times New Roman" w:hAnsi="Times New Roman" w:cs="Times New Roman"/>
-          <w:sz w:val="20"/>
-          <w:szCs w:val="20"/>
-        </w:rPr>
-        <w:t>істотні</w:t>
-      </w:r>
-      <w:proofErr w:type="spellEnd"/>
-      <w:r>
-        <w:rPr>
-          <w:rFonts w:ascii="Times New Roman" w:hAnsi="Times New Roman" w:cs="Times New Roman"/>
-          <w:sz w:val="20"/>
-          <w:szCs w:val="20"/>
-        </w:rPr>
-        <w:t xml:space="preserve"> </w:t>
-      </w:r>
-      <w:proofErr w:type="spellStart"/>
-      <w:r>
-        <w:rPr>
-          <w:rFonts w:ascii="Times New Roman" w:hAnsi="Times New Roman" w:cs="Times New Roman"/>
-          <w:sz w:val="20"/>
-          <w:szCs w:val="20"/>
-        </w:rPr>
-        <w:t>умови</w:t>
-      </w:r>
-      <w:proofErr w:type="spellEnd"/>
-      <w:r>
-        <w:rPr>
-          <w:rFonts w:ascii="Times New Roman" w:hAnsi="Times New Roman" w:cs="Times New Roman"/>
-          <w:sz w:val="20"/>
-          <w:szCs w:val="20"/>
-        </w:rPr>
-        <w:t xml:space="preserve">, про </w:t>
-      </w:r>
-      <w:proofErr w:type="spellStart"/>
-      <w:r>
-        <w:rPr>
-          <w:rFonts w:ascii="Times New Roman" w:hAnsi="Times New Roman" w:cs="Times New Roman"/>
-          <w:sz w:val="20"/>
-          <w:szCs w:val="20"/>
-        </w:rPr>
-        <w:t>які</w:t>
-      </w:r>
-      <w:proofErr w:type="spellEnd"/>
-      <w:r>
-        <w:rPr>
-          <w:rFonts w:ascii="Times New Roman" w:hAnsi="Times New Roman" w:cs="Times New Roman"/>
-          <w:sz w:val="20"/>
-          <w:szCs w:val="20"/>
-        </w:rPr>
-        <w:t xml:space="preserve"> </w:t>
-      </w:r>
-      <w:proofErr w:type="spellStart"/>
-      <w:r>
-        <w:rPr>
-          <w:rFonts w:ascii="Times New Roman" w:hAnsi="Times New Roman" w:cs="Times New Roman"/>
-          <w:sz w:val="20"/>
-          <w:szCs w:val="20"/>
-        </w:rPr>
-        <w:t>Сторони</w:t>
-      </w:r>
-      <w:proofErr w:type="spellEnd"/>
-      <w:r>
-        <w:rPr>
-          <w:rFonts w:ascii="Times New Roman" w:hAnsi="Times New Roman" w:cs="Times New Roman"/>
-          <w:sz w:val="20"/>
-          <w:szCs w:val="20"/>
-        </w:rPr>
-        <w:t xml:space="preserve"> </w:t>
-      </w:r>
-      <w:proofErr w:type="spellStart"/>
-      <w:r>
-        <w:rPr>
-          <w:rFonts w:ascii="Times New Roman" w:hAnsi="Times New Roman" w:cs="Times New Roman"/>
-          <w:sz w:val="20"/>
-          <w:szCs w:val="20"/>
-        </w:rPr>
-        <w:t>мали</w:t>
-      </w:r>
-      <w:proofErr w:type="spellEnd"/>
-      <w:r>
-        <w:rPr>
-          <w:rFonts w:ascii="Times New Roman" w:hAnsi="Times New Roman" w:cs="Times New Roman"/>
-          <w:sz w:val="20"/>
-          <w:szCs w:val="20"/>
-        </w:rPr>
-        <w:t xml:space="preserve"> </w:t>
-      </w:r>
-      <w:proofErr w:type="spellStart"/>
-      <w:r>
-        <w:rPr>
-          <w:rFonts w:ascii="Times New Roman" w:hAnsi="Times New Roman" w:cs="Times New Roman"/>
-          <w:sz w:val="20"/>
-          <w:szCs w:val="20"/>
-        </w:rPr>
-        <w:t>намір</w:t>
-      </w:r>
-      <w:proofErr w:type="spellEnd"/>
-      <w:r>
-        <w:rPr>
-          <w:rFonts w:ascii="Times New Roman" w:hAnsi="Times New Roman" w:cs="Times New Roman"/>
-          <w:sz w:val="20"/>
-          <w:szCs w:val="20"/>
-        </w:rPr>
-        <w:t xml:space="preserve"> </w:t>
-      </w:r>
-      <w:proofErr w:type="spellStart"/>
-      <w:r>
-        <w:rPr>
-          <w:rFonts w:ascii="Times New Roman" w:hAnsi="Times New Roman" w:cs="Times New Roman"/>
-          <w:sz w:val="20"/>
-          <w:szCs w:val="20"/>
-        </w:rPr>
-        <w:t>домовитись</w:t>
-      </w:r>
-      <w:proofErr w:type="spellEnd"/>
-      <w:r>
-        <w:rPr>
-          <w:rFonts w:ascii="Times New Roman" w:hAnsi="Times New Roman" w:cs="Times New Roman"/>
-          <w:sz w:val="20"/>
-          <w:szCs w:val="20"/>
-        </w:rPr>
-        <w:t xml:space="preserve">, </w:t>
-      </w:r>
-      <w:proofErr w:type="spellStart"/>
-      <w:r>
-        <w:rPr>
-          <w:rFonts w:ascii="Times New Roman" w:hAnsi="Times New Roman" w:cs="Times New Roman"/>
-          <w:sz w:val="20"/>
-          <w:szCs w:val="20"/>
-        </w:rPr>
-        <w:t>Сторони</w:t>
-      </w:r>
-      <w:proofErr w:type="spellEnd"/>
-      <w:r>
-        <w:rPr>
-          <w:rFonts w:ascii="Times New Roman" w:hAnsi="Times New Roman" w:cs="Times New Roman"/>
-          <w:sz w:val="20"/>
-          <w:szCs w:val="20"/>
-        </w:rPr>
-        <w:t xml:space="preserve"> поставили </w:t>
-      </w:r>
-      <w:proofErr w:type="spellStart"/>
-      <w:r>
-        <w:rPr>
-          <w:rFonts w:ascii="Times New Roman" w:hAnsi="Times New Roman" w:cs="Times New Roman"/>
-          <w:sz w:val="20"/>
-          <w:szCs w:val="20"/>
-        </w:rPr>
-        <w:t>нижче</w:t>
-      </w:r>
-      <w:proofErr w:type="spellEnd"/>
-      <w:r>
-        <w:rPr>
-          <w:rFonts w:ascii="Times New Roman" w:hAnsi="Times New Roman" w:cs="Times New Roman"/>
-          <w:sz w:val="20"/>
-          <w:szCs w:val="20"/>
-        </w:rPr>
-        <w:t xml:space="preserve"> </w:t>
-      </w:r>
-      <w:proofErr w:type="spellStart"/>
-      <w:r>
-        <w:rPr>
-          <w:rFonts w:ascii="Times New Roman" w:hAnsi="Times New Roman" w:cs="Times New Roman"/>
-          <w:sz w:val="20"/>
-          <w:szCs w:val="20"/>
-        </w:rPr>
-        <w:t>свої</w:t>
-      </w:r>
-      <w:proofErr w:type="spellEnd"/>
-      <w:r>
-        <w:rPr>
-          <w:rFonts w:ascii="Times New Roman" w:hAnsi="Times New Roman" w:cs="Times New Roman"/>
-          <w:sz w:val="20"/>
-          <w:szCs w:val="20"/>
-        </w:rPr>
-        <w:t xml:space="preserve"> </w:t>
-      </w:r>
-      <w:proofErr w:type="spellStart"/>
-      <w:r>
-        <w:rPr>
-          <w:rFonts w:ascii="Times New Roman" w:hAnsi="Times New Roman" w:cs="Times New Roman"/>
-          <w:sz w:val="20"/>
-          <w:szCs w:val="20"/>
-        </w:rPr>
-        <w:t>підписи</w:t>
-      </w:r>
-      <w:proofErr w:type="spellEnd"/>
-      <w:r>
-        <w:rPr>
-          <w:rFonts w:ascii="Times New Roman" w:hAnsi="Times New Roman" w:cs="Times New Roman"/>
-          <w:sz w:val="20"/>
-          <w:szCs w:val="20"/>
-        </w:rPr>
-        <w:t xml:space="preserve"> та печатки.</w:t>
+        <w:t>тарифами, затвердженими Загальними зборами членів ГО УААСП, у підтвердження того, що Сторони розуміють визначення всіх термінів, які містяться в даному Договорі, юридичні наслідки виконання умов даного Договору, в підтвердження того, що даний Договір містить всі істотні умови, про які Сторони мали намір домовитись, Сторони поставили нижче свої підписи та печатки.</w:t>
       </w:r>
     </w:p>
     <w:p>
@@ -8291,7 +7175,6 @@
                 <w:szCs w:val="16"/>
               </w:rPr>
             </w:pPr>
-            <w:proofErr w:type="spellStart"/>
             <w:r>
               <w:rPr>
                 <w:rFonts w:ascii="Times New Roman" w:hAnsi="Times New Roman" w:cs="Times New Roman"/>
@@ -8299,9 +7182,20 @@
                 <w:szCs w:val="16"/>
                 <w:lang w:val="uk-UA"/>
               </w:rPr>
-              <w:t>тел</w:t>
+              <w:t>тел.: (044) 223-60-40;</w:t>
             </w:r>
-            <w:proofErr w:type="spellEnd"/>
+          </w:p>
+          <w:p>
+            <w:pPr>
+              <w:spacing w:after="0" w:line="240" w:lineRule="auto"/>
+              <w:ind w:left="180"/>
+              <w:rPr>
+                <w:rFonts w:ascii="Times New Roman" w:hAnsi="Times New Roman" w:cs="Times New Roman"/>
+                <w:b/>
+                <w:sz w:val="20"/>
+                <w:szCs w:val="16"/>
+              </w:rPr>
+            </w:pPr>
             <w:r>
               <w:rPr>
                 <w:rFonts w:ascii="Times New Roman" w:hAnsi="Times New Roman" w:cs="Times New Roman"/>
@@ -8309,13 +7203,99 @@
                 <w:szCs w:val="16"/>
                 <w:lang w:val="uk-UA"/>
               </w:rPr>
-              <w:t>.: (044) 223-60-40;</w:t>
+              <w:t>код ЄДРПОУ: 39939650;</w:t>
             </w:r>
           </w:p>
           <w:p>
             <w:pPr>
               <w:spacing w:after="0" w:line="240" w:lineRule="auto"/>
               <w:ind w:left="180"/>
+              <w:rPr>
+                <w:rFonts w:ascii="Times New Roman" w:hAnsi="Times New Roman" w:cs="Times New Roman"/>
+                <w:sz w:val="20"/>
+                <w:szCs w:val="16"/>
+                <w:lang w:val="uk-UA"/>
+              </w:rPr>
+            </w:pPr>
+            <w:r>
+              <w:rPr>
+                <w:rFonts w:ascii="Times New Roman" w:hAnsi="Times New Roman" w:cs="Times New Roman"/>
+                <w:sz w:val="20"/>
+                <w:szCs w:val="16"/>
+                <w:lang w:val="uk-UA"/>
+              </w:rPr>
+              <w:t xml:space="preserve">поточний рахунок: </w:t>
+            </w:r>
+          </w:p>
+          <w:p>
+            <w:pPr>
+              <w:spacing w:after="0"/>
+              <w:ind w:left="201"/>
+              <w:rPr>
+                <w:rFonts w:ascii="Times New Roman" w:hAnsi="Times New Roman" w:cs="Times New Roman"/>
+                <w:sz w:val="20"/>
+                <w:szCs w:val="16"/>
+              </w:rPr>
+            </w:pPr>
+            <w:r>
+              <w:rPr>
+                <w:rFonts w:ascii="Times New Roman" w:hAnsi="Times New Roman" w:cs="Times New Roman"/>
+                <w:sz w:val="20"/>
+                <w:szCs w:val="16"/>
+                <w:lang w:val="uk-UA"/>
+              </w:rPr>
+              <w:t>IBAN № UA</w:t>
+            </w:r>
+            <w:r>
+              <w:rPr>
+                <w:rFonts w:ascii="Times New Roman" w:hAnsi="Times New Roman" w:cs="Times New Roman"/>
+                <w:sz w:val="20"/>
+                <w:szCs w:val="16"/>
+              </w:rPr>
+              <w:t>683052990000026004040115716</w:t>
+            </w:r>
+          </w:p>
+          <w:p>
+            <w:pPr>
+              <w:spacing w:after="0"/>
+              <w:ind w:left="180"/>
+              <w:rPr>
+                <w:rFonts w:ascii="Times New Roman" w:hAnsi="Times New Roman" w:cs="Times New Roman"/>
+                <w:sz w:val="20"/>
+                <w:szCs w:val="16"/>
+                <w:lang w:val="uk-UA"/>
+              </w:rPr>
+            </w:pPr>
+            <w:r>
+              <w:rPr>
+                <w:rFonts w:ascii="Times New Roman" w:hAnsi="Times New Roman" w:cs="Times New Roman"/>
+                <w:sz w:val="20"/>
+                <w:szCs w:val="16"/>
+                <w:lang w:val="uk-UA"/>
+              </w:rPr>
+              <w:t xml:space="preserve">в АТ </w:t>
+            </w:r>
+            <w:r>
+              <w:rPr>
+                <w:rFonts w:ascii="Times New Roman" w:hAnsi="Times New Roman" w:cs="Times New Roman"/>
+                <w:sz w:val="20"/>
+                <w:szCs w:val="16"/>
+              </w:rPr>
+              <w:t xml:space="preserve">КБ </w:t>
+            </w:r>
+            <w:r>
+              <w:rPr>
+                <w:rFonts w:ascii="Times New Roman" w:hAnsi="Times New Roman" w:cs="Times New Roman"/>
+                <w:sz w:val="20"/>
+                <w:szCs w:val="16"/>
+                <w:lang w:val="uk-UA"/>
+              </w:rPr>
+              <w:t>«Приватбанк»;</w:t>
+            </w:r>
+          </w:p>
+          <w:p>
+            <w:pPr>
+              <w:spacing w:after="0" w:line="240" w:lineRule="auto"/>
               <w:rPr>
                 <w:rFonts w:ascii="Times New Roman" w:hAnsi="Times New Roman" w:cs="Times New Roman"/>
                 <w:b/>
@@ -8330,169 +7310,16 @@
                 <w:szCs w:val="16"/>
                 <w:lang w:val="uk-UA"/>
               </w:rPr>
-              <w:t>код ЄДРПОУ: 39939650;</w:t>
+              <w:t xml:space="preserve">    </w:t>
             </w:r>
-          </w:p>
-          <w:p>
-            <w:pPr>
-              <w:spacing w:after="0" w:line="240" w:lineRule="auto"/>
-              <w:ind w:left="180"/>
+            <w:r>
               <w:rPr>
                 <w:rFonts w:ascii="Times New Roman" w:hAnsi="Times New Roman" w:cs="Times New Roman"/>
                 <w:sz w:val="20"/>
                 <w:szCs w:val="16"/>
-                <w:lang w:val="uk-UA"/>
-              </w:rPr>
-            </w:pPr>
-            <w:r>
-              <w:rPr>
-                <w:rFonts w:ascii="Times New Roman" w:hAnsi="Times New Roman" w:cs="Times New Roman"/>
-                <w:sz w:val="20"/>
-                <w:szCs w:val="16"/>
-                <w:lang w:val="uk-UA"/>
-              </w:rPr>
-              <w:t xml:space="preserve">поточний рахунок: </w:t>
+              </w:rPr>
+              <w:t>Організація має статус неприбуткової за ознакою</w:t>
             </w:r>
-          </w:p>
-          <w:p>
-            <w:pPr>
-              <w:spacing w:after="0"/>
-              <w:ind w:left="201"/>
-              <w:rPr>
-                <w:rFonts w:ascii="Times New Roman" w:hAnsi="Times New Roman" w:cs="Times New Roman"/>
-                <w:sz w:val="20"/>
-                <w:szCs w:val="16"/>
-              </w:rPr>
-            </w:pPr>
-            <w:r>
-              <w:rPr>
-                <w:rFonts w:ascii="Times New Roman" w:hAnsi="Times New Roman" w:cs="Times New Roman"/>
-                <w:sz w:val="20"/>
-                <w:szCs w:val="16"/>
-                <w:lang w:val="uk-UA"/>
-              </w:rPr>
-              <w:t>IBAN № UA</w:t>
-            </w:r>
-            <w:r>
-              <w:rPr>
-                <w:rFonts w:ascii="Times New Roman" w:hAnsi="Times New Roman" w:cs="Times New Roman"/>
-                <w:sz w:val="20"/>
-                <w:szCs w:val="16"/>
-              </w:rPr>
-              <w:t>683052990000026004040115716</w:t>
-            </w:r>
-          </w:p>
-          <w:p>
-            <w:pPr>
-              <w:spacing w:after="0"/>
-              <w:ind w:left="180"/>
-              <w:rPr>
-                <w:rFonts w:ascii="Times New Roman" w:hAnsi="Times New Roman" w:cs="Times New Roman"/>
-                <w:sz w:val="20"/>
-                <w:szCs w:val="16"/>
-                <w:lang w:val="uk-UA"/>
-              </w:rPr>
-            </w:pPr>
-            <w:r>
-              <w:rPr>
-                <w:rFonts w:ascii="Times New Roman" w:hAnsi="Times New Roman" w:cs="Times New Roman"/>
-                <w:sz w:val="20"/>
-                <w:szCs w:val="16"/>
-                <w:lang w:val="uk-UA"/>
-              </w:rPr>
-              <w:t xml:space="preserve">в АТ </w:t>
-            </w:r>
-            <w:r>
-              <w:rPr>
-                <w:rFonts w:ascii="Times New Roman" w:hAnsi="Times New Roman" w:cs="Times New Roman"/>
-                <w:sz w:val="20"/>
-                <w:szCs w:val="16"/>
-              </w:rPr>
-              <w:t xml:space="preserve">КБ </w:t>
-            </w:r>
-            <w:r>
-              <w:rPr>
-                <w:rFonts w:ascii="Times New Roman" w:hAnsi="Times New Roman" w:cs="Times New Roman"/>
-                <w:sz w:val="20"/>
-                <w:szCs w:val="16"/>
-                <w:lang w:val="uk-UA"/>
-              </w:rPr>
-              <w:t>«Приватбанк»;</w:t>
-            </w:r>
-          </w:p>
-          <w:p>
-            <w:pPr>
-              <w:spacing w:after="0" w:line="240" w:lineRule="auto"/>
-              <w:rPr>
-                <w:rFonts w:ascii="Times New Roman" w:hAnsi="Times New Roman" w:cs="Times New Roman"/>
-                <w:b/>
-                <w:sz w:val="20"/>
-                <w:szCs w:val="16"/>
-              </w:rPr>
-            </w:pPr>
-            <w:r>
-              <w:rPr>
-                <w:rFonts w:ascii="Times New Roman" w:hAnsi="Times New Roman" w:cs="Times New Roman"/>
-                <w:sz w:val="20"/>
-                <w:szCs w:val="16"/>
-                <w:lang w:val="uk-UA"/>
-              </w:rPr>
-              <w:t xml:space="preserve">    </w:t>
-            </w:r>
-            <w:r>
-              <w:rPr>
-                <w:rFonts w:ascii="Times New Roman" w:hAnsi="Times New Roman" w:cs="Times New Roman"/>
-                <w:sz w:val="20"/>
-                <w:szCs w:val="16"/>
-              </w:rPr>
-              <w:t xml:space="preserve">Організація </w:t>
-            </w:r>
-            <w:proofErr w:type="spellStart"/>
-            <w:r>
-              <w:rPr>
-                <w:rFonts w:ascii="Times New Roman" w:hAnsi="Times New Roman" w:cs="Times New Roman"/>
-                <w:sz w:val="20"/>
-                <w:szCs w:val="16"/>
-              </w:rPr>
-              <w:t>має</w:t>
-            </w:r>
-            <w:proofErr w:type="spellEnd"/>
-            <w:r>
-              <w:rPr>
-                <w:rFonts w:ascii="Times New Roman" w:hAnsi="Times New Roman" w:cs="Times New Roman"/>
-                <w:sz w:val="20"/>
-                <w:szCs w:val="16"/>
-              </w:rPr>
-              <w:t xml:space="preserve"> статус </w:t>
-            </w:r>
-            <w:proofErr w:type="spellStart"/>
-            <w:r>
-              <w:rPr>
-                <w:rFonts w:ascii="Times New Roman" w:hAnsi="Times New Roman" w:cs="Times New Roman"/>
-                <w:sz w:val="20"/>
-                <w:szCs w:val="16"/>
-              </w:rPr>
-              <w:t>неприбуткової</w:t>
-            </w:r>
-            <w:proofErr w:type="spellEnd"/>
-            <w:r>
-              <w:rPr>
-                <w:rFonts w:ascii="Times New Roman" w:hAnsi="Times New Roman" w:cs="Times New Roman"/>
-                <w:sz w:val="20"/>
-                <w:szCs w:val="16"/>
-              </w:rPr>
-              <w:t xml:space="preserve"> за </w:t>
-            </w:r>
-            <w:proofErr w:type="spellStart"/>
-            <w:r>
-              <w:rPr>
-                <w:rFonts w:ascii="Times New Roman" w:hAnsi="Times New Roman" w:cs="Times New Roman"/>
-                <w:sz w:val="20"/>
-                <w:szCs w:val="16"/>
-              </w:rPr>
-              <w:t>ознакою</w:t>
-            </w:r>
-            <w:proofErr w:type="spellEnd"/>
           </w:p>
           <w:p>
             <w:pPr>
@@ -8514,23 +7341,13 @@
               </w:rPr>
               <w:t xml:space="preserve">    </w:t>
             </w:r>
-            <w:proofErr w:type="spellStart"/>
             <w:r>
               <w:rPr>
                 <w:rFonts w:ascii="Times New Roman" w:hAnsi="Times New Roman" w:cs="Times New Roman"/>
                 <w:sz w:val="20"/>
                 <w:szCs w:val="16"/>
               </w:rPr>
-              <w:t>неприбутковості</w:t>
-            </w:r>
-            <w:proofErr w:type="spellEnd"/>
-            <w:r>
-              <w:rPr>
-                <w:rFonts w:ascii="Times New Roman" w:hAnsi="Times New Roman" w:cs="Times New Roman"/>
-                <w:sz w:val="20"/>
-                <w:szCs w:val="16"/>
-              </w:rPr>
-              <w:t xml:space="preserve"> </w:t>
+              <w:t xml:space="preserve">неприбутковості </w:t>
             </w:r>
             <w:r>
               <w:rPr>
@@ -8544,7 +7361,7 @@
           </w:p>
           <w:p>
             <w:pPr>
-              <w:pStyle w:val="a9"/>
+              <w:pStyle w:val="BodyText"/>
               <w:ind w:right="-1"/>
               <w:jc w:val="left"/>
               <w:rPr>
@@ -8557,7 +7374,7 @@
           </w:p>
           <w:p>
             <w:pPr>
-              <w:pStyle w:val="a9"/>
+              <w:pStyle w:val="BodyText"/>
               <w:ind w:right="-1"/>
               <w:jc w:val="left"/>
               <w:rPr>
@@ -8570,7 +7387,7 @@
           </w:p>
           <w:p>
             <w:pPr>
-              <w:pStyle w:val="a9"/>
+              <w:pStyle w:val="BodyText"/>
               <w:ind w:left="180" w:right="-1"/>
               <w:jc w:val="left"/>
               <w:rPr>
@@ -8593,7 +7410,7 @@
           </w:p>
           <w:p>
             <w:pPr>
-              <w:pStyle w:val="a9"/>
+              <w:pStyle w:val="BodyText"/>
               <w:ind w:right="0"/>
               <w:rPr>
                 <w:sz w:val="20"/>
@@ -8681,11 +7498,10 @@
                 <w15:appearance w15:val="tags"/>
                 <w:text/>
               </w:sdtPr>
-              <w:sdtEndPr/>
               <w:sdtContent>
                 <w:r>
                   <w:rPr>
-                    <w:rStyle w:val="ac"/>
+                    <w:rStyle w:val="PlaceholderText"/>
                     <w:rFonts w:ascii="Times New Roman" w:hAnsi="Times New Roman" w:cs="Times New Roman"/>
                   </w:rPr>
                   <w:t>Место для ввода текста.</w:t>
@@ -8779,11 +7595,10 @@
                 <w15:appearance w15:val="tags"/>
                 <w:text/>
               </w:sdtPr>
-              <w:sdtEndPr/>
               <w:sdtContent>
                 <w:r>
                   <w:rPr>
-                    <w:rStyle w:val="ac"/>
+                    <w:rStyle w:val="PlaceholderText"/>
                     <w:rFonts w:ascii="Times New Roman" w:hAnsi="Times New Roman" w:cs="Times New Roman"/>
                   </w:rPr>
                   <w:t>Место для ввода текста.</w:t>
@@ -8848,11 +7663,10 @@
                 <w15:appearance w15:val="tags"/>
                 <w:text/>
               </w:sdtPr>
-              <w:sdtEndPr/>
               <w:sdtContent>
                 <w:r>
                   <w:rPr>
-                    <w:rStyle w:val="ac"/>
+                    <w:rStyle w:val="PlaceholderText"/>
                     <w:rFonts w:ascii="Times New Roman" w:hAnsi="Times New Roman" w:cs="Times New Roman"/>
                   </w:rPr>
                   <w:t>Место для ввода текста.</w:t>
@@ -8916,11 +7730,10 @@
                 <w15:appearance w15:val="tags"/>
                 <w:text/>
               </w:sdtPr>
-              <w:sdtEndPr/>
               <w:sdtContent>
                 <w:r>
                   <w:rPr>
-                    <w:rStyle w:val="ac"/>
+                    <w:rStyle w:val="PlaceholderText"/>
                     <w:rFonts w:ascii="Times New Roman" w:hAnsi="Times New Roman" w:cs="Times New Roman"/>
                   </w:rPr>
                   <w:t>Место для ввода текста.</w:t>
@@ -8945,7 +7758,6 @@
                 <w:lang w:val="uk-UA" w:eastAsia="ru-RU"/>
               </w:rPr>
             </w:pPr>
-            <w:proofErr w:type="spellStart"/>
             <w:r>
               <w:rPr>
                 <w:rFonts w:ascii="Times New Roman" w:eastAsia="MS Mincho" w:hAnsi="Times New Roman" w:cs="Times New Roman"/>
@@ -8955,19 +7767,7 @@
                 <w:szCs w:val="20"/>
                 <w:lang w:val="uk-UA" w:eastAsia="ru-RU"/>
               </w:rPr>
-              <w:t>Тел</w:t>
-            </w:r>
-            <w:proofErr w:type="spellEnd"/>
-            <w:r>
-              <w:rPr>
-                <w:rFonts w:ascii="Times New Roman" w:eastAsia="MS Mincho" w:hAnsi="Times New Roman" w:cs="Times New Roman"/>
-                <w:b/>
-                <w:bCs/>
-                <w:sz w:val="20"/>
-                <w:szCs w:val="20"/>
-                <w:lang w:val="uk-UA" w:eastAsia="ru-RU"/>
-              </w:rPr>
-              <w:t>.:</w:t>
+              <w:t>Тел.:</w:t>
             </w:r>
             <w:r>
               <w:rPr>
@@ -8998,11 +7798,10 @@
                 <w15:appearance w15:val="tags"/>
                 <w:text/>
               </w:sdtPr>
-              <w:sdtEndPr/>
               <w:sdtContent>
                 <w:r>
                   <w:rPr>
-                    <w:rStyle w:val="ac"/>
+                    <w:rStyle w:val="PlaceholderText"/>
                     <w:rFonts w:ascii="Times New Roman" w:hAnsi="Times New Roman" w:cs="Times New Roman"/>
                   </w:rPr>
                   <w:t>Место для ввода текста.</w:t>
@@ -9116,11 +7915,10 @@
                 <w15:appearance w15:val="tags"/>
                 <w:text/>
               </w:sdtPr>
-              <w:sdtEndPr/>
               <w:sdtContent>
                 <w:r>
                   <w:rPr>
-                    <w:rStyle w:val="ac"/>
+                    <w:rStyle w:val="PlaceholderText"/>
                     <w:rFonts w:ascii="Times New Roman" w:hAnsi="Times New Roman" w:cs="Times New Roman"/>
                   </w:rPr>
                   <w:t>Место для ввода текста.</w:t>
@@ -9195,11 +7993,10 @@
                 <w15:appearance w15:val="tags"/>
                 <w:text/>
               </w:sdtPr>
-              <w:sdtEndPr/>
               <w:sdtContent>
                 <w:r>
                   <w:rPr>
-                    <w:rStyle w:val="ac"/>
+                    <w:rStyle w:val="PlaceholderText"/>
                     <w:rFonts w:ascii="Times New Roman" w:hAnsi="Times New Roman" w:cs="Times New Roman"/>
                   </w:rPr>
                   <w:t>Место для ввода текста.</w:t>
@@ -9263,11 +8060,10 @@
                 <w15:appearance w15:val="tags"/>
                 <w:text/>
               </w:sdtPr>
-              <w:sdtEndPr/>
               <w:sdtContent>
                 <w:r>
                   <w:rPr>
-                    <w:rStyle w:val="ac"/>
+                    <w:rStyle w:val="PlaceholderText"/>
                     <w:rFonts w:ascii="Times New Roman" w:hAnsi="Times New Roman" w:cs="Times New Roman"/>
                   </w:rPr>
                   <w:t>Место для ввода текста.</w:t>
@@ -9331,11 +8127,10 @@
                 <w15:appearance w15:val="tags"/>
                 <w:text/>
               </w:sdtPr>
-              <w:sdtEndPr/>
               <w:sdtContent>
                 <w:r>
                   <w:rPr>
-                    <w:rStyle w:val="ac"/>
+                    <w:rStyle w:val="PlaceholderText"/>
                     <w:rFonts w:ascii="Times New Roman" w:hAnsi="Times New Roman" w:cs="Times New Roman"/>
                   </w:rPr>
                   <w:t>Место для ввода текста.</w:t>
@@ -9400,11 +8195,10 @@
                 <w15:appearance w15:val="tags"/>
                 <w:text/>
               </w:sdtPr>
-              <w:sdtEndPr/>
               <w:sdtContent>
                 <w:r>
                   <w:rPr>
-                    <w:rStyle w:val="ac"/>
+                    <w:rStyle w:val="PlaceholderText"/>
                     <w:rFonts w:ascii="Times New Roman" w:hAnsi="Times New Roman" w:cs="Times New Roman"/>
                     <w:lang w:val="uk-UA"/>
                   </w:rPr>
@@ -9466,11 +8260,10 @@
                 <w15:appearance w15:val="tags"/>
                 <w:text/>
               </w:sdtPr>
-              <w:sdtEndPr/>
               <w:sdtContent>
                 <w:r>
                   <w:rPr>
-                    <w:rStyle w:val="ac"/>
+                    <w:rStyle w:val="PlaceholderText"/>
                     <w:rFonts w:ascii="Times New Roman" w:hAnsi="Times New Roman" w:cs="Times New Roman"/>
                     <w:lang w:val="uk-UA"/>
                   </w:rPr>
@@ -9545,11 +8338,10 @@
                 <w15:appearance w15:val="tags"/>
                 <w:text/>
               </w:sdtPr>
-              <w:sdtEndPr/>
               <w:sdtContent>
                 <w:r>
                   <w:rPr>
-                    <w:rStyle w:val="ac"/>
+                    <w:rStyle w:val="PlaceholderText"/>
                     <w:rFonts w:ascii="Times New Roman" w:hAnsi="Times New Roman" w:cs="Times New Roman"/>
                     <w:lang w:val="uk-UA"/>
                   </w:rPr>
@@ -9614,11 +8406,10 @@
                 <w15:appearance w15:val="tags"/>
                 <w:text/>
               </w:sdtPr>
-              <w:sdtEndPr/>
               <w:sdtContent>
                 <w:r>
                   <w:rPr>
-                    <w:rStyle w:val="ac"/>
+                    <w:rStyle w:val="PlaceholderText"/>
                     <w:rFonts w:ascii="Times New Roman" w:hAnsi="Times New Roman" w:cs="Times New Roman"/>
                   </w:rPr>
                   <w:t>Место для ввода текста.</w:t>
@@ -9691,31 +8482,7 @@
                 <w:szCs w:val="20"/>
                 <w:lang w:val="uk-UA" w:eastAsia="ru-RU"/>
               </w:rPr>
-              <w:t>E-</w:t>
-            </w:r>
-            <w:proofErr w:type="spellStart"/>
-            <w:r>
-              <w:rPr>
-                <w:rFonts w:ascii="Times New Roman" w:eastAsia="MS Mincho" w:hAnsi="Times New Roman" w:cs="Times New Roman"/>
-                <w:b/>
-                <w:bCs/>
-                <w:sz w:val="20"/>
-                <w:szCs w:val="20"/>
-                <w:lang w:val="uk-UA" w:eastAsia="ru-RU"/>
-              </w:rPr>
-              <w:t>mail</w:t>
-            </w:r>
-            <w:proofErr w:type="spellEnd"/>
-            <w:r>
-              <w:rPr>
-                <w:rFonts w:ascii="Times New Roman" w:eastAsia="MS Mincho" w:hAnsi="Times New Roman" w:cs="Times New Roman"/>
-                <w:b/>
-                <w:bCs/>
-                <w:sz w:val="20"/>
-                <w:szCs w:val="20"/>
-                <w:lang w:val="uk-UA" w:eastAsia="ru-RU"/>
-              </w:rPr>
-              <w:t>:</w:t>
+              <w:t>E-mail:</w:t>
             </w:r>
             <w:r>
               <w:rPr>
@@ -9748,7 +8515,7 @@
           </w:p>
           <w:tbl>
             <w:tblPr>
-              <w:tblStyle w:val="ad"/>
+              <w:tblStyle w:val="TableGrid"/>
               <w:tblW w:w="0" w:type="auto"/>
               <w:tblBorders>
                 <w:top w:val="none" w:sz="0" w:space="0" w:color="auto"/>
@@ -9814,7 +8581,6 @@
                     </w:rPr>
                     <w:t xml:space="preserve">    </w:t>
                   </w:r>
-                  <w:proofErr w:type="spellStart"/>
                   <w:r>
                     <w:rPr>
                       <w:sz w:val="18"/>
@@ -9822,17 +8588,7 @@
                       <w:vertAlign w:val="superscript"/>
                       <w:lang w:val="uk-UA"/>
                     </w:rPr>
-                    <w:t>м.п</w:t>
-                  </w:r>
-                  <w:proofErr w:type="spellEnd"/>
-                  <w:r>
-                    <w:rPr>
-                      <w:sz w:val="18"/>
-                      <w:szCs w:val="18"/>
-                      <w:vertAlign w:val="superscript"/>
-                      <w:lang w:val="uk-UA"/>
-                    </w:rPr>
-                    <w:t xml:space="preserve">.           (підпис)                   </w:t>
+                    <w:t xml:space="preserve">м.п.           (підпис)                   </w:t>
                   </w:r>
                 </w:p>
               </w:tc>
@@ -9874,11 +8630,10 @@
                       <w15:appearance w15:val="tags"/>
                       <w:text/>
                     </w:sdtPr>
-                    <w:sdtEndPr/>
                     <w:sdtContent>
                       <w:r>
                         <w:rPr>
-                          <w:rStyle w:val="ac"/>
+                          <w:rStyle w:val="PlaceholderText"/>
                         </w:rPr>
                         <w:t>Место для ввода текста.</w:t>
                       </w:r>
@@ -10195,8 +8950,6 @@
                 <w:lang w:val="uk-UA" w:eastAsia="ru-RU"/>
               </w:rPr>
             </w:pPr>
-            <w:bookmarkStart w:id="9" w:name="_GoBack"/>
-            <w:bookmarkEnd w:id="9"/>
           </w:p>
           <w:p>
             <w:pPr>
@@ -10257,7 +9010,7 @@
           </w:p>
           <w:p>
             <w:pPr>
-              <w:pStyle w:val="a5"/>
+              <w:pStyle w:val="Footer"/>
               <w:ind w:right="360"/>
               <w:rPr>
                 <w:rFonts w:ascii="Times New Roman" w:hAnsi="Times New Roman" w:cs="Times New Roman"/>
@@ -10296,11 +9049,10 @@
                 <w15:appearance w15:val="tags"/>
                 <w:text/>
               </w:sdtPr>
-              <w:sdtEndPr/>
               <w:sdtContent>
                 <w:r>
                   <w:rPr>
-                    <w:rStyle w:val="ac"/>
+                    <w:rStyle w:val="PlaceholderText"/>
                     <w:rFonts w:ascii="Times New Roman" w:hAnsi="Times New Roman" w:cs="Times New Roman"/>
                   </w:rPr>
                   <w:t>Место для ввода текста.</w:t>
@@ -10323,7 +9075,6 @@
                 <w:lang w:val="uk-UA" w:eastAsia="ru-RU"/>
               </w:rPr>
             </w:pPr>
-            <w:proofErr w:type="spellStart"/>
             <w:r>
               <w:rPr>
                 <w:rFonts w:ascii="Times New Roman" w:hAnsi="Times New Roman" w:cs="Times New Roman"/>
@@ -10331,17 +9082,7 @@
                 <w:szCs w:val="16"/>
                 <w:lang w:val="uk-UA"/>
               </w:rPr>
-              <w:t>тел</w:t>
-            </w:r>
-            <w:proofErr w:type="spellEnd"/>
-            <w:r>
-              <w:rPr>
-                <w:rFonts w:ascii="Times New Roman" w:hAnsi="Times New Roman" w:cs="Times New Roman"/>
-                <w:sz w:val="16"/>
-                <w:szCs w:val="16"/>
-                <w:lang w:val="uk-UA"/>
-              </w:rPr>
-              <w:t xml:space="preserve">.:   </w:t>
+              <w:t xml:space="preserve">тел.:   </w:t>
             </w:r>
             <w:sdt>
               <w:sdtPr>
@@ -10361,11 +9102,10 @@
                 <w15:appearance w15:val="tags"/>
                 <w:text/>
               </w:sdtPr>
-              <w:sdtEndPr/>
               <w:sdtContent>
                 <w:r>
                   <w:rPr>
-                    <w:rStyle w:val="ac"/>
+                    <w:rStyle w:val="PlaceholderText"/>
                     <w:rFonts w:ascii="Times New Roman" w:hAnsi="Times New Roman" w:cs="Times New Roman"/>
                   </w:rPr>
                   <w:t>Место для ввода текста.</w:t>
@@ -10598,7 +9338,7 @@
         <mc:AlternateContent>
           <mc:Choice Requires="wps">
             <w:drawing>
-              <wp:anchor distT="0" distB="0" distL="114300" distR="114300" simplePos="0" relativeHeight="251660288" behindDoc="0" locked="0" layoutInCell="1" allowOverlap="1">
+              <wp:anchor distT="0" distB="0" distL="114300" distR="114300" simplePos="0" relativeHeight="251660288" behindDoc="0" locked="0" layoutInCell="1" allowOverlap="1" wp14:anchorId="6A5412BB" wp14:editId="365F8CC4">
                 <wp:simplePos x="0" y="0"/>
                 <wp:positionH relativeFrom="column">
                   <wp:posOffset>942975</wp:posOffset>
@@ -10639,7 +9379,7 @@
                         <w:txbxContent>
                           <w:p>
                             <w:pPr>
-                              <w:pStyle w:val="ab"/>
+                              <w:pStyle w:val="NormalWeb"/>
                               <w:spacing w:before="0" w:beforeAutospacing="0" w:after="0" w:afterAutospacing="0"/>
                               <w:jc w:val="distribute"/>
                             </w:pPr>
@@ -10649,7 +9389,6 @@
                                 <w:color w:val="C0C0C0"/>
                                 <w:sz w:val="72"/>
                                 <w:szCs w:val="72"/>
-                                <w:lang w:val="ru-RU"/>
                                 <w14:textOutline w14:w="9525" w14:cap="flat" w14:cmpd="sng" w14:algn="ctr">
                                   <w14:solidFill>
                                     <w14:srgbClr w14:val="969696"/>
@@ -11072,7 +9811,6 @@
                 <w:lang w:eastAsia="ru-RU"/>
               </w:rPr>
             </w:pPr>
-            <w:proofErr w:type="spellStart"/>
             <w:r>
               <w:rPr>
                 <w:rFonts w:ascii="Times New Roman" w:eastAsia="Times New Roman" w:hAnsi="Times New Roman" w:cs="Times New Roman"/>
@@ -11084,7 +9822,6 @@
               </w:rPr>
               <w:t>Назва</w:t>
             </w:r>
-            <w:proofErr w:type="spellEnd"/>
             <w:r>
               <w:rPr>
                 <w:rFonts w:ascii="Times New Roman" w:eastAsia="Times New Roman" w:hAnsi="Times New Roman" w:cs="Times New Roman"/>
@@ -11096,7 +9833,6 @@
               </w:rPr>
               <w:t xml:space="preserve"> </w:t>
             </w:r>
-            <w:proofErr w:type="spellStart"/>
             <w:r>
               <w:rPr>
                 <w:rFonts w:ascii="Times New Roman" w:eastAsia="Times New Roman" w:hAnsi="Times New Roman" w:cs="Times New Roman"/>
@@ -11108,7 +9844,6 @@
               </w:rPr>
               <w:t>публічно</w:t>
             </w:r>
-            <w:proofErr w:type="spellEnd"/>
             <w:r>
               <w:rPr>
                 <w:rFonts w:ascii="Times New Roman" w:eastAsia="Times New Roman" w:hAnsi="Times New Roman" w:cs="Times New Roman"/>
@@ -11120,7 +9855,6 @@
               </w:rPr>
               <w:t xml:space="preserve"> </w:t>
             </w:r>
-            <w:proofErr w:type="spellStart"/>
             <w:r>
               <w:rPr>
                 <w:rFonts w:ascii="Times New Roman" w:eastAsia="Times New Roman" w:hAnsi="Times New Roman" w:cs="Times New Roman"/>
@@ -11132,7 +9866,6 @@
               </w:rPr>
               <w:t>виконаного</w:t>
             </w:r>
-            <w:proofErr w:type="spellEnd"/>
             <w:r>
               <w:rPr>
                 <w:rFonts w:ascii="Times New Roman" w:eastAsia="Times New Roman" w:hAnsi="Times New Roman" w:cs="Times New Roman"/>
@@ -11144,7 +9877,6 @@
               </w:rPr>
               <w:t xml:space="preserve"> </w:t>
             </w:r>
-            <w:proofErr w:type="spellStart"/>
             <w:r>
               <w:rPr>
                 <w:rFonts w:ascii="Times New Roman" w:eastAsia="Times New Roman" w:hAnsi="Times New Roman" w:cs="Times New Roman"/>
@@ -11156,7 +9888,6 @@
               </w:rPr>
               <w:t>твору</w:t>
             </w:r>
-            <w:proofErr w:type="spellEnd"/>
           </w:p>
         </w:tc>
         <w:tc>
@@ -11187,7 +9918,6 @@
                 <w:lang w:eastAsia="ru-RU"/>
               </w:rPr>
             </w:pPr>
-            <w:proofErr w:type="spellStart"/>
             <w:r>
               <w:rPr>
                 <w:rFonts w:ascii="Times New Roman" w:eastAsia="Times New Roman" w:hAnsi="Times New Roman" w:cs="Times New Roman"/>
@@ -11197,81 +9927,8 @@
                 <w:szCs w:val="23"/>
                 <w:lang w:eastAsia="ru-RU"/>
               </w:rPr>
-              <w:t>Виконавець</w:t>
+              <w:t>Виконавець  - П.І.Б. виконавця (співвиконавців) абоназваколективувиконавців</w:t>
             </w:r>
-            <w:proofErr w:type="spellEnd"/>
-            <w:r>
-              <w:rPr>
-                <w:rFonts w:ascii="Times New Roman" w:eastAsia="Times New Roman" w:hAnsi="Times New Roman" w:cs="Times New Roman"/>
-                <w:b/>
-                <w:bCs/>
-                <w:sz w:val="23"/>
-                <w:szCs w:val="23"/>
-                <w:lang w:eastAsia="ru-RU"/>
-              </w:rPr>
-              <w:t xml:space="preserve">  - П.І.Б. </w:t>
-            </w:r>
-            <w:proofErr w:type="spellStart"/>
-            <w:r>
-              <w:rPr>
-                <w:rFonts w:ascii="Times New Roman" w:eastAsia="Times New Roman" w:hAnsi="Times New Roman" w:cs="Times New Roman"/>
-                <w:b/>
-                <w:bCs/>
-                <w:sz w:val="23"/>
-                <w:szCs w:val="23"/>
-                <w:lang w:eastAsia="ru-RU"/>
-              </w:rPr>
-              <w:t>виконавця</w:t>
-            </w:r>
-            <w:proofErr w:type="spellEnd"/>
-            <w:r>
-              <w:rPr>
-                <w:rFonts w:ascii="Times New Roman" w:eastAsia="Times New Roman" w:hAnsi="Times New Roman" w:cs="Times New Roman"/>
-                <w:b/>
-                <w:bCs/>
-                <w:sz w:val="23"/>
-                <w:szCs w:val="23"/>
-                <w:lang w:eastAsia="ru-RU"/>
-              </w:rPr>
-              <w:t xml:space="preserve"> (</w:t>
-            </w:r>
-            <w:proofErr w:type="spellStart"/>
-            <w:r>
-              <w:rPr>
-                <w:rFonts w:ascii="Times New Roman" w:eastAsia="Times New Roman" w:hAnsi="Times New Roman" w:cs="Times New Roman"/>
-                <w:b/>
-                <w:bCs/>
-                <w:sz w:val="23"/>
-                <w:szCs w:val="23"/>
-                <w:lang w:eastAsia="ru-RU"/>
-              </w:rPr>
-              <w:t>співвиконавців</w:t>
-            </w:r>
-            <w:proofErr w:type="spellEnd"/>
-            <w:r>
-              <w:rPr>
-                <w:rFonts w:ascii="Times New Roman" w:eastAsia="Times New Roman" w:hAnsi="Times New Roman" w:cs="Times New Roman"/>
-                <w:b/>
-                <w:bCs/>
-                <w:sz w:val="23"/>
-                <w:szCs w:val="23"/>
-                <w:lang w:eastAsia="ru-RU"/>
-              </w:rPr>
-              <w:t xml:space="preserve">) </w:t>
-            </w:r>
-            <w:proofErr w:type="spellStart"/>
-            <w:r>
-              <w:rPr>
-                <w:rFonts w:ascii="Times New Roman" w:eastAsia="Times New Roman" w:hAnsi="Times New Roman" w:cs="Times New Roman"/>
-                <w:b/>
-                <w:bCs/>
-                <w:sz w:val="23"/>
-                <w:szCs w:val="23"/>
-                <w:lang w:eastAsia="ru-RU"/>
-              </w:rPr>
-              <w:t>абоназваколективувиконавців</w:t>
-            </w:r>
-            <w:proofErr w:type="spellEnd"/>
           </w:p>
         </w:tc>
         <w:tc>
@@ -11311,31 +9968,7 @@
                 <w:szCs w:val="23"/>
                 <w:lang w:eastAsia="ru-RU"/>
               </w:rPr>
-              <w:t xml:space="preserve">Автор </w:t>
-            </w:r>
-            <w:proofErr w:type="spellStart"/>
-            <w:r>
-              <w:rPr>
-                <w:rFonts w:ascii="Times New Roman" w:eastAsia="Times New Roman" w:hAnsi="Times New Roman" w:cs="Times New Roman"/>
-                <w:b/>
-                <w:bCs/>
-                <w:sz w:val="23"/>
-                <w:szCs w:val="23"/>
-                <w:lang w:eastAsia="ru-RU"/>
-              </w:rPr>
-              <w:t>музики</w:t>
-            </w:r>
-            <w:proofErr w:type="spellEnd"/>
-            <w:r>
-              <w:rPr>
-                <w:rFonts w:ascii="Times New Roman" w:eastAsia="Times New Roman" w:hAnsi="Times New Roman" w:cs="Times New Roman"/>
-                <w:b/>
-                <w:bCs/>
-                <w:sz w:val="23"/>
-                <w:szCs w:val="23"/>
-                <w:lang w:eastAsia="ru-RU"/>
-              </w:rPr>
-              <w:t xml:space="preserve"> (П.І.Б.)</w:t>
+              <w:t>Автор музики (П.І.Б.)</w:t>
             </w:r>
           </w:p>
         </w:tc>
@@ -11407,7 +10040,6 @@
                 <w:lang w:val="uk-UA" w:eastAsia="ru-RU"/>
               </w:rPr>
             </w:pPr>
-            <w:proofErr w:type="spellStart"/>
             <w:r>
               <w:rPr>
                 <w:rFonts w:ascii="Times New Roman" w:eastAsia="Times New Roman" w:hAnsi="Times New Roman" w:cs="Times New Roman"/>
@@ -11417,58 +10049,8 @@
                 <w:szCs w:val="23"/>
                 <w:lang w:eastAsia="ru-RU"/>
               </w:rPr>
-              <w:t>Тривалість</w:t>
+              <w:t>Тривалість звучання твору</w:t>
             </w:r>
-            <w:proofErr w:type="spellEnd"/>
-            <w:r>
-              <w:rPr>
-                <w:rFonts w:ascii="Times New Roman" w:eastAsia="Times New Roman" w:hAnsi="Times New Roman" w:cs="Times New Roman"/>
-                <w:b/>
-                <w:bCs/>
-                <w:sz w:val="23"/>
-                <w:szCs w:val="23"/>
-                <w:lang w:eastAsia="ru-RU"/>
-              </w:rPr>
-              <w:t xml:space="preserve"> </w:t>
-            </w:r>
-            <w:proofErr w:type="spellStart"/>
-            <w:r>
-              <w:rPr>
-                <w:rFonts w:ascii="Times New Roman" w:eastAsia="Times New Roman" w:hAnsi="Times New Roman" w:cs="Times New Roman"/>
-                <w:b/>
-                <w:bCs/>
-                <w:sz w:val="23"/>
-                <w:szCs w:val="23"/>
-                <w:lang w:eastAsia="ru-RU"/>
-              </w:rPr>
-              <w:t>звучання</w:t>
-            </w:r>
-            <w:proofErr w:type="spellEnd"/>
-            <w:r>
-              <w:rPr>
-                <w:rFonts w:ascii="Times New Roman" w:eastAsia="Times New Roman" w:hAnsi="Times New Roman" w:cs="Times New Roman"/>
-                <w:b/>
-                <w:bCs/>
-                <w:sz w:val="23"/>
-                <w:szCs w:val="23"/>
-                <w:lang w:eastAsia="ru-RU"/>
-              </w:rPr>
-              <w:t xml:space="preserve"> </w:t>
-            </w:r>
-            <w:proofErr w:type="spellStart"/>
-            <w:proofErr w:type="gramStart"/>
-            <w:r>
-              <w:rPr>
-                <w:rFonts w:ascii="Times New Roman" w:eastAsia="Times New Roman" w:hAnsi="Times New Roman" w:cs="Times New Roman"/>
-                <w:b/>
-                <w:bCs/>
-                <w:sz w:val="23"/>
-                <w:szCs w:val="23"/>
-                <w:lang w:eastAsia="ru-RU"/>
-              </w:rPr>
-              <w:t>твору</w:t>
-            </w:r>
-            <w:proofErr w:type="spellEnd"/>
             <w:r>
               <w:rPr>
                 <w:rFonts w:ascii="Times New Roman" w:eastAsia="Times New Roman" w:hAnsi="Times New Roman" w:cs="Times New Roman"/>
@@ -11479,7 +10061,6 @@
               </w:rPr>
               <w:t>(</w:t>
             </w:r>
-            <w:proofErr w:type="gramEnd"/>
             <w:r>
               <w:rPr>
                 <w:rFonts w:ascii="Times New Roman" w:eastAsia="Times New Roman" w:hAnsi="Times New Roman" w:cs="Times New Roman"/>
@@ -11490,7 +10071,6 @@
               </w:rPr>
               <w:t>год.:</w:t>
             </w:r>
-            <w:proofErr w:type="spellStart"/>
             <w:r>
               <w:rPr>
                 <w:rFonts w:ascii="Times New Roman" w:eastAsia="Times New Roman" w:hAnsi="Times New Roman" w:cs="Times New Roman"/>
@@ -11499,18 +10079,7 @@
                 <w:szCs w:val="18"/>
                 <w:lang w:eastAsia="ru-RU"/>
               </w:rPr>
-              <w:t>хвил</w:t>
-            </w:r>
-            <w:proofErr w:type="spellEnd"/>
-            <w:r>
-              <w:rPr>
-                <w:rFonts w:ascii="Times New Roman" w:eastAsia="Times New Roman" w:hAnsi="Times New Roman" w:cs="Times New Roman"/>
-                <w:bCs/>
-                <w:sz w:val="18"/>
-                <w:szCs w:val="18"/>
-                <w:lang w:eastAsia="ru-RU"/>
-              </w:rPr>
-              <w:t>.</w:t>
+              <w:t>хвил.</w:t>
             </w:r>
             <w:r>
               <w:rPr>
@@ -11589,7 +10158,6 @@
                 <w:lang w:eastAsia="ru-RU"/>
               </w:rPr>
             </w:pPr>
-            <w:proofErr w:type="spellStart"/>
             <w:r>
               <w:rPr>
                 <w:rFonts w:ascii="Times New Roman" w:eastAsia="Times New Roman" w:hAnsi="Times New Roman" w:cs="Times New Roman"/>
@@ -11601,7 +10169,6 @@
               </w:rPr>
               <w:t>Кількість</w:t>
             </w:r>
-            <w:proofErr w:type="spellEnd"/>
             <w:r>
               <w:rPr>
                 <w:rFonts w:ascii="Times New Roman" w:eastAsia="Times New Roman" w:hAnsi="Times New Roman" w:cs="Times New Roman"/>
@@ -11613,7 +10180,6 @@
               </w:rPr>
               <w:t xml:space="preserve"> </w:t>
             </w:r>
-            <w:proofErr w:type="spellStart"/>
             <w:r>
               <w:rPr>
                 <w:rFonts w:ascii="Times New Roman" w:eastAsia="Times New Roman" w:hAnsi="Times New Roman" w:cs="Times New Roman"/>
@@ -11625,7 +10191,6 @@
               </w:rPr>
               <w:t>публічних</w:t>
             </w:r>
-            <w:proofErr w:type="spellEnd"/>
             <w:r>
               <w:rPr>
                 <w:rFonts w:ascii="Times New Roman" w:eastAsia="Times New Roman" w:hAnsi="Times New Roman" w:cs="Times New Roman"/>
@@ -11637,7 +10202,6 @@
               </w:rPr>
               <w:t xml:space="preserve"> </w:t>
             </w:r>
-            <w:proofErr w:type="spellStart"/>
             <w:r>
               <w:rPr>
                 <w:rFonts w:ascii="Times New Roman" w:eastAsia="Times New Roman" w:hAnsi="Times New Roman" w:cs="Times New Roman"/>
@@ -11649,7 +10213,6 @@
               </w:rPr>
               <w:t>виконань</w:t>
             </w:r>
-            <w:proofErr w:type="spellEnd"/>
             <w:r>
               <w:rPr>
                 <w:rFonts w:ascii="Times New Roman" w:eastAsia="Times New Roman" w:hAnsi="Times New Roman" w:cs="Times New Roman"/>
@@ -11661,7 +10224,6 @@
               </w:rPr>
               <w:t xml:space="preserve"> </w:t>
             </w:r>
-            <w:proofErr w:type="spellStart"/>
             <w:r>
               <w:rPr>
                 <w:rFonts w:ascii="Times New Roman" w:eastAsia="Times New Roman" w:hAnsi="Times New Roman" w:cs="Times New Roman"/>
@@ -11673,7 +10235,6 @@
               </w:rPr>
               <w:t>твору</w:t>
             </w:r>
-            <w:proofErr w:type="spellEnd"/>
           </w:p>
         </w:tc>
         <w:tc>
@@ -11703,7 +10264,6 @@
                 <w:lang w:val="uk-UA" w:eastAsia="ru-RU"/>
               </w:rPr>
             </w:pPr>
-            <w:proofErr w:type="spellStart"/>
             <w:r>
               <w:rPr>
                 <w:rFonts w:ascii="Times New Roman" w:eastAsia="Times New Roman" w:hAnsi="Times New Roman" w:cs="Times New Roman"/>
@@ -11715,51 +10275,8 @@
                 <w:szCs w:val="23"/>
                 <w:lang w:eastAsia="ru-RU"/>
               </w:rPr>
-              <w:t>Загальна</w:t>
+              <w:t xml:space="preserve">Загальна Тривалість </w:t>
             </w:r>
-            <w:proofErr w:type="spellEnd"/>
-            <w:r>
-              <w:rPr>
-                <w:rFonts w:ascii="Times New Roman" w:eastAsia="Times New Roman" w:hAnsi="Times New Roman" w:cs="Times New Roman"/>
-                <w:b/>
-                <w:bCs/>
-                <w:i/>
-                <w:iCs/>
-                <w:sz w:val="23"/>
-                <w:szCs w:val="23"/>
-                <w:lang w:eastAsia="ru-RU"/>
-              </w:rPr>
-              <w:t xml:space="preserve"> </w:t>
-            </w:r>
-            <w:proofErr w:type="spellStart"/>
-            <w:r>
-              <w:rPr>
-                <w:rFonts w:ascii="Times New Roman" w:eastAsia="Times New Roman" w:hAnsi="Times New Roman" w:cs="Times New Roman"/>
-                <w:b/>
-                <w:bCs/>
-                <w:i/>
-                <w:iCs/>
-                <w:sz w:val="23"/>
-                <w:szCs w:val="23"/>
-                <w:lang w:eastAsia="ru-RU"/>
-              </w:rPr>
-              <w:t>Тривалість</w:t>
-            </w:r>
-            <w:proofErr w:type="spellEnd"/>
-            <w:r>
-              <w:rPr>
-                <w:rFonts w:ascii="Times New Roman" w:eastAsia="Times New Roman" w:hAnsi="Times New Roman" w:cs="Times New Roman"/>
-                <w:b/>
-                <w:bCs/>
-                <w:i/>
-                <w:iCs/>
-                <w:sz w:val="23"/>
-                <w:szCs w:val="23"/>
-                <w:lang w:eastAsia="ru-RU"/>
-              </w:rPr>
-              <w:t xml:space="preserve"> </w:t>
-            </w:r>
-            <w:proofErr w:type="spellStart"/>
             <w:r>
               <w:rPr>
                 <w:rFonts w:ascii="Times New Roman" w:eastAsia="Times New Roman" w:hAnsi="Times New Roman" w:cs="Times New Roman"/>
@@ -11769,34 +10286,8 @@
                 <w:szCs w:val="23"/>
                 <w:lang w:eastAsia="ru-RU"/>
               </w:rPr>
-              <w:t>звучання</w:t>
+              <w:t>звучання твору</w:t>
             </w:r>
-            <w:proofErr w:type="spellEnd"/>
-            <w:r>
-              <w:rPr>
-                <w:rFonts w:ascii="Times New Roman" w:eastAsia="Times New Roman" w:hAnsi="Times New Roman" w:cs="Times New Roman"/>
-                <w:b/>
-                <w:bCs/>
-                <w:sz w:val="23"/>
-                <w:szCs w:val="23"/>
-                <w:lang w:eastAsia="ru-RU"/>
-              </w:rPr>
-              <w:t xml:space="preserve"> </w:t>
-            </w:r>
-            <w:proofErr w:type="spellStart"/>
-            <w:proofErr w:type="gramStart"/>
-            <w:r>
-              <w:rPr>
-                <w:rFonts w:ascii="Times New Roman" w:eastAsia="Times New Roman" w:hAnsi="Times New Roman" w:cs="Times New Roman"/>
-                <w:b/>
-                <w:bCs/>
-                <w:sz w:val="23"/>
-                <w:szCs w:val="23"/>
-                <w:lang w:eastAsia="ru-RU"/>
-              </w:rPr>
-              <w:t>твору</w:t>
-            </w:r>
-            <w:proofErr w:type="spellEnd"/>
             <w:r>
               <w:rPr>
                 <w:rFonts w:ascii="Times New Roman" w:eastAsia="Times New Roman" w:hAnsi="Times New Roman" w:cs="Times New Roman"/>
@@ -11807,7 +10298,6 @@
               </w:rPr>
               <w:t>(</w:t>
             </w:r>
-            <w:proofErr w:type="gramEnd"/>
             <w:r>
               <w:rPr>
                 <w:rFonts w:ascii="Times New Roman" w:eastAsia="Times New Roman" w:hAnsi="Times New Roman" w:cs="Times New Roman"/>
@@ -11818,7 +10308,6 @@
               </w:rPr>
               <w:t>год.:</w:t>
             </w:r>
-            <w:proofErr w:type="spellStart"/>
             <w:r>
               <w:rPr>
                 <w:rFonts w:ascii="Times New Roman" w:eastAsia="Times New Roman" w:hAnsi="Times New Roman" w:cs="Times New Roman"/>
@@ -11827,18 +10316,7 @@
                 <w:szCs w:val="18"/>
                 <w:lang w:eastAsia="ru-RU"/>
               </w:rPr>
-              <w:t>хвил</w:t>
-            </w:r>
-            <w:proofErr w:type="spellEnd"/>
-            <w:r>
-              <w:rPr>
-                <w:rFonts w:ascii="Times New Roman" w:eastAsia="Times New Roman" w:hAnsi="Times New Roman" w:cs="Times New Roman"/>
-                <w:bCs/>
-                <w:sz w:val="18"/>
-                <w:szCs w:val="18"/>
-                <w:lang w:eastAsia="ru-RU"/>
-              </w:rPr>
-              <w:t>.</w:t>
+              <w:t>хвил.</w:t>
             </w:r>
             <w:r>
               <w:rPr>
@@ -14208,31 +12686,7 @@
           <w:lang w:val="uk-UA" w:eastAsia="ru-RU"/>
         </w:rPr>
         <w:lastRenderedPageBreak/>
-        <w:t xml:space="preserve">Форма </w:t>
-      </w:r>
-      <w:proofErr w:type="spellStart"/>
-      <w:r>
-        <w:rPr>
-          <w:rFonts w:ascii="Times New Roman" w:eastAsia="MS Mincho" w:hAnsi="Times New Roman" w:cs="Times New Roman"/>
-          <w:b/>
-          <w:bCs/>
-          <w:sz w:val="18"/>
-          <w:szCs w:val="18"/>
-          <w:lang w:val="uk-UA" w:eastAsia="ru-RU"/>
-        </w:rPr>
-        <w:t>акта</w:t>
-      </w:r>
-      <w:proofErr w:type="spellEnd"/>
-      <w:r>
-        <w:rPr>
-          <w:rFonts w:ascii="Times New Roman" w:eastAsia="MS Mincho" w:hAnsi="Times New Roman" w:cs="Times New Roman"/>
-          <w:b/>
-          <w:bCs/>
-          <w:sz w:val="18"/>
-          <w:szCs w:val="18"/>
-          <w:lang w:val="uk-UA" w:eastAsia="ru-RU"/>
-        </w:rPr>
-        <w:t xml:space="preserve">                                                                                                                                                                                      </w:t>
+        <w:t xml:space="preserve">Форма акта                                                                                                                                                                                      </w:t>
       </w:r>
       <w:r>
         <w:rPr>
@@ -14412,7 +12866,7 @@
         <mc:AlternateContent>
           <mc:Choice Requires="wps">
             <w:drawing>
-              <wp:anchor distT="0" distB="0" distL="114300" distR="114300" simplePos="0" relativeHeight="251661312" behindDoc="0" locked="0" layoutInCell="1" allowOverlap="1">
+              <wp:anchor distT="0" distB="0" distL="114300" distR="114300" simplePos="0" relativeHeight="251661312" behindDoc="0" locked="0" layoutInCell="1" allowOverlap="1" wp14:anchorId="0AA80636" wp14:editId="6B02F246">
                 <wp:simplePos x="0" y="0"/>
                 <wp:positionH relativeFrom="column">
                   <wp:posOffset>942975</wp:posOffset>
@@ -14453,7 +12907,7 @@
                         <w:txbxContent>
                           <w:p>
                             <w:pPr>
-                              <w:pStyle w:val="ab"/>
+                              <w:pStyle w:val="NormalWeb"/>
                               <w:spacing w:before="0" w:beforeAutospacing="0" w:after="0" w:afterAutospacing="0"/>
                               <w:jc w:val="distribute"/>
                             </w:pPr>
@@ -14463,7 +12917,6 @@
                                 <w:color w:val="C0C0C0"/>
                                 <w:sz w:val="72"/>
                                 <w:szCs w:val="72"/>
-                                <w:lang w:val="ru-RU"/>
                                 <w14:textOutline w14:w="9525" w14:cap="flat" w14:cmpd="sng" w14:algn="ctr">
                                   <w14:solidFill>
                                     <w14:srgbClr w14:val="969696"/>
@@ -14779,55 +13232,7 @@
           <w:szCs w:val="24"/>
           <w:lang w:eastAsia="ru-RU"/>
         </w:rPr>
-        <w:t>(</w:t>
-      </w:r>
-      <w:proofErr w:type="spellStart"/>
-      <w:r>
-        <w:rPr>
-          <w:rFonts w:ascii="Times New Roman" w:eastAsia="MS Mincho" w:hAnsi="Times New Roman" w:cs="Times New Roman"/>
-          <w:b/>
-          <w:bCs/>
-          <w:sz w:val="24"/>
-          <w:szCs w:val="24"/>
-          <w:lang w:eastAsia="ru-RU"/>
-        </w:rPr>
-        <w:t>далі</w:t>
-      </w:r>
-      <w:proofErr w:type="spellEnd"/>
-      <w:r>
-        <w:rPr>
-          <w:rFonts w:ascii="Times New Roman" w:eastAsia="MS Mincho" w:hAnsi="Times New Roman" w:cs="Times New Roman"/>
-          <w:b/>
-          <w:bCs/>
-          <w:sz w:val="24"/>
-          <w:szCs w:val="24"/>
-          <w:lang w:eastAsia="ru-RU"/>
-        </w:rPr>
-        <w:t xml:space="preserve"> - </w:t>
-      </w:r>
-      <w:proofErr w:type="spellStart"/>
-      <w:r>
-        <w:rPr>
-          <w:rFonts w:ascii="Times New Roman" w:eastAsia="MS Mincho" w:hAnsi="Times New Roman" w:cs="Times New Roman"/>
-          <w:b/>
-          <w:bCs/>
-          <w:sz w:val="24"/>
-          <w:szCs w:val="24"/>
-          <w:lang w:eastAsia="ru-RU"/>
-        </w:rPr>
-        <w:t>Договір</w:t>
-      </w:r>
-      <w:proofErr w:type="spellEnd"/>
-      <w:r>
-        <w:rPr>
-          <w:rFonts w:ascii="Times New Roman" w:eastAsia="MS Mincho" w:hAnsi="Times New Roman" w:cs="Times New Roman"/>
-          <w:b/>
-          <w:bCs/>
-          <w:sz w:val="24"/>
-          <w:szCs w:val="24"/>
-          <w:lang w:eastAsia="ru-RU"/>
-        </w:rPr>
-        <w:t xml:space="preserve">) </w:t>
+        <w:t xml:space="preserve">(далі - Договір) </w:t>
       </w:r>
       <w:r>
         <w:rPr>
@@ -18544,25 +16949,14 @@
           <w:lang w:val="uk-UA" w:eastAsia="ru-RU"/>
         </w:rPr>
       </w:pPr>
-      <w:proofErr w:type="spellStart"/>
-      <w:r>
-        <w:rPr>
-          <w:rFonts w:ascii="Times New Roman" w:eastAsia="MS Mincho" w:hAnsi="Times New Roman" w:cs="Times New Roman"/>
-          <w:sz w:val="20"/>
-          <w:szCs w:val="20"/>
-          <w:lang w:val="uk-UA" w:eastAsia="ru-RU"/>
-        </w:rPr>
-        <w:t>Зворотня</w:t>
-      </w:r>
-      <w:proofErr w:type="spellEnd"/>
-      <w:r>
-        <w:rPr>
-          <w:rFonts w:ascii="Times New Roman" w:eastAsia="MS Mincho" w:hAnsi="Times New Roman" w:cs="Times New Roman"/>
-          <w:sz w:val="20"/>
-          <w:szCs w:val="20"/>
-          <w:lang w:val="uk-UA" w:eastAsia="ru-RU"/>
-        </w:rPr>
-        <w:t xml:space="preserve"> адреса користувача: </w:t>
+      <w:r>
+        <w:rPr>
+          <w:rFonts w:ascii="Times New Roman" w:eastAsia="MS Mincho" w:hAnsi="Times New Roman" w:cs="Times New Roman"/>
+          <w:sz w:val="20"/>
+          <w:szCs w:val="20"/>
+          <w:lang w:val="uk-UA" w:eastAsia="ru-RU"/>
+        </w:rPr>
+        <w:t xml:space="preserve">Зворотня адреса користувача: </w:t>
       </w:r>
     </w:p>
     <w:p>
@@ -18658,7 +17052,7 @@
 </file>
 
 <file path=word/endnotes.xml><?xml version="1.0" encoding="utf-8"?>
-<w:endnotes xmlns:wpc="http://schemas.microsoft.com/office/word/2010/wordprocessingCanvas" xmlns:cx="http://schemas.microsoft.com/office/drawing/2014/chartex" xmlns:cx1="http://schemas.microsoft.com/office/drawing/2015/9/8/chartex" xmlns:mc="http://schemas.openxmlformats.org/markup-compatibility/2006" xmlns:o="urn:schemas-microsoft-com:office:office" xmlns:r="http://schemas.openxmlformats.org/officeDocument/2006/relationships" xmlns:m="http://schemas.openxmlformats.org/officeDocument/2006/math" xmlns:v="urn:schemas-microsoft-com:vml" xmlns:wp14="http://schemas.microsoft.com/office/word/2010/wordprocessingDrawing" xmlns:wp="http://schemas.openxmlformats.org/drawingml/2006/wordprocessingDrawing" xmlns:w10="urn:schemas-microsoft-com:office:word" xmlns:w="http://schemas.openxmlformats.org/wordprocessingml/2006/main" xmlns:w14="http://schemas.microsoft.com/office/word/2010/wordml" xmlns:w15="http://schemas.microsoft.com/office/word/2012/wordml" xmlns:w16se="http://schemas.microsoft.com/office/word/2015/wordml/symex" xmlns:wpg="http://schemas.microsoft.com/office/word/2010/wordprocessingGroup" xmlns:wpi="http://schemas.microsoft.com/office/word/2010/wordprocessingInk" xmlns:wne="http://schemas.microsoft.com/office/word/2006/wordml" xmlns:wps="http://schemas.microsoft.com/office/word/2010/wordprocessingShape" mc:Ignorable="w14 w15 w16se wp14">
+<w:endnotes xmlns:wpc="http://schemas.microsoft.com/office/word/2010/wordprocessingCanvas" xmlns:cx="http://schemas.microsoft.com/office/drawing/2014/chartex" xmlns:cx1="http://schemas.microsoft.com/office/drawing/2015/9/8/chartex" xmlns:cx2="http://schemas.microsoft.com/office/drawing/2015/10/21/chartex" xmlns:cx3="http://schemas.microsoft.com/office/drawing/2016/5/9/chartex" xmlns:cx4="http://schemas.microsoft.com/office/drawing/2016/5/10/chartex" xmlns:cx5="http://schemas.microsoft.com/office/drawing/2016/5/11/chartex" xmlns:cx6="http://schemas.microsoft.com/office/drawing/2016/5/12/chartex" xmlns:cx7="http://schemas.microsoft.com/office/drawing/2016/5/13/chartex" xmlns:cx8="http://schemas.microsoft.com/office/drawing/2016/5/14/chartex" xmlns:mc="http://schemas.openxmlformats.org/markup-compatibility/2006" xmlns:aink="http://schemas.microsoft.com/office/drawing/2016/ink" xmlns:am3d="http://schemas.microsoft.com/office/drawing/2017/model3d" xmlns:o="urn:schemas-microsoft-com:office:office" xmlns:oel="http://schemas.microsoft.com/office/2019/extlst" xmlns:r="http://schemas.openxmlformats.org/officeDocument/2006/relationships" xmlns:m="http://schemas.openxmlformats.org/officeDocument/2006/math" xmlns:v="urn:schemas-microsoft-com:vml" xmlns:wp14="http://schemas.microsoft.com/office/word/2010/wordprocessingDrawing" xmlns:wp="http://schemas.openxmlformats.org/drawingml/2006/wordprocessingDrawing" xmlns:w10="urn:schemas-microsoft-com:office:word" xmlns:w="http://schemas.openxmlformats.org/wordprocessingml/2006/main" xmlns:w14="http://schemas.microsoft.com/office/word/2010/wordml" xmlns:w15="http://schemas.microsoft.com/office/word/2012/wordml" xmlns:w16cex="http://schemas.microsoft.com/office/word/2018/wordml/cex" xmlns:w16cid="http://schemas.microsoft.com/office/word/2016/wordml/cid" xmlns:w16="http://schemas.microsoft.com/office/word/2018/wordml" xmlns:w16sdtdh="http://schemas.microsoft.com/office/word/2020/wordml/sdtdatahash" xmlns:w16se="http://schemas.microsoft.com/office/word/2015/wordml/symex" xmlns:wpg="http://schemas.microsoft.com/office/word/2010/wordprocessingGroup" xmlns:wpi="http://schemas.microsoft.com/office/word/2010/wordprocessingInk" xmlns:wne="http://schemas.microsoft.com/office/word/2006/wordml" xmlns:wps="http://schemas.microsoft.com/office/word/2010/wordprocessingShape" mc:Ignorable="w14 w15 w16se w16cid w16 w16cex w16sdtdh wp14">
   <w:endnote w:type="separator" w:id="-1">
     <w:p>
       <w:pPr>
@@ -18683,37 +17077,37 @@
 </file>
 
 <file path=word/footer1.xml><?xml version="1.0" encoding="utf-8"?>
-<w:ftr xmlns:wpc="http://schemas.microsoft.com/office/word/2010/wordprocessingCanvas" xmlns:cx="http://schemas.microsoft.com/office/drawing/2014/chartex" xmlns:cx1="http://schemas.microsoft.com/office/drawing/2015/9/8/chartex" xmlns:mc="http://schemas.openxmlformats.org/markup-compatibility/2006" xmlns:o="urn:schemas-microsoft-com:office:office" xmlns:r="http://schemas.openxmlformats.org/officeDocument/2006/relationships" xmlns:m="http://schemas.openxmlformats.org/officeDocument/2006/math" xmlns:v="urn:schemas-microsoft-com:vml" xmlns:wp14="http://schemas.microsoft.com/office/word/2010/wordprocessingDrawing" xmlns:wp="http://schemas.openxmlformats.org/drawingml/2006/wordprocessingDrawing" xmlns:w10="urn:schemas-microsoft-com:office:word" xmlns:w="http://schemas.openxmlformats.org/wordprocessingml/2006/main" xmlns:w14="http://schemas.microsoft.com/office/word/2010/wordml" xmlns:w15="http://schemas.microsoft.com/office/word/2012/wordml" xmlns:w16se="http://schemas.microsoft.com/office/word/2015/wordml/symex" xmlns:wpg="http://schemas.microsoft.com/office/word/2010/wordprocessingGroup" xmlns:wpi="http://schemas.microsoft.com/office/word/2010/wordprocessingInk" xmlns:wne="http://schemas.microsoft.com/office/word/2006/wordml" xmlns:wps="http://schemas.microsoft.com/office/word/2010/wordprocessingShape" mc:Ignorable="w14 w15 w16se wp14">
+<w:ftr xmlns:wpc="http://schemas.microsoft.com/office/word/2010/wordprocessingCanvas" xmlns:cx="http://schemas.microsoft.com/office/drawing/2014/chartex" xmlns:cx1="http://schemas.microsoft.com/office/drawing/2015/9/8/chartex" xmlns:cx2="http://schemas.microsoft.com/office/drawing/2015/10/21/chartex" xmlns:cx3="http://schemas.microsoft.com/office/drawing/2016/5/9/chartex" xmlns:cx4="http://schemas.microsoft.com/office/drawing/2016/5/10/chartex" xmlns:cx5="http://schemas.microsoft.com/office/drawing/2016/5/11/chartex" xmlns:cx6="http://schemas.microsoft.com/office/drawing/2016/5/12/chartex" xmlns:cx7="http://schemas.microsoft.com/office/drawing/2016/5/13/chartex" xmlns:cx8="http://schemas.microsoft.com/office/drawing/2016/5/14/chartex" xmlns:mc="http://schemas.openxmlformats.org/markup-compatibility/2006" xmlns:aink="http://schemas.microsoft.com/office/drawing/2016/ink" xmlns:am3d="http://schemas.microsoft.com/office/drawing/2017/model3d" xmlns:o="urn:schemas-microsoft-com:office:office" xmlns:oel="http://schemas.microsoft.com/office/2019/extlst" xmlns:r="http://schemas.openxmlformats.org/officeDocument/2006/relationships" xmlns:m="http://schemas.openxmlformats.org/officeDocument/2006/math" xmlns:v="urn:schemas-microsoft-com:vml" xmlns:wp14="http://schemas.microsoft.com/office/word/2010/wordprocessingDrawing" xmlns:wp="http://schemas.openxmlformats.org/drawingml/2006/wordprocessingDrawing" xmlns:w10="urn:schemas-microsoft-com:office:word" xmlns:w="http://schemas.openxmlformats.org/wordprocessingml/2006/main" xmlns:w14="http://schemas.microsoft.com/office/word/2010/wordml" xmlns:w15="http://schemas.microsoft.com/office/word/2012/wordml" xmlns:w16cex="http://schemas.microsoft.com/office/word/2018/wordml/cex" xmlns:w16cid="http://schemas.microsoft.com/office/word/2016/wordml/cid" xmlns:w16="http://schemas.microsoft.com/office/word/2018/wordml" xmlns:w16sdtdh="http://schemas.microsoft.com/office/word/2020/wordml/sdtdatahash" xmlns:w16se="http://schemas.microsoft.com/office/word/2015/wordml/symex" xmlns:wpg="http://schemas.microsoft.com/office/word/2010/wordprocessingGroup" xmlns:wpi="http://schemas.microsoft.com/office/word/2010/wordprocessingInk" xmlns:wne="http://schemas.microsoft.com/office/word/2006/wordml" xmlns:wps="http://schemas.microsoft.com/office/word/2010/wordprocessingShape" mc:Ignorable="w14 w15 w16se w16cid w16 w16cex w16sdtdh wp14">
   <w:p>
     <w:pPr>
-      <w:pStyle w:val="a5"/>
+      <w:pStyle w:val="Footer"/>
       <w:framePr w:wrap="around" w:vAnchor="text" w:hAnchor="margin" w:xAlign="right" w:y="1"/>
       <w:rPr>
-        <w:rStyle w:val="a7"/>
+        <w:rStyle w:val="PageNumber"/>
       </w:rPr>
     </w:pPr>
     <w:r>
       <w:rPr>
-        <w:rStyle w:val="a7"/>
+        <w:rStyle w:val="PageNumber"/>
       </w:rPr>
       <w:fldChar w:fldCharType="begin"/>
     </w:r>
     <w:r>
       <w:rPr>
-        <w:rStyle w:val="a7"/>
+        <w:rStyle w:val="PageNumber"/>
       </w:rPr>
       <w:instrText xml:space="preserve">PAGE  </w:instrText>
     </w:r>
     <w:r>
       <w:rPr>
-        <w:rStyle w:val="a7"/>
+        <w:rStyle w:val="PageNumber"/>
       </w:rPr>
       <w:fldChar w:fldCharType="end"/>
     </w:r>
   </w:p>
   <w:p>
     <w:pPr>
-      <w:pStyle w:val="a5"/>
+      <w:pStyle w:val="Footer"/>
       <w:ind w:right="360"/>
     </w:pPr>
   </w:p>
@@ -18721,13 +17115,13 @@
 </file>
 
 <file path=word/footer2.xml><?xml version="1.0" encoding="utf-8"?>
-<w:ftr xmlns:wpc="http://schemas.microsoft.com/office/word/2010/wordprocessingCanvas" xmlns:cx="http://schemas.microsoft.com/office/drawing/2014/chartex" xmlns:cx1="http://schemas.microsoft.com/office/drawing/2015/9/8/chartex" xmlns:mc="http://schemas.openxmlformats.org/markup-compatibility/2006" xmlns:o="urn:schemas-microsoft-com:office:office" xmlns:r="http://schemas.openxmlformats.org/officeDocument/2006/relationships" xmlns:m="http://schemas.openxmlformats.org/officeDocument/2006/math" xmlns:v="urn:schemas-microsoft-com:vml" xmlns:wp14="http://schemas.microsoft.com/office/word/2010/wordprocessingDrawing" xmlns:wp="http://schemas.openxmlformats.org/drawingml/2006/wordprocessingDrawing" xmlns:w10="urn:schemas-microsoft-com:office:word" xmlns:w="http://schemas.openxmlformats.org/wordprocessingml/2006/main" xmlns:w14="http://schemas.microsoft.com/office/word/2010/wordml" xmlns:w15="http://schemas.microsoft.com/office/word/2012/wordml" xmlns:w16se="http://schemas.microsoft.com/office/word/2015/wordml/symex" xmlns:wpg="http://schemas.microsoft.com/office/word/2010/wordprocessingGroup" xmlns:wpi="http://schemas.microsoft.com/office/word/2010/wordprocessingInk" xmlns:wne="http://schemas.microsoft.com/office/word/2006/wordml" xmlns:wps="http://schemas.microsoft.com/office/word/2010/wordprocessingShape" mc:Ignorable="w14 w15 w16se wp14">
+<w:ftr xmlns:wpc="http://schemas.microsoft.com/office/word/2010/wordprocessingCanvas" xmlns:cx="http://schemas.microsoft.com/office/drawing/2014/chartex" xmlns:cx1="http://schemas.microsoft.com/office/drawing/2015/9/8/chartex" xmlns:cx2="http://schemas.microsoft.com/office/drawing/2015/10/21/chartex" xmlns:cx3="http://schemas.microsoft.com/office/drawing/2016/5/9/chartex" xmlns:cx4="http://schemas.microsoft.com/office/drawing/2016/5/10/chartex" xmlns:cx5="http://schemas.microsoft.com/office/drawing/2016/5/11/chartex" xmlns:cx6="http://schemas.microsoft.com/office/drawing/2016/5/12/chartex" xmlns:cx7="http://schemas.microsoft.com/office/drawing/2016/5/13/chartex" xmlns:cx8="http://schemas.microsoft.com/office/drawing/2016/5/14/chartex" xmlns:mc="http://schemas.openxmlformats.org/markup-compatibility/2006" xmlns:aink="http://schemas.microsoft.com/office/drawing/2016/ink" xmlns:am3d="http://schemas.microsoft.com/office/drawing/2017/model3d" xmlns:o="urn:schemas-microsoft-com:office:office" xmlns:oel="http://schemas.microsoft.com/office/2019/extlst" xmlns:r="http://schemas.openxmlformats.org/officeDocument/2006/relationships" xmlns:m="http://schemas.openxmlformats.org/officeDocument/2006/math" xmlns:v="urn:schemas-microsoft-com:vml" xmlns:wp14="http://schemas.microsoft.com/office/word/2010/wordprocessingDrawing" xmlns:wp="http://schemas.openxmlformats.org/drawingml/2006/wordprocessingDrawing" xmlns:w10="urn:schemas-microsoft-com:office:word" xmlns:w="http://schemas.openxmlformats.org/wordprocessingml/2006/main" xmlns:w14="http://schemas.microsoft.com/office/word/2010/wordml" xmlns:w15="http://schemas.microsoft.com/office/word/2012/wordml" xmlns:w16cex="http://schemas.microsoft.com/office/word/2018/wordml/cex" xmlns:w16cid="http://schemas.microsoft.com/office/word/2016/wordml/cid" xmlns:w16="http://schemas.microsoft.com/office/word/2018/wordml" xmlns:w16sdtdh="http://schemas.microsoft.com/office/word/2020/wordml/sdtdatahash" xmlns:w16se="http://schemas.microsoft.com/office/word/2015/wordml/symex" xmlns:wpg="http://schemas.microsoft.com/office/word/2010/wordprocessingGroup" xmlns:wpi="http://schemas.microsoft.com/office/word/2010/wordprocessingInk" xmlns:wne="http://schemas.microsoft.com/office/word/2006/wordml" xmlns:wps="http://schemas.microsoft.com/office/word/2010/wordprocessingShape" mc:Ignorable="w14 w15 w16se w16cid w16 w16cex w16sdtdh wp14">
   <w:p>
     <w:pPr>
-      <w:pStyle w:val="a5"/>
+      <w:pStyle w:val="Footer"/>
       <w:framePr w:wrap="around" w:vAnchor="text" w:hAnchor="margin" w:xAlign="right" w:y="1"/>
       <w:rPr>
-        <w:rStyle w:val="a7"/>
+        <w:rStyle w:val="PageNumber"/>
         <w:rFonts w:ascii="Times New Roman" w:hAnsi="Times New Roman" w:cs="Times New Roman"/>
         <w:sz w:val="18"/>
         <w:szCs w:val="18"/>
@@ -18735,7 +17129,7 @@
     </w:pPr>
     <w:r>
       <w:rPr>
-        <w:rStyle w:val="a7"/>
+        <w:rStyle w:val="PageNumber"/>
         <w:rFonts w:ascii="Times New Roman" w:hAnsi="Times New Roman" w:cs="Times New Roman"/>
         <w:sz w:val="18"/>
         <w:szCs w:val="18"/>
@@ -18744,7 +17138,7 @@
     </w:r>
     <w:r>
       <w:rPr>
-        <w:rStyle w:val="a7"/>
+        <w:rStyle w:val="PageNumber"/>
         <w:rFonts w:ascii="Times New Roman" w:hAnsi="Times New Roman" w:cs="Times New Roman"/>
         <w:sz w:val="18"/>
         <w:szCs w:val="18"/>
@@ -18753,7 +17147,7 @@
     </w:r>
     <w:r>
       <w:rPr>
-        <w:rStyle w:val="a7"/>
+        <w:rStyle w:val="PageNumber"/>
         <w:rFonts w:ascii="Times New Roman" w:hAnsi="Times New Roman" w:cs="Times New Roman"/>
         <w:sz w:val="18"/>
         <w:szCs w:val="18"/>
@@ -18762,7 +17156,7 @@
     </w:r>
     <w:r>
       <w:rPr>
-        <w:rStyle w:val="a7"/>
+        <w:rStyle w:val="PageNumber"/>
         <w:rFonts w:ascii="Times New Roman" w:hAnsi="Times New Roman" w:cs="Times New Roman"/>
         <w:noProof/>
         <w:sz w:val="18"/>
@@ -18772,7 +17166,7 @@
     </w:r>
     <w:r>
       <w:rPr>
-        <w:rStyle w:val="a7"/>
+        <w:rStyle w:val="PageNumber"/>
         <w:rFonts w:ascii="Times New Roman" w:hAnsi="Times New Roman" w:cs="Times New Roman"/>
         <w:sz w:val="18"/>
         <w:szCs w:val="18"/>
@@ -19056,7 +17450,7 @@
   </w:tbl>
   <w:p>
     <w:pPr>
-      <w:pStyle w:val="a5"/>
+      <w:pStyle w:val="Footer"/>
       <w:rPr>
         <w:rFonts w:ascii="Times New Roman" w:hAnsi="Times New Roman" w:cs="Times New Roman"/>
         <w:lang w:val="uk-UA"/>
@@ -19067,7 +17461,7 @@
 </file>
 
 <file path=word/footnotes.xml><?xml version="1.0" encoding="utf-8"?>
-<w:footnotes xmlns:wpc="http://schemas.microsoft.com/office/word/2010/wordprocessingCanvas" xmlns:cx="http://schemas.microsoft.com/office/drawing/2014/chartex" xmlns:cx1="http://schemas.microsoft.com/office/drawing/2015/9/8/chartex" xmlns:mc="http://schemas.openxmlformats.org/markup-compatibility/2006" xmlns:o="urn:schemas-microsoft-com:office:office" xmlns:r="http://schemas.openxmlformats.org/officeDocument/2006/relationships" xmlns:m="http://schemas.openxmlformats.org/officeDocument/2006/math" xmlns:v="urn:schemas-microsoft-com:vml" xmlns:wp14="http://schemas.microsoft.com/office/word/2010/wordprocessingDrawing" xmlns:wp="http://schemas.openxmlformats.org/drawingml/2006/wordprocessingDrawing" xmlns:w10="urn:schemas-microsoft-com:office:word" xmlns:w="http://schemas.openxmlformats.org/wordprocessingml/2006/main" xmlns:w14="http://schemas.microsoft.com/office/word/2010/wordml" xmlns:w15="http://schemas.microsoft.com/office/word/2012/wordml" xmlns:w16se="http://schemas.microsoft.com/office/word/2015/wordml/symex" xmlns:wpg="http://schemas.microsoft.com/office/word/2010/wordprocessingGroup" xmlns:wpi="http://schemas.microsoft.com/office/word/2010/wordprocessingInk" xmlns:wne="http://schemas.microsoft.com/office/word/2006/wordml" xmlns:wps="http://schemas.microsoft.com/office/word/2010/wordprocessingShape" mc:Ignorable="w14 w15 w16se wp14">
+<w:footnotes xmlns:wpc="http://schemas.microsoft.com/office/word/2010/wordprocessingCanvas" xmlns:cx="http://schemas.microsoft.com/office/drawing/2014/chartex" xmlns:cx1="http://schemas.microsoft.com/office/drawing/2015/9/8/chartex" xmlns:cx2="http://schemas.microsoft.com/office/drawing/2015/10/21/chartex" xmlns:cx3="http://schemas.microsoft.com/office/drawing/2016/5/9/chartex" xmlns:cx4="http://schemas.microsoft.com/office/drawing/2016/5/10/chartex" xmlns:cx5="http://schemas.microsoft.com/office/drawing/2016/5/11/chartex" xmlns:cx6="http://schemas.microsoft.com/office/drawing/2016/5/12/chartex" xmlns:cx7="http://schemas.microsoft.com/office/drawing/2016/5/13/chartex" xmlns:cx8="http://schemas.microsoft.com/office/drawing/2016/5/14/chartex" xmlns:mc="http://schemas.openxmlformats.org/markup-compatibility/2006" xmlns:aink="http://schemas.microsoft.com/office/drawing/2016/ink" xmlns:am3d="http://schemas.microsoft.com/office/drawing/2017/model3d" xmlns:o="urn:schemas-microsoft-com:office:office" xmlns:oel="http://schemas.microsoft.com/office/2019/extlst" xmlns:r="http://schemas.openxmlformats.org/officeDocument/2006/relationships" xmlns:m="http://schemas.openxmlformats.org/officeDocument/2006/math" xmlns:v="urn:schemas-microsoft-com:vml" xmlns:wp14="http://schemas.microsoft.com/office/word/2010/wordprocessingDrawing" xmlns:wp="http://schemas.openxmlformats.org/drawingml/2006/wordprocessingDrawing" xmlns:w10="urn:schemas-microsoft-com:office:word" xmlns:w="http://schemas.openxmlformats.org/wordprocessingml/2006/main" xmlns:w14="http://schemas.microsoft.com/office/word/2010/wordml" xmlns:w15="http://schemas.microsoft.com/office/word/2012/wordml" xmlns:w16cex="http://schemas.microsoft.com/office/word/2018/wordml/cex" xmlns:w16cid="http://schemas.microsoft.com/office/word/2016/wordml/cid" xmlns:w16="http://schemas.microsoft.com/office/word/2018/wordml" xmlns:w16sdtdh="http://schemas.microsoft.com/office/word/2020/wordml/sdtdatahash" xmlns:w16se="http://schemas.microsoft.com/office/word/2015/wordml/symex" xmlns:wpg="http://schemas.microsoft.com/office/word/2010/wordprocessingGroup" xmlns:wpi="http://schemas.microsoft.com/office/word/2010/wordprocessingInk" xmlns:wne="http://schemas.microsoft.com/office/word/2006/wordml" xmlns:wps="http://schemas.microsoft.com/office/word/2010/wordprocessingShape" mc:Ignorable="w14 w15 w16se w16cid w16 w16cex w16sdtdh wp14">
   <w:footnote w:type="separator" w:id="-1">
     <w:p>
       <w:pPr>
@@ -19092,10 +17486,10 @@
 </file>
 
 <file path=word/header1.xml><?xml version="1.0" encoding="utf-8"?>
-<w:hdr xmlns:wpc="http://schemas.microsoft.com/office/word/2010/wordprocessingCanvas" xmlns:cx="http://schemas.microsoft.com/office/drawing/2014/chartex" xmlns:cx1="http://schemas.microsoft.com/office/drawing/2015/9/8/chartex" xmlns:mc="http://schemas.openxmlformats.org/markup-compatibility/2006" xmlns:o="urn:schemas-microsoft-com:office:office" xmlns:r="http://schemas.openxmlformats.org/officeDocument/2006/relationships" xmlns:m="http://schemas.openxmlformats.org/officeDocument/2006/math" xmlns:v="urn:schemas-microsoft-com:vml" xmlns:wp14="http://schemas.microsoft.com/office/word/2010/wordprocessingDrawing" xmlns:wp="http://schemas.openxmlformats.org/drawingml/2006/wordprocessingDrawing" xmlns:w10="urn:schemas-microsoft-com:office:word" xmlns:w="http://schemas.openxmlformats.org/wordprocessingml/2006/main" xmlns:w14="http://schemas.microsoft.com/office/word/2010/wordml" xmlns:w15="http://schemas.microsoft.com/office/word/2012/wordml" xmlns:w16se="http://schemas.microsoft.com/office/word/2015/wordml/symex" xmlns:wpg="http://schemas.microsoft.com/office/word/2010/wordprocessingGroup" xmlns:wpi="http://schemas.microsoft.com/office/word/2010/wordprocessingInk" xmlns:wne="http://schemas.microsoft.com/office/word/2006/wordml" xmlns:wps="http://schemas.microsoft.com/office/word/2010/wordprocessingShape" mc:Ignorable="w14 w15 w16se wp14">
+<w:hdr xmlns:wpc="http://schemas.microsoft.com/office/word/2010/wordprocessingCanvas" xmlns:cx="http://schemas.microsoft.com/office/drawing/2014/chartex" xmlns:cx1="http://schemas.microsoft.com/office/drawing/2015/9/8/chartex" xmlns:cx2="http://schemas.microsoft.com/office/drawing/2015/10/21/chartex" xmlns:cx3="http://schemas.microsoft.com/office/drawing/2016/5/9/chartex" xmlns:cx4="http://schemas.microsoft.com/office/drawing/2016/5/10/chartex" xmlns:cx5="http://schemas.microsoft.com/office/drawing/2016/5/11/chartex" xmlns:cx6="http://schemas.microsoft.com/office/drawing/2016/5/12/chartex" xmlns:cx7="http://schemas.microsoft.com/office/drawing/2016/5/13/chartex" xmlns:cx8="http://schemas.microsoft.com/office/drawing/2016/5/14/chartex" xmlns:mc="http://schemas.openxmlformats.org/markup-compatibility/2006" xmlns:aink="http://schemas.microsoft.com/office/drawing/2016/ink" xmlns:am3d="http://schemas.microsoft.com/office/drawing/2017/model3d" xmlns:o="urn:schemas-microsoft-com:office:office" xmlns:oel="http://schemas.microsoft.com/office/2019/extlst" xmlns:r="http://schemas.openxmlformats.org/officeDocument/2006/relationships" xmlns:m="http://schemas.openxmlformats.org/officeDocument/2006/math" xmlns:v="urn:schemas-microsoft-com:vml" xmlns:wp14="http://schemas.microsoft.com/office/word/2010/wordprocessingDrawing" xmlns:wp="http://schemas.openxmlformats.org/drawingml/2006/wordprocessingDrawing" xmlns:w10="urn:schemas-microsoft-com:office:word" xmlns:w="http://schemas.openxmlformats.org/wordprocessingml/2006/main" xmlns:w14="http://schemas.microsoft.com/office/word/2010/wordml" xmlns:w15="http://schemas.microsoft.com/office/word/2012/wordml" xmlns:w16cex="http://schemas.microsoft.com/office/word/2018/wordml/cex" xmlns:w16cid="http://schemas.microsoft.com/office/word/2016/wordml/cid" xmlns:w16="http://schemas.microsoft.com/office/word/2018/wordml" xmlns:w16sdtdh="http://schemas.microsoft.com/office/word/2020/wordml/sdtdatahash" xmlns:w16se="http://schemas.microsoft.com/office/word/2015/wordml/symex" xmlns:wpg="http://schemas.microsoft.com/office/word/2010/wordprocessingGroup" xmlns:wpi="http://schemas.microsoft.com/office/word/2010/wordprocessingInk" xmlns:wne="http://schemas.microsoft.com/office/word/2006/wordml" xmlns:wps="http://schemas.microsoft.com/office/word/2010/wordprocessingShape" mc:Ignorable="w14 w15 w16se w16cid w16 w16cex w16sdtdh wp14">
   <w:p>
     <w:pPr>
-      <w:pStyle w:val="a3"/>
+      <w:pStyle w:val="Header"/>
       <w:rPr>
         <w:rFonts w:ascii="Times New Roman" w:hAnsi="Times New Roman" w:cs="Times New Roman"/>
         <w:b/>
@@ -19146,7 +17540,7 @@
 </file>
 
 <file path=word/numbering.xml><?xml version="1.0" encoding="utf-8"?>
-<w:numbering xmlns:wpc="http://schemas.microsoft.com/office/word/2010/wordprocessingCanvas" xmlns:cx="http://schemas.microsoft.com/office/drawing/2014/chartex" xmlns:cx1="http://schemas.microsoft.com/office/drawing/2015/9/8/chartex" xmlns:mc="http://schemas.openxmlformats.org/markup-compatibility/2006" xmlns:o="urn:schemas-microsoft-com:office:office" xmlns:r="http://schemas.openxmlformats.org/officeDocument/2006/relationships" xmlns:m="http://schemas.openxmlformats.org/officeDocument/2006/math" xmlns:v="urn:schemas-microsoft-com:vml" xmlns:wp14="http://schemas.microsoft.com/office/word/2010/wordprocessingDrawing" xmlns:wp="http://schemas.openxmlformats.org/drawingml/2006/wordprocessingDrawing" xmlns:w10="urn:schemas-microsoft-com:office:word" xmlns:w="http://schemas.openxmlformats.org/wordprocessingml/2006/main" xmlns:w14="http://schemas.microsoft.com/office/word/2010/wordml" xmlns:w15="http://schemas.microsoft.com/office/word/2012/wordml" xmlns:w16se="http://schemas.microsoft.com/office/word/2015/wordml/symex" xmlns:wpg="http://schemas.microsoft.com/office/word/2010/wordprocessingGroup" xmlns:wpi="http://schemas.microsoft.com/office/word/2010/wordprocessingInk" xmlns:wne="http://schemas.microsoft.com/office/word/2006/wordml" xmlns:wps="http://schemas.microsoft.com/office/word/2010/wordprocessingShape" mc:Ignorable="w14 w15 w16se wp14">
+<w:numbering xmlns:wpc="http://schemas.microsoft.com/office/word/2010/wordprocessingCanvas" xmlns:cx="http://schemas.microsoft.com/office/drawing/2014/chartex" xmlns:cx1="http://schemas.microsoft.com/office/drawing/2015/9/8/chartex" xmlns:cx2="http://schemas.microsoft.com/office/drawing/2015/10/21/chartex" xmlns:cx3="http://schemas.microsoft.com/office/drawing/2016/5/9/chartex" xmlns:cx4="http://schemas.microsoft.com/office/drawing/2016/5/10/chartex" xmlns:cx5="http://schemas.microsoft.com/office/drawing/2016/5/11/chartex" xmlns:cx6="http://schemas.microsoft.com/office/drawing/2016/5/12/chartex" xmlns:cx7="http://schemas.microsoft.com/office/drawing/2016/5/13/chartex" xmlns:cx8="http://schemas.microsoft.com/office/drawing/2016/5/14/chartex" xmlns:mc="http://schemas.openxmlformats.org/markup-compatibility/2006" xmlns:aink="http://schemas.microsoft.com/office/drawing/2016/ink" xmlns:am3d="http://schemas.microsoft.com/office/drawing/2017/model3d" xmlns:o="urn:schemas-microsoft-com:office:office" xmlns:oel="http://schemas.microsoft.com/office/2019/extlst" xmlns:r="http://schemas.openxmlformats.org/officeDocument/2006/relationships" xmlns:m="http://schemas.openxmlformats.org/officeDocument/2006/math" xmlns:v="urn:schemas-microsoft-com:vml" xmlns:wp14="http://schemas.microsoft.com/office/word/2010/wordprocessingDrawing" xmlns:wp="http://schemas.openxmlformats.org/drawingml/2006/wordprocessingDrawing" xmlns:w10="urn:schemas-microsoft-com:office:word" xmlns:w="http://schemas.openxmlformats.org/wordprocessingml/2006/main" xmlns:w14="http://schemas.microsoft.com/office/word/2010/wordml" xmlns:w15="http://schemas.microsoft.com/office/word/2012/wordml" xmlns:w16cex="http://schemas.microsoft.com/office/word/2018/wordml/cex" xmlns:w16cid="http://schemas.microsoft.com/office/word/2016/wordml/cid" xmlns:w16="http://schemas.microsoft.com/office/word/2018/wordml" xmlns:w16sdtdh="http://schemas.microsoft.com/office/word/2020/wordml/sdtdatahash" xmlns:w16se="http://schemas.microsoft.com/office/word/2015/wordml/symex" xmlns:wpg="http://schemas.microsoft.com/office/word/2010/wordprocessingGroup" xmlns:wpi="http://schemas.microsoft.com/office/word/2010/wordprocessingInk" xmlns:wne="http://schemas.microsoft.com/office/word/2006/wordml" xmlns:wps="http://schemas.microsoft.com/office/word/2010/wordprocessingShape" mc:Ignorable="w14 w15 w16se w16cid w16 w16cex w16sdtdh wp14">
   <w:abstractNum w:abstractNumId="0" w15:restartNumberingAfterBreak="0">
     <w:nsid w:val="359E22D1"/>
     <w:multiLevelType w:val="hybridMultilevel"/>
@@ -19373,17 +17767,17 @@
       </w:pPr>
     </w:lvl>
   </w:abstractNum>
-  <w:num w:numId="1">
+  <w:num w:numId="1" w16cid:durableId="980693986">
     <w:abstractNumId w:val="1"/>
   </w:num>
-  <w:num w:numId="2">
+  <w:num w:numId="2" w16cid:durableId="852454211">
     <w:abstractNumId w:val="0"/>
   </w:num>
 </w:numbering>
 </file>
 
 <file path=word/styles.xml><?xml version="1.0" encoding="utf-8"?>
-<w:styles xmlns:mc="http://schemas.openxmlformats.org/markup-compatibility/2006" xmlns:r="http://schemas.openxmlformats.org/officeDocument/2006/relationships" xmlns:w="http://schemas.openxmlformats.org/wordprocessingml/2006/main" xmlns:w14="http://schemas.microsoft.com/office/word/2010/wordml" xmlns:w15="http://schemas.microsoft.com/office/word/2012/wordml" xmlns:w16se="http://schemas.microsoft.com/office/word/2015/wordml/symex" mc:Ignorable="w14 w15 w16se">
+<w:styles xmlns:mc="http://schemas.openxmlformats.org/markup-compatibility/2006" xmlns:r="http://schemas.openxmlformats.org/officeDocument/2006/relationships" xmlns:w="http://schemas.openxmlformats.org/wordprocessingml/2006/main" xmlns:w14="http://schemas.microsoft.com/office/word/2010/wordml" xmlns:w15="http://schemas.microsoft.com/office/word/2012/wordml" xmlns:w16cex="http://schemas.microsoft.com/office/word/2018/wordml/cex" xmlns:w16cid="http://schemas.microsoft.com/office/word/2016/wordml/cid" xmlns:w16="http://schemas.microsoft.com/office/word/2018/wordml" xmlns:w16sdtdh="http://schemas.microsoft.com/office/word/2020/wordml/sdtdatahash" xmlns:w16se="http://schemas.microsoft.com/office/word/2015/wordml/symex" mc:Ignorable="w14 w15 w16se w16cid w16 w16cex w16sdtdh">
   <w:docDefaults>
     <w:rPrDefault>
       <w:rPr>
@@ -19399,7 +17793,7 @@
       </w:pPr>
     </w:pPrDefault>
   </w:docDefaults>
-  <w:latentStyles w:defLockedState="0" w:defUIPriority="99" w:defSemiHidden="0" w:defUnhideWhenUsed="0" w:defQFormat="0" w:count="371">
+  <w:latentStyles w:defLockedState="0" w:defUIPriority="99" w:defSemiHidden="0" w:defUnhideWhenUsed="0" w:defQFormat="0" w:count="376">
     <w:lsdException w:name="Normal" w:uiPriority="0" w:qFormat="1"/>
     <w:lsdException w:name="heading 1" w:uiPriority="9" w:qFormat="1"/>
     <w:lsdException w:name="heading 2" w:semiHidden="1" w:uiPriority="9" w:unhideWhenUsed="1" w:qFormat="1"/>
@@ -19505,7 +17899,6 @@
     <w:lsdException w:name="HTML Sample" w:semiHidden="1" w:unhideWhenUsed="1"/>
     <w:lsdException w:name="HTML Typewriter" w:semiHidden="1" w:unhideWhenUsed="1"/>
     <w:lsdException w:name="HTML Variable" w:semiHidden="1" w:unhideWhenUsed="1"/>
-    <w:lsdException w:name="Normal Table" w:semiHidden="1" w:unhideWhenUsed="1"/>
     <w:lsdException w:name="annotation subject" w:semiHidden="1" w:unhideWhenUsed="1"/>
     <w:lsdException w:name="No List" w:semiHidden="1" w:unhideWhenUsed="1"/>
     <w:lsdException w:name="Outline List 1" w:semiHidden="1" w:unhideWhenUsed="1"/>
@@ -19548,11 +17941,8 @@
     <w:lsdException w:name="Table Contemporary" w:semiHidden="1" w:unhideWhenUsed="1"/>
     <w:lsdException w:name="Table Elegant" w:semiHidden="1" w:unhideWhenUsed="1"/>
     <w:lsdException w:name="Table Professional" w:semiHidden="1" w:unhideWhenUsed="1"/>
-    <w:lsdException w:name="Table Subtle 1" w:semiHidden="1" w:unhideWhenUsed="1"/>
     <w:lsdException w:name="Table Subtle 2" w:semiHidden="1" w:unhideWhenUsed="1"/>
     <w:lsdException w:name="Table Web 1" w:semiHidden="1" w:unhideWhenUsed="1"/>
-    <w:lsdException w:name="Table Web 2" w:semiHidden="1" w:unhideWhenUsed="1"/>
-    <w:lsdException w:name="Table Web 3" w:semiHidden="1" w:unhideWhenUsed="1"/>
     <w:lsdException w:name="Balloon Text" w:semiHidden="1" w:unhideWhenUsed="1"/>
     <w:lsdException w:name="Table Grid" w:uiPriority="59"/>
     <w:lsdException w:name="Table Theme" w:semiHidden="1" w:unhideWhenUsed="1"/>
@@ -19771,8 +18161,13 @@
     <w:lsdException w:name="List Table 5 Dark Accent 6" w:uiPriority="50"/>
     <w:lsdException w:name="List Table 6 Colorful Accent 6" w:uiPriority="51"/>
     <w:lsdException w:name="List Table 7 Colorful Accent 6" w:uiPriority="52"/>
+    <w:lsdException w:name="Mention" w:semiHidden="1" w:unhideWhenUsed="1"/>
+    <w:lsdException w:name="Smart Hyperlink" w:semiHidden="1" w:unhideWhenUsed="1"/>
+    <w:lsdException w:name="Hashtag" w:semiHidden="1" w:unhideWhenUsed="1"/>
+    <w:lsdException w:name="Unresolved Mention" w:semiHidden="1" w:unhideWhenUsed="1"/>
+    <w:lsdException w:name="Smart Link" w:semiHidden="1" w:unhideWhenUsed="1"/>
   </w:latentStyles>
-  <w:style w:type="paragraph" w:default="1" w:styleId="a">
+  <w:style w:type="paragraph" w:default="1" w:styleId="Normal">
     <w:name w:val="Normal"/>
     <w:qFormat/>
     <w:rsid w:val="00457A55"/>
@@ -19783,13 +18178,13 @@
       <w:lang w:val="ru-RU"/>
     </w:rPr>
   </w:style>
-  <w:style w:type="character" w:default="1" w:styleId="a0">
+  <w:style w:type="character" w:default="1" w:styleId="DefaultParagraphFont">
     <w:name w:val="Default Paragraph Font"/>
     <w:uiPriority w:val="1"/>
     <w:semiHidden/>
     <w:unhideWhenUsed/>
   </w:style>
-  <w:style w:type="table" w:default="1" w:styleId="a1">
+  <w:style w:type="table" w:default="1" w:styleId="TableNormal">
     <w:name w:val="Normal Table"/>
     <w:uiPriority w:val="99"/>
     <w:semiHidden/>
@@ -19804,16 +18199,16 @@
       </w:tblCellMar>
     </w:tblPr>
   </w:style>
-  <w:style w:type="numbering" w:default="1" w:styleId="a2">
+  <w:style w:type="numbering" w:default="1" w:styleId="NoList">
     <w:name w:val="No List"/>
     <w:uiPriority w:val="99"/>
     <w:semiHidden/>
     <w:unhideWhenUsed/>
   </w:style>
-  <w:style w:type="paragraph" w:styleId="a3">
+  <w:style w:type="paragraph" w:styleId="Header">
     <w:name w:val="header"/>
-    <w:basedOn w:val="a"/>
-    <w:link w:val="a4"/>
+    <w:basedOn w:val="Normal"/>
+    <w:link w:val="HeaderChar"/>
     <w:uiPriority w:val="99"/>
     <w:unhideWhenUsed/>
     <w:rsid w:val="00457A55"/>
@@ -19825,20 +18220,20 @@
       <w:spacing w:after="0" w:line="240" w:lineRule="auto"/>
     </w:pPr>
   </w:style>
-  <w:style w:type="character" w:customStyle="1" w:styleId="a4">
-    <w:name w:val="Верхний колонтитул Знак"/>
-    <w:basedOn w:val="a0"/>
-    <w:link w:val="a3"/>
+  <w:style w:type="character" w:customStyle="1" w:styleId="HeaderChar">
+    <w:name w:val="Header Char"/>
+    <w:basedOn w:val="DefaultParagraphFont"/>
+    <w:link w:val="Header"/>
     <w:uiPriority w:val="99"/>
     <w:rsid w:val="00457A55"/>
     <w:rPr>
       <w:lang w:val="ru-RU"/>
     </w:rPr>
   </w:style>
-  <w:style w:type="paragraph" w:styleId="a5">
+  <w:style w:type="paragraph" w:styleId="Footer">
     <w:name w:val="footer"/>
-    <w:basedOn w:val="a"/>
-    <w:link w:val="a6"/>
+    <w:basedOn w:val="Normal"/>
+    <w:link w:val="FooterChar"/>
     <w:unhideWhenUsed/>
     <w:rsid w:val="00457A55"/>
     <w:pPr>
@@ -19849,23 +18244,23 @@
       <w:spacing w:after="0" w:line="240" w:lineRule="auto"/>
     </w:pPr>
   </w:style>
-  <w:style w:type="character" w:customStyle="1" w:styleId="a6">
-    <w:name w:val="Нижний колонтитул Знак"/>
-    <w:basedOn w:val="a0"/>
-    <w:link w:val="a5"/>
+  <w:style w:type="character" w:customStyle="1" w:styleId="FooterChar">
+    <w:name w:val="Footer Char"/>
+    <w:basedOn w:val="DefaultParagraphFont"/>
+    <w:link w:val="Footer"/>
     <w:rsid w:val="00457A55"/>
     <w:rPr>
       <w:lang w:val="ru-RU"/>
     </w:rPr>
   </w:style>
-  <w:style w:type="character" w:styleId="a7">
+  <w:style w:type="character" w:styleId="PageNumber">
     <w:name w:val="page number"/>
-    <w:basedOn w:val="a0"/>
+    <w:basedOn w:val="DefaultParagraphFont"/>
     <w:rsid w:val="00457A55"/>
   </w:style>
-  <w:style w:type="character" w:styleId="a8">
+  <w:style w:type="character" w:styleId="Hyperlink">
     <w:name w:val="Hyperlink"/>
-    <w:basedOn w:val="a0"/>
+    <w:basedOn w:val="DefaultParagraphFont"/>
     <w:unhideWhenUsed/>
     <w:rsid w:val="00457A55"/>
     <w:rPr>
@@ -19873,11 +18268,11 @@
       <w:u w:val="single"/>
     </w:rPr>
   </w:style>
-  <w:style w:type="paragraph" w:styleId="a9">
+  <w:style w:type="paragraph" w:styleId="BodyText">
     <w:name w:val="Body Text"/>
     <w:aliases w:val=" Знак,Знак"/>
-    <w:basedOn w:val="a"/>
-    <w:link w:val="aa"/>
+    <w:basedOn w:val="Normal"/>
+    <w:link w:val="BodyTextChar"/>
     <w:rsid w:val="00457A55"/>
     <w:pPr>
       <w:overflowPunct w:val="0"/>
@@ -19896,11 +18291,11 @@
       <w:lang w:val="uk-UA" w:eastAsia="ru-RU"/>
     </w:rPr>
   </w:style>
-  <w:style w:type="character" w:customStyle="1" w:styleId="aa">
-    <w:name w:val="Основной текст Знак"/>
-    <w:aliases w:val=" Знак Знак,Знак Знак"/>
-    <w:basedOn w:val="a0"/>
-    <w:link w:val="a9"/>
+  <w:style w:type="character" w:customStyle="1" w:styleId="BodyTextChar">
+    <w:name w:val="Body Text Char"/>
+    <w:aliases w:val=" Знак Char,Знак Char"/>
+    <w:basedOn w:val="DefaultParagraphFont"/>
+    <w:link w:val="BodyText"/>
     <w:rsid w:val="00457A55"/>
     <w:rPr>
       <w:rFonts w:ascii="Times New Roman" w:eastAsia="MS Mincho" w:hAnsi="Times New Roman" w:cs="Times New Roman"/>
@@ -19909,9 +18304,9 @@
       <w:lang w:eastAsia="ru-RU"/>
     </w:rPr>
   </w:style>
-  <w:style w:type="paragraph" w:styleId="ab">
+  <w:style w:type="paragraph" w:styleId="NormalWeb">
     <w:name w:val="Normal (Web)"/>
-    <w:basedOn w:val="a"/>
+    <w:basedOn w:val="Normal"/>
     <w:uiPriority w:val="99"/>
     <w:semiHidden/>
     <w:unhideWhenUsed/>
@@ -19923,12 +18318,11 @@
       <w:rFonts w:ascii="Times New Roman" w:eastAsiaTheme="minorEastAsia" w:hAnsi="Times New Roman" w:cs="Times New Roman"/>
       <w:sz w:val="24"/>
       <w:szCs w:val="24"/>
-      <w:lang/>
     </w:rPr>
   </w:style>
-  <w:style w:type="character" w:styleId="ac">
+  <w:style w:type="character" w:styleId="PlaceholderText">
     <w:name w:val="Placeholder Text"/>
-    <w:basedOn w:val="a0"/>
+    <w:basedOn w:val="DefaultParagraphFont"/>
     <w:uiPriority w:val="99"/>
     <w:semiHidden/>
     <w:rsid w:val="00643A6E"/>
@@ -19936,9 +18330,9 @@
       <w:color w:val="808080"/>
     </w:rPr>
   </w:style>
-  <w:style w:type="table" w:styleId="ad">
+  <w:style w:type="table" w:styleId="TableGrid">
     <w:name w:val="Table Grid"/>
-    <w:basedOn w:val="a1"/>
+    <w:basedOn w:val="TableNormal"/>
     <w:uiPriority w:val="59"/>
     <w:rsid w:val="00643A6E"/>
     <w:pPr>
@@ -19950,7 +18344,6 @@
       <w:rFonts w:ascii="Times New Roman" w:eastAsia="Times New Roman" w:hAnsi="Times New Roman" w:cs="Times New Roman"/>
       <w:sz w:val="20"/>
       <w:szCs w:val="20"/>
-      <w:lang/>
     </w:rPr>
     <w:tblPr>
       <w:tblBorders>
@@ -19963,10 +18356,10 @@
       </w:tblBorders>
     </w:tblPr>
   </w:style>
-  <w:style w:type="paragraph" w:styleId="ae">
+  <w:style w:type="paragraph" w:styleId="BalloonText">
     <w:name w:val="Balloon Text"/>
-    <w:basedOn w:val="a"/>
-    <w:link w:val="af"/>
+    <w:basedOn w:val="Normal"/>
+    <w:link w:val="BalloonTextChar"/>
     <w:uiPriority w:val="99"/>
     <w:semiHidden/>
     <w:unhideWhenUsed/>
@@ -19980,10 +18373,10 @@
       <w:szCs w:val="18"/>
     </w:rPr>
   </w:style>
-  <w:style w:type="character" w:customStyle="1" w:styleId="af">
-    <w:name w:val="Текст выноски Знак"/>
-    <w:basedOn w:val="a0"/>
-    <w:link w:val="ae"/>
+  <w:style w:type="character" w:customStyle="1" w:styleId="BalloonTextChar">
+    <w:name w:val="Balloon Text Char"/>
+    <w:basedOn w:val="DefaultParagraphFont"/>
+    <w:link w:val="BalloonText"/>
     <w:uiPriority w:val="99"/>
     <w:semiHidden/>
     <w:rsid w:val="005A51C8"/>
@@ -19996,14 +18389,14 @@
   </w:style>
   <w:style w:type="character" w:customStyle="1" w:styleId="rvts0">
     <w:name w:val="rvts0"/>
-    <w:basedOn w:val="a0"/>
+    <w:basedOn w:val="DefaultParagraphFont"/>
     <w:rsid w:val="00FC46C7"/>
   </w:style>
 </w:styles>
 </file>
 
 <file path=word/glossary/document.xml><?xml version="1.0" encoding="utf-8"?>
-<w:glossaryDocument xmlns:wpc="http://schemas.microsoft.com/office/word/2010/wordprocessingCanvas" xmlns:cx="http://schemas.microsoft.com/office/drawing/2014/chartex" xmlns:cx1="http://schemas.microsoft.com/office/drawing/2015/9/8/chartex" xmlns:mc="http://schemas.openxmlformats.org/markup-compatibility/2006" xmlns:o="urn:schemas-microsoft-com:office:office" xmlns:r="http://schemas.openxmlformats.org/officeDocument/2006/relationships" xmlns:m="http://schemas.openxmlformats.org/officeDocument/2006/math" xmlns:v="urn:schemas-microsoft-com:vml" xmlns:wp14="http://schemas.microsoft.com/office/word/2010/wordprocessingDrawing" xmlns:wp="http://schemas.openxmlformats.org/drawingml/2006/wordprocessingDrawing" xmlns:w10="urn:schemas-microsoft-com:office:word" xmlns:w="http://schemas.openxmlformats.org/wordprocessingml/2006/main" xmlns:w14="http://schemas.microsoft.com/office/word/2010/wordml" xmlns:w15="http://schemas.microsoft.com/office/word/2012/wordml" xmlns:w16se="http://schemas.microsoft.com/office/word/2015/wordml/symex" xmlns:wpg="http://schemas.microsoft.com/office/word/2010/wordprocessingGroup" xmlns:wpi="http://schemas.microsoft.com/office/word/2010/wordprocessingInk" xmlns:wne="http://schemas.microsoft.com/office/word/2006/wordml" xmlns:wps="http://schemas.microsoft.com/office/word/2010/wordprocessingShape" mc:Ignorable="w14 w15 w16se wp14">
+<w:glossaryDocument xmlns:wpc="http://schemas.microsoft.com/office/word/2010/wordprocessingCanvas" xmlns:cx="http://schemas.microsoft.com/office/drawing/2014/chartex" xmlns:cx1="http://schemas.microsoft.com/office/drawing/2015/9/8/chartex" xmlns:cx2="http://schemas.microsoft.com/office/drawing/2015/10/21/chartex" xmlns:cx3="http://schemas.microsoft.com/office/drawing/2016/5/9/chartex" xmlns:cx4="http://schemas.microsoft.com/office/drawing/2016/5/10/chartex" xmlns:cx5="http://schemas.microsoft.com/office/drawing/2016/5/11/chartex" xmlns:cx6="http://schemas.microsoft.com/office/drawing/2016/5/12/chartex" xmlns:cx7="http://schemas.microsoft.com/office/drawing/2016/5/13/chartex" xmlns:cx8="http://schemas.microsoft.com/office/drawing/2016/5/14/chartex" xmlns:mc="http://schemas.openxmlformats.org/markup-compatibility/2006" xmlns:aink="http://schemas.microsoft.com/office/drawing/2016/ink" xmlns:am3d="http://schemas.microsoft.com/office/drawing/2017/model3d" xmlns:o="urn:schemas-microsoft-com:office:office" xmlns:oel="http://schemas.microsoft.com/office/2019/extlst" xmlns:r="http://schemas.openxmlformats.org/officeDocument/2006/relationships" xmlns:m="http://schemas.openxmlformats.org/officeDocument/2006/math" xmlns:v="urn:schemas-microsoft-com:vml" xmlns:wp14="http://schemas.microsoft.com/office/word/2010/wordprocessingDrawing" xmlns:wp="http://schemas.openxmlformats.org/drawingml/2006/wordprocessingDrawing" xmlns:w10="urn:schemas-microsoft-com:office:word" xmlns:w="http://schemas.openxmlformats.org/wordprocessingml/2006/main" xmlns:w14="http://schemas.microsoft.com/office/word/2010/wordml" xmlns:w15="http://schemas.microsoft.com/office/word/2012/wordml" xmlns:w16cex="http://schemas.microsoft.com/office/word/2018/wordml/cex" xmlns:w16cid="http://schemas.microsoft.com/office/word/2016/wordml/cid" xmlns:w16="http://schemas.microsoft.com/office/word/2018/wordml" xmlns:w16sdtdh="http://schemas.microsoft.com/office/word/2020/wordml/sdtdatahash" xmlns:w16se="http://schemas.microsoft.com/office/word/2015/wordml/symex" xmlns:wpg="http://schemas.microsoft.com/office/word/2010/wordprocessingGroup" xmlns:wpi="http://schemas.microsoft.com/office/word/2010/wordprocessingInk" xmlns:wne="http://schemas.microsoft.com/office/word/2006/wordml" xmlns:wps="http://schemas.microsoft.com/office/word/2010/wordprocessingShape" mc:Ignorable="w14 w15 w16se w16cid w16 w16cex w16sdtdh wp14">
   <w:docParts>
     <w:docPart>
       <w:docPartPr>
@@ -20027,7 +18420,7 @@
           </w:pPr>
           <w:r>
             <w:rPr>
-              <w:rStyle w:val="a3"/>
+              <w:rStyle w:val="PlaceholderText"/>
             </w:rPr>
             <w:t>Место для ввода текста.</w:t>
           </w:r>
@@ -20056,7 +18449,7 @@
           </w:pPr>
           <w:r>
             <w:rPr>
-              <w:rStyle w:val="a3"/>
+              <w:rStyle w:val="PlaceholderText"/>
               <w:lang w:val="uk-UA"/>
             </w:rPr>
             <w:t>Место для ввода текста.</w:t>
@@ -20086,7 +18479,7 @@
           </w:pPr>
           <w:r>
             <w:rPr>
-              <w:rStyle w:val="a3"/>
+              <w:rStyle w:val="PlaceholderText"/>
               <w:lang w:val="uk-UA"/>
             </w:rPr>
             <w:t>Место для ввода текста.</w:t>
@@ -20116,7 +18509,7 @@
           </w:pPr>
           <w:r>
             <w:rPr>
-              <w:rStyle w:val="a3"/>
+              <w:rStyle w:val="PlaceholderText"/>
               <w:lang w:val="uk-UA"/>
             </w:rPr>
             <w:t>Место для ввода текста.</w:t>
@@ -20146,7 +18539,7 @@
           </w:pPr>
           <w:r>
             <w:rPr>
-              <w:rStyle w:val="a3"/>
+              <w:rStyle w:val="PlaceholderText"/>
               <w:rFonts w:eastAsia="Calibri"/>
               <w:b/>
               <w:lang w:val="uk-UA"/>
@@ -20178,7 +18571,7 @@
           </w:pPr>
           <w:r>
             <w:rPr>
-              <w:rStyle w:val="a3"/>
+              <w:rStyle w:val="PlaceholderText"/>
               <w:rFonts w:eastAsia="Calibri"/>
               <w:b/>
               <w:lang w:val="uk-UA"/>
@@ -20210,7 +18603,7 @@
           </w:pPr>
           <w:r>
             <w:rPr>
-              <w:rStyle w:val="a3"/>
+              <w:rStyle w:val="PlaceholderText"/>
               <w:lang w:val="uk-UA"/>
             </w:rPr>
             <w:t>Место для ввода текста.</w:t>
@@ -20240,7 +18633,7 @@
           </w:pPr>
           <w:r>
             <w:rPr>
-              <w:rStyle w:val="a3"/>
+              <w:rStyle w:val="PlaceholderText"/>
               <w:lang w:val="uk-UA"/>
             </w:rPr>
             <w:t>Место для ввода текста.</w:t>
@@ -20270,7 +18663,7 @@
           </w:pPr>
           <w:r>
             <w:rPr>
-              <w:rStyle w:val="a3"/>
+              <w:rStyle w:val="PlaceholderText"/>
               <w:lang w:val="uk-UA"/>
             </w:rPr>
             <w:t>Место для ввода текста.</w:t>
@@ -20300,7 +18693,7 @@
           </w:pPr>
           <w:r>
             <w:rPr>
-              <w:rStyle w:val="a3"/>
+              <w:rStyle w:val="PlaceholderText"/>
               <w:lang w:val="uk-UA"/>
             </w:rPr>
             <w:t>Место для ввода текста.</w:t>
@@ -20330,7 +18723,7 @@
           </w:pPr>
           <w:r>
             <w:rPr>
-              <w:rStyle w:val="a3"/>
+              <w:rStyle w:val="PlaceholderText"/>
               <w:lang w:val="uk-UA"/>
             </w:rPr>
             <w:t>Место для ввода текста.</w:t>
@@ -20360,7 +18753,7 @@
           </w:pPr>
           <w:r>
             <w:rPr>
-              <w:rStyle w:val="a3"/>
+              <w:rStyle w:val="PlaceholderText"/>
               <w:lang w:val="uk-UA"/>
             </w:rPr>
             <w:t>Место для ввода текста.</w:t>
@@ -20390,7 +18783,7 @@
           </w:pPr>
           <w:r>
             <w:rPr>
-              <w:rStyle w:val="a3"/>
+              <w:rStyle w:val="PlaceholderText"/>
             </w:rPr>
             <w:t>Место для ввода текста.</w:t>
           </w:r>
@@ -20419,7 +18812,7 @@
           </w:pPr>
           <w:r>
             <w:rPr>
-              <w:rStyle w:val="a3"/>
+              <w:rStyle w:val="PlaceholderText"/>
             </w:rPr>
             <w:t>Место для ввода текста.</w:t>
           </w:r>
@@ -20448,7 +18841,7 @@
           </w:pPr>
           <w:r>
             <w:rPr>
-              <w:rStyle w:val="a3"/>
+              <w:rStyle w:val="PlaceholderText"/>
             </w:rPr>
             <w:t>Место для ввода текста.</w:t>
           </w:r>
@@ -20477,7 +18870,7 @@
           </w:pPr>
           <w:r>
             <w:rPr>
-              <w:rStyle w:val="a3"/>
+              <w:rStyle w:val="PlaceholderText"/>
             </w:rPr>
             <w:t>Место для ввода текста.</w:t>
           </w:r>
@@ -20506,7 +18899,7 @@
           </w:pPr>
           <w:r>
             <w:rPr>
-              <w:rStyle w:val="a3"/>
+              <w:rStyle w:val="PlaceholderText"/>
             </w:rPr>
             <w:t>Место для ввода текста.</w:t>
           </w:r>
@@ -20535,7 +18928,7 @@
           </w:pPr>
           <w:r>
             <w:rPr>
-              <w:rStyle w:val="a3"/>
+              <w:rStyle w:val="PlaceholderText"/>
             </w:rPr>
             <w:t>Место для ввода текста.</w:t>
           </w:r>
@@ -20564,7 +18957,7 @@
           </w:pPr>
           <w:r>
             <w:rPr>
-              <w:rStyle w:val="a3"/>
+              <w:rStyle w:val="PlaceholderText"/>
             </w:rPr>
             <w:t>Место для ввода текста.</w:t>
           </w:r>
@@ -20593,7 +18986,7 @@
           </w:pPr>
           <w:r>
             <w:rPr>
-              <w:rStyle w:val="a3"/>
+              <w:rStyle w:val="PlaceholderText"/>
             </w:rPr>
             <w:t>Место для ввода текста.</w:t>
           </w:r>
@@ -20622,7 +19015,7 @@
           </w:pPr>
           <w:r>
             <w:rPr>
-              <w:rStyle w:val="a3"/>
+              <w:rStyle w:val="PlaceholderText"/>
             </w:rPr>
             <w:t>Место для ввода текста.</w:t>
           </w:r>
@@ -20651,7 +19044,7 @@
           </w:pPr>
           <w:r>
             <w:rPr>
-              <w:rStyle w:val="a3"/>
+              <w:rStyle w:val="PlaceholderText"/>
             </w:rPr>
             <w:t>Место для ввода текста.</w:t>
           </w:r>
@@ -20680,7 +19073,7 @@
           </w:pPr>
           <w:r>
             <w:rPr>
-              <w:rStyle w:val="a3"/>
+              <w:rStyle w:val="PlaceholderText"/>
               <w:lang w:val="uk-UA"/>
             </w:rPr>
             <w:t>Место для ввода текста.</w:t>
@@ -20710,7 +19103,7 @@
           </w:pPr>
           <w:r>
             <w:rPr>
-              <w:rStyle w:val="a3"/>
+              <w:rStyle w:val="PlaceholderText"/>
             </w:rPr>
             <w:t>Место для ввода текста.</w:t>
           </w:r>
@@ -20739,7 +19132,7 @@
           </w:pPr>
           <w:r>
             <w:rPr>
-              <w:rStyle w:val="a3"/>
+              <w:rStyle w:val="PlaceholderText"/>
             </w:rPr>
             <w:t>Место для ввода текста.</w:t>
           </w:r>
@@ -20768,7 +19161,7 @@
           </w:pPr>
           <w:r>
             <w:rPr>
-              <w:rStyle w:val="a3"/>
+              <w:rStyle w:val="PlaceholderText"/>
             </w:rPr>
             <w:t>Место для ввода текста.</w:t>
           </w:r>
@@ -20797,7 +19190,7 @@
           </w:pPr>
           <w:r>
             <w:rPr>
-              <w:rStyle w:val="a3"/>
+              <w:rStyle w:val="PlaceholderText"/>
               <w:lang w:val="uk-UA"/>
             </w:rPr>
             <w:t>Место для ввода текста.</w:t>
@@ -20827,7 +19220,7 @@
           </w:pPr>
           <w:r>
             <w:rPr>
-              <w:rStyle w:val="a3"/>
+              <w:rStyle w:val="PlaceholderText"/>
             </w:rPr>
             <w:t>Место для ввода текста.</w:t>
           </w:r>
@@ -20853,7 +19246,7 @@
         <w:p>
           <w:r>
             <w:rPr>
-              <w:rStyle w:val="a3"/>
+              <w:rStyle w:val="PlaceholderText"/>
             </w:rPr>
             <w:t>Выберите стандартный блок.</w:t>
           </w:r>
@@ -20862,9 +19255,9 @@
     </w:docPart>
     <w:docPart>
       <w:docPartPr>
-        <w:name w:val="96E3529EFE1C482EB92495D8EA551539"/>
+        <w:name w:val="05B419990CD742A1AAC036DDE402C66C"/>
         <w:category>
-          <w:name w:val="Общие"/>
+          <w:name w:val="General"/>
           <w:gallery w:val="placeholder"/>
         </w:category>
         <w:types>
@@ -20873,16 +19266,162 @@
         <w:behaviors>
           <w:behavior w:val="content"/>
         </w:behaviors>
-        <w:guid w:val="{BEA6CB29-1D39-4D97-83DF-B5727FC9724A}"/>
+        <w:guid w:val="{1528892C-9C35-43AA-9BD4-45DB279F8B44}"/>
       </w:docPartPr>
       <w:docPartBody>
         <w:p>
           <w:pPr>
-            <w:pStyle w:val="96E3529EFE1C482EB92495D8EA551539"/>
+            <w:pStyle w:val="05B419990CD742A1AAC036DDE402C66C"/>
           </w:pPr>
           <w:r>
             <w:rPr>
-              <w:rStyle w:val="a3"/>
+              <w:rStyle w:val="PlaceholderText"/>
+            </w:rPr>
+            <w:t>Место для ввода текста.</w:t>
+          </w:r>
+        </w:p>
+      </w:docPartBody>
+    </w:docPart>
+    <w:docPart>
+      <w:docPartPr>
+        <w:name w:val="1DC2D730B0794376B4940F827D61842A"/>
+        <w:category>
+          <w:name w:val="General"/>
+          <w:gallery w:val="placeholder"/>
+        </w:category>
+        <w:types>
+          <w:type w:val="bbPlcHdr"/>
+        </w:types>
+        <w:behaviors>
+          <w:behavior w:val="content"/>
+        </w:behaviors>
+        <w:guid w:val="{C9FAD0AF-B36F-4B5D-99CD-20B32C56C79A}"/>
+      </w:docPartPr>
+      <w:docPartBody>
+        <w:p>
+          <w:pPr>
+            <w:pStyle w:val="1DC2D730B0794376B4940F827D61842A"/>
+          </w:pPr>
+          <w:r>
+            <w:rPr>
+              <w:rStyle w:val="PlaceholderText"/>
+            </w:rPr>
+            <w:t>Место для ввода текста.</w:t>
+          </w:r>
+        </w:p>
+      </w:docPartBody>
+    </w:docPart>
+    <w:docPart>
+      <w:docPartPr>
+        <w:name w:val="B2436DC93740481C8B286C65432260CE"/>
+        <w:category>
+          <w:name w:val="General"/>
+          <w:gallery w:val="placeholder"/>
+        </w:category>
+        <w:types>
+          <w:type w:val="bbPlcHdr"/>
+        </w:types>
+        <w:behaviors>
+          <w:behavior w:val="content"/>
+        </w:behaviors>
+        <w:guid w:val="{F69D3545-C43D-4D27-8167-6EAE5514D9AA}"/>
+      </w:docPartPr>
+      <w:docPartBody>
+        <w:p>
+          <w:pPr>
+            <w:pStyle w:val="B2436DC93740481C8B286C65432260CE"/>
+          </w:pPr>
+          <w:r>
+            <w:rPr>
+              <w:rStyle w:val="PlaceholderText"/>
+            </w:rPr>
+            <w:t>Место для ввода текста.</w:t>
+          </w:r>
+        </w:p>
+      </w:docPartBody>
+    </w:docPart>
+    <w:docPart>
+      <w:docPartPr>
+        <w:name w:val="793BAA50453C4C5880053E2D0F9C32CC"/>
+        <w:category>
+          <w:name w:val="General"/>
+          <w:gallery w:val="placeholder"/>
+        </w:category>
+        <w:types>
+          <w:type w:val="bbPlcHdr"/>
+        </w:types>
+        <w:behaviors>
+          <w:behavior w:val="content"/>
+        </w:behaviors>
+        <w:guid w:val="{9647104B-C9E3-4FA4-B4CD-4CA0C1737A7C}"/>
+      </w:docPartPr>
+      <w:docPartBody>
+        <w:p>
+          <w:pPr>
+            <w:pStyle w:val="793BAA50453C4C5880053E2D0F9C32CC"/>
+          </w:pPr>
+          <w:r>
+            <w:rPr>
+              <w:rStyle w:val="PlaceholderText"/>
+              <w:lang w:val="uk-UA"/>
+            </w:rPr>
+            <w:t>Место для ввода текста.</w:t>
+          </w:r>
+        </w:p>
+      </w:docPartBody>
+    </w:docPart>
+    <w:docPart>
+      <w:docPartPr>
+        <w:name w:val="1F1BFC2D5E2342629691239210439311"/>
+        <w:category>
+          <w:name w:val="General"/>
+          <w:gallery w:val="placeholder"/>
+        </w:category>
+        <w:types>
+          <w:type w:val="bbPlcHdr"/>
+        </w:types>
+        <w:behaviors>
+          <w:behavior w:val="content"/>
+        </w:behaviors>
+        <w:guid w:val="{32824662-AAFF-400C-9D4B-6DC8F60B6DAC}"/>
+      </w:docPartPr>
+      <w:docPartBody>
+        <w:p>
+          <w:pPr>
+            <w:pStyle w:val="1F1BFC2D5E2342629691239210439311"/>
+          </w:pPr>
+          <w:r>
+            <w:rPr>
+              <w:rStyle w:val="PlaceholderText"/>
+            </w:rPr>
+            <w:t>Место для ввода текста.</w:t>
+          </w:r>
+        </w:p>
+      </w:docPartBody>
+    </w:docPart>
+    <w:docPart>
+      <w:docPartPr>
+        <w:name w:val="CD74F6AE511149E496F2D485DCEB77F6"/>
+        <w:category>
+          <w:name w:val="General"/>
+          <w:gallery w:val="placeholder"/>
+        </w:category>
+        <w:types>
+          <w:type w:val="bbPlcHdr"/>
+        </w:types>
+        <w:behaviors>
+          <w:behavior w:val="content"/>
+        </w:behaviors>
+        <w:guid w:val="{19A5EA43-9397-47BC-8542-DD1F6C8AD43F}"/>
+      </w:docPartPr>
+      <w:docPartBody>
+        <w:p>
+          <w:pPr>
+            <w:pStyle w:val="CD74F6AE511149E496F2D485DCEB77F6"/>
+          </w:pPr>
+          <w:r>
+            <w:rPr>
+              <w:rStyle w:val="PlaceholderText"/>
             </w:rPr>
             <w:t>Место для ввода текста.</w:t>
           </w:r>
@@ -20894,33 +19433,32 @@
 </file>
 
 <file path=word/glossary/fontTable.xml><?xml version="1.0" encoding="utf-8"?>
-<w:fonts xmlns:mc="http://schemas.openxmlformats.org/markup-compatibility/2006" xmlns:r="http://schemas.openxmlformats.org/officeDocument/2006/relationships" xmlns:w="http://schemas.openxmlformats.org/wordprocessingml/2006/main" xmlns:w14="http://schemas.microsoft.com/office/word/2010/wordml" xmlns:w15="http://schemas.microsoft.com/office/word/2012/wordml" xmlns:w16se="http://schemas.microsoft.com/office/word/2015/wordml/symex" mc:Ignorable="w14 w15 w16se">
+<w:fonts xmlns:mc="http://schemas.openxmlformats.org/markup-compatibility/2006" xmlns:r="http://schemas.openxmlformats.org/officeDocument/2006/relationships" xmlns:w="http://schemas.openxmlformats.org/wordprocessingml/2006/main" xmlns:w14="http://schemas.microsoft.com/office/word/2010/wordml" xmlns:w15="http://schemas.microsoft.com/office/word/2012/wordml" xmlns:w16cex="http://schemas.microsoft.com/office/word/2018/wordml/cex" xmlns:w16cid="http://schemas.microsoft.com/office/word/2016/wordml/cid" xmlns:w16="http://schemas.microsoft.com/office/word/2018/wordml" xmlns:w16sdtdh="http://schemas.microsoft.com/office/word/2020/wordml/sdtdatahash" xmlns:w16se="http://schemas.microsoft.com/office/word/2015/wordml/symex" mc:Ignorable="w14 w15 w16se w16cid w16 w16cex w16sdtdh">
   <w:font w:name="Calibri">
     <w:panose1 w:val="020F0502020204030204"/>
-    <w:charset w:val="CC"/>
+    <w:charset w:val="00"/>
     <w:family w:val="swiss"/>
     <w:pitch w:val="variable"/>
     <w:sig w:usb0="E4002EFF" w:usb1="C000247B" w:usb2="00000009" w:usb3="00000000" w:csb0="000001FF" w:csb1="00000000"/>
   </w:font>
   <w:font w:name="Times New Roman">
     <w:panose1 w:val="02020603050405020304"/>
-    <w:charset w:val="CC"/>
+    <w:charset w:val="00"/>
     <w:family w:val="roman"/>
     <w:pitch w:val="variable"/>
     <w:sig w:usb0="E0002EFF" w:usb1="C000785B" w:usb2="00000009" w:usb3="00000000" w:csb0="000001FF" w:csb1="00000000"/>
   </w:font>
   <w:font w:name="MS Mincho">
-    <w:altName w:val="Yu Gothic UI"/>
+    <w:altName w:val="ＭＳ 明朝"/>
     <w:panose1 w:val="02020609040205080304"/>
     <w:charset w:val="80"/>
-    <w:family w:val="roman"/>
-    <w:notTrueType/>
+    <w:family w:val="modern"/>
     <w:pitch w:val="fixed"/>
-    <w:sig w:usb0="00000001" w:usb1="08070000" w:usb2="00000010" w:usb3="00000000" w:csb0="00020000" w:csb1="00000000"/>
+    <w:sig w:usb0="E00002FF" w:usb1="6AC7FDFB" w:usb2="08000012" w:usb3="00000000" w:csb0="0002009F" w:csb1="00000000"/>
   </w:font>
   <w:font w:name="Segoe UI">
     <w:panose1 w:val="020B0502040204020203"/>
-    <w:charset w:val="CC"/>
+    <w:charset w:val="00"/>
     <w:family w:val="swiss"/>
     <w:pitch w:val="variable"/>
     <w:sig w:usb0="E4002EFF" w:usb1="C000E47F" w:usb2="00000009" w:usb3="00000000" w:csb0="000001FF" w:csb1="00000000"/>
@@ -20935,35 +19473,34 @@
   </w:font>
   <w:font w:name="Courier New">
     <w:panose1 w:val="02070309020205020404"/>
-    <w:charset w:val="CC"/>
+    <w:charset w:val="00"/>
     <w:family w:val="modern"/>
     <w:pitch w:val="fixed"/>
     <w:sig w:usb0="E0002EFF" w:usb1="C0007843" w:usb2="00000009" w:usb3="00000000" w:csb0="000001FF" w:csb1="00000000"/>
   </w:font>
   <w:font w:name="Times New Roman CYR">
-    <w:panose1 w:val="02020603050405020304"/>
-    <w:charset w:val="CC"/>
+    <w:charset w:val="00"/>
     <w:family w:val="roman"/>
     <w:pitch w:val="variable"/>
     <w:sig w:usb0="E0002EFF" w:usb1="C000785B" w:usb2="00000009" w:usb3="00000000" w:csb0="000001FF" w:csb1="00000000"/>
   </w:font>
   <w:font w:name="Arial">
     <w:panose1 w:val="020B0604020202020204"/>
-    <w:charset w:val="CC"/>
+    <w:charset w:val="00"/>
     <w:family w:val="swiss"/>
     <w:pitch w:val="variable"/>
     <w:sig w:usb0="E0002EFF" w:usb1="C000785B" w:usb2="00000009" w:usb3="00000000" w:csb0="000001FF" w:csb1="00000000"/>
   </w:font>
   <w:font w:name="Cambria">
     <w:panose1 w:val="02040503050406030204"/>
-    <w:charset w:val="CC"/>
+    <w:charset w:val="00"/>
     <w:family w:val="roman"/>
     <w:pitch w:val="variable"/>
     <w:sig w:usb0="E00006FF" w:usb1="420024FF" w:usb2="02000000" w:usb3="00000000" w:csb0="0000019F" w:csb1="00000000"/>
   </w:font>
   <w:font w:name="Calibri Light">
     <w:panose1 w:val="020F0302020204030204"/>
-    <w:charset w:val="CC"/>
+    <w:charset w:val="00"/>
     <w:family w:val="swiss"/>
     <w:pitch w:val="variable"/>
     <w:sig w:usb0="E4002EFF" w:usb1="C000247B" w:usb2="00000009" w:usb3="00000000" w:csb0="000001FF" w:csb1="00000000"/>
@@ -20972,7 +19509,7 @@
 </file>
 
 <file path=word/glossary/settings.xml><?xml version="1.0" encoding="utf-8"?>
-<w:settings xmlns:mc="http://schemas.openxmlformats.org/markup-compatibility/2006" xmlns:o="urn:schemas-microsoft-com:office:office" xmlns:r="http://schemas.openxmlformats.org/officeDocument/2006/relationships" xmlns:m="http://schemas.openxmlformats.org/officeDocument/2006/math" xmlns:v="urn:schemas-microsoft-com:vml" xmlns:w10="urn:schemas-microsoft-com:office:word" xmlns:w="http://schemas.openxmlformats.org/wordprocessingml/2006/main" xmlns:w14="http://schemas.microsoft.com/office/word/2010/wordml" xmlns:w15="http://schemas.microsoft.com/office/word/2012/wordml" xmlns:w16se="http://schemas.microsoft.com/office/word/2015/wordml/symex" xmlns:sl="http://schemas.openxmlformats.org/schemaLibrary/2006/main" mc:Ignorable="w14 w15 w16se">
+<w:settings xmlns:mc="http://schemas.openxmlformats.org/markup-compatibility/2006" xmlns:o="urn:schemas-microsoft-com:office:office" xmlns:r="http://schemas.openxmlformats.org/officeDocument/2006/relationships" xmlns:m="http://schemas.openxmlformats.org/officeDocument/2006/math" xmlns:v="urn:schemas-microsoft-com:vml" xmlns:w10="urn:schemas-microsoft-com:office:word" xmlns:w="http://schemas.openxmlformats.org/wordprocessingml/2006/main" xmlns:w14="http://schemas.microsoft.com/office/word/2010/wordml" xmlns:w15="http://schemas.microsoft.com/office/word/2012/wordml" xmlns:w16cex="http://schemas.microsoft.com/office/word/2018/wordml/cex" xmlns:w16cid="http://schemas.microsoft.com/office/word/2016/wordml/cid" xmlns:w16="http://schemas.microsoft.com/office/word/2018/wordml" xmlns:w16sdtdh="http://schemas.microsoft.com/office/word/2020/wordml/sdtdatahash" xmlns:w16se="http://schemas.microsoft.com/office/word/2015/wordml/symex" xmlns:sl="http://schemas.openxmlformats.org/schemaLibrary/2006/main" mc:Ignorable="w14 w15 w16se w16cid w16 w16cex w16sdtdh">
   <w:view w:val="normal"/>
   <w:defaultTabStop w:val="720"/>
   <w:hyphenationZone w:val="425"/>
@@ -20984,9 +19521,11 @@
     <w:compatSetting w:name="enableOpenTypeFeatures" w:uri="http://schemas.microsoft.com/office/word" w:val="1"/>
     <w:compatSetting w:name="doNotFlipMirrorIndents" w:uri="http://schemas.microsoft.com/office/word" w:val="1"/>
     <w:compatSetting w:name="differentiateMultirowTableHeaders" w:uri="http://schemas.microsoft.com/office/word" w:val="1"/>
+    <w:compatSetting w:name="useWord2013TrackBottomHyphenation" w:uri="http://schemas.microsoft.com/office/word" w:val="1"/>
   </w:compat>
   <w:rsids>
     <w:rsidRoot w:val="00557855"/>
+    <w:rsid w:val="00055002"/>
     <w:rsid w:val="000F26EC"/>
     <w:rsid w:val="002F0F1A"/>
     <w:rsid w:val="003520E0"/>
@@ -20996,6 +19535,7 @@
     <w:rsid w:val="00587529"/>
     <w:rsid w:val="005E5EF4"/>
     <w:rsid w:val="00731AE6"/>
+    <w:rsid w:val="00AD0D57"/>
     <w:rsid w:val="00C43B6C"/>
     <w:rsid w:val="00D8620C"/>
     <w:rsid w:val="00EA41DC"/>
@@ -21024,14 +19564,14 @@
 </file>
 
 <file path=word/glossary/styles.xml><?xml version="1.0" encoding="utf-8"?>
-<w:styles xmlns:mc="http://schemas.openxmlformats.org/markup-compatibility/2006" xmlns:r="http://schemas.openxmlformats.org/officeDocument/2006/relationships" xmlns:w="http://schemas.openxmlformats.org/wordprocessingml/2006/main" xmlns:w14="http://schemas.microsoft.com/office/word/2010/wordml" xmlns:w15="http://schemas.microsoft.com/office/word/2012/wordml" xmlns:w16se="http://schemas.microsoft.com/office/word/2015/wordml/symex" mc:Ignorable="w14 w15 w16se">
+<w:styles xmlns:mc="http://schemas.openxmlformats.org/markup-compatibility/2006" xmlns:r="http://schemas.openxmlformats.org/officeDocument/2006/relationships" xmlns:w="http://schemas.openxmlformats.org/wordprocessingml/2006/main" xmlns:w14="http://schemas.microsoft.com/office/word/2010/wordml" xmlns:w15="http://schemas.microsoft.com/office/word/2012/wordml" xmlns:w16cex="http://schemas.microsoft.com/office/word/2018/wordml/cex" xmlns:w16cid="http://schemas.microsoft.com/office/word/2016/wordml/cid" xmlns:w16="http://schemas.microsoft.com/office/word/2018/wordml" xmlns:w16sdtdh="http://schemas.microsoft.com/office/word/2020/wordml/sdtdatahash" xmlns:w16se="http://schemas.microsoft.com/office/word/2015/wordml/symex" mc:Ignorable="w14 w15 w16se w16cid w16 w16cex w16sdtdh">
   <w:docDefaults>
     <w:rPrDefault>
       <w:rPr>
         <w:rFonts w:asciiTheme="minorHAnsi" w:eastAsiaTheme="minorEastAsia" w:hAnsiTheme="minorHAnsi" w:cstheme="minorBidi"/>
         <w:sz w:val="22"/>
         <w:szCs w:val="22"/>
-        <w:lang w:bidi="ar-SA"/>
+        <w:lang w:val="en-US" w:eastAsia="en-US" w:bidi="ar-SA"/>
       </w:rPr>
     </w:rPrDefault>
     <w:pPrDefault>
@@ -21040,7 +19580,7 @@
       </w:pPr>
     </w:pPrDefault>
   </w:docDefaults>
-  <w:latentStyles w:defLockedState="0" w:defUIPriority="99" w:defSemiHidden="0" w:defUnhideWhenUsed="0" w:defQFormat="0" w:count="371">
+  <w:latentStyles w:defLockedState="0" w:defUIPriority="99" w:defSemiHidden="0" w:defUnhideWhenUsed="0" w:defQFormat="0" w:count="376">
     <w:lsdException w:name="Normal" w:uiPriority="0" w:qFormat="1"/>
     <w:lsdException w:name="heading 1" w:uiPriority="9" w:qFormat="1"/>
     <w:lsdException w:name="heading 2" w:semiHidden="1" w:uiPriority="9" w:unhideWhenUsed="1" w:qFormat="1"/>
@@ -21146,7 +19686,6 @@
     <w:lsdException w:name="HTML Sample" w:semiHidden="1" w:unhideWhenUsed="1"/>
     <w:lsdException w:name="HTML Typewriter" w:semiHidden="1" w:unhideWhenUsed="1"/>
     <w:lsdException w:name="HTML Variable" w:semiHidden="1" w:unhideWhenUsed="1"/>
-    <w:lsdException w:name="Normal Table" w:semiHidden="1" w:unhideWhenUsed="1"/>
     <w:lsdException w:name="annotation subject" w:semiHidden="1" w:unhideWhenUsed="1"/>
     <w:lsdException w:name="No List" w:semiHidden="1" w:unhideWhenUsed="1"/>
     <w:lsdException w:name="Outline List 1" w:semiHidden="1" w:unhideWhenUsed="1"/>
@@ -21189,11 +19728,8 @@
     <w:lsdException w:name="Table Contemporary" w:semiHidden="1" w:unhideWhenUsed="1"/>
     <w:lsdException w:name="Table Elegant" w:semiHidden="1" w:unhideWhenUsed="1"/>
     <w:lsdException w:name="Table Professional" w:semiHidden="1" w:unhideWhenUsed="1"/>
-    <w:lsdException w:name="Table Subtle 1" w:semiHidden="1" w:unhideWhenUsed="1"/>
     <w:lsdException w:name="Table Subtle 2" w:semiHidden="1" w:unhideWhenUsed="1"/>
     <w:lsdException w:name="Table Web 1" w:semiHidden="1" w:unhideWhenUsed="1"/>
-    <w:lsdException w:name="Table Web 2" w:semiHidden="1" w:unhideWhenUsed="1"/>
-    <w:lsdException w:name="Table Web 3" w:semiHidden="1" w:unhideWhenUsed="1"/>
     <w:lsdException w:name="Balloon Text" w:semiHidden="1" w:unhideWhenUsed="1"/>
     <w:lsdException w:name="Table Grid" w:uiPriority="39"/>
     <w:lsdException w:name="Table Theme" w:semiHidden="1" w:unhideWhenUsed="1"/>
@@ -21412,18 +19948,23 @@
     <w:lsdException w:name="List Table 5 Dark Accent 6" w:uiPriority="50"/>
     <w:lsdException w:name="List Table 6 Colorful Accent 6" w:uiPriority="51"/>
     <w:lsdException w:name="List Table 7 Colorful Accent 6" w:uiPriority="52"/>
+    <w:lsdException w:name="Mention" w:semiHidden="1" w:unhideWhenUsed="1"/>
+    <w:lsdException w:name="Smart Hyperlink" w:semiHidden="1" w:unhideWhenUsed="1"/>
+    <w:lsdException w:name="Hashtag" w:semiHidden="1" w:unhideWhenUsed="1"/>
+    <w:lsdException w:name="Unresolved Mention" w:semiHidden="1" w:unhideWhenUsed="1"/>
+    <w:lsdException w:name="Smart Link" w:semiHidden="1" w:unhideWhenUsed="1"/>
   </w:latentStyles>
-  <w:style w:type="paragraph" w:default="1" w:styleId="a">
+  <w:style w:type="paragraph" w:default="1" w:styleId="Normal">
     <w:name w:val="Normal"/>
     <w:qFormat/>
   </w:style>
-  <w:style w:type="character" w:default="1" w:styleId="a0">
+  <w:style w:type="character" w:default="1" w:styleId="DefaultParagraphFont">
     <w:name w:val="Default Paragraph Font"/>
     <w:uiPriority w:val="1"/>
     <w:semiHidden/>
     <w:unhideWhenUsed/>
   </w:style>
-  <w:style w:type="table" w:default="1" w:styleId="a1">
+  <w:style w:type="table" w:default="1" w:styleId="TableNormal">
     <w:name w:val="Normal Table"/>
     <w:uiPriority w:val="99"/>
     <w:semiHidden/>
@@ -21438,18 +19979,18 @@
       </w:tblCellMar>
     </w:tblPr>
   </w:style>
-  <w:style w:type="numbering" w:default="1" w:styleId="a2">
+  <w:style w:type="numbering" w:default="1" w:styleId="NoList">
     <w:name w:val="No List"/>
     <w:uiPriority w:val="99"/>
     <w:semiHidden/>
     <w:unhideWhenUsed/>
   </w:style>
-  <w:style w:type="character" w:styleId="a3">
+  <w:style w:type="character" w:styleId="PlaceholderText">
     <w:name w:val="Placeholder Text"/>
-    <w:basedOn w:val="a0"/>
+    <w:basedOn w:val="DefaultParagraphFont"/>
     <w:uiPriority w:val="99"/>
     <w:semiHidden/>
-    <w:rsid w:val="002F0F1A"/>
+    <w:rsid w:val="00055002"/>
     <w:rPr>
       <w:color w:val="808080"/>
     </w:rPr>
@@ -21478,9 +20019,9 @@
     <w:name w:val="1F8EF4305B65413AAA7A3FB7085A44E5"/>
     <w:rsid w:val="00557855"/>
   </w:style>
-  <w:style w:type="paragraph" w:customStyle="1" w:styleId="4395FB7A751745749CDCFB25095EA9DF">
-    <w:name w:val="4395FB7A751745749CDCFB25095EA9DF"/>
-    <w:rsid w:val="00557855"/>
+  <w:style w:type="paragraph" w:customStyle="1" w:styleId="05B419990CD742A1AAC036DDE402C66C">
+    <w:name w:val="05B419990CD742A1AAC036DDE402C66C"/>
+    <w:rsid w:val="00055002"/>
   </w:style>
   <w:style w:type="paragraph" w:customStyle="1" w:styleId="4A584AC9B3E94EA0A0A6F6AF32587422">
     <w:name w:val="4A584AC9B3E94EA0A0A6F6AF32587422"/>
@@ -21506,77 +20047,29 @@
     <w:name w:val="FEC2661E9B6F4FEE86ED456F0E8C19FA"/>
     <w:rsid w:val="00557855"/>
   </w:style>
-  <w:style w:type="paragraph" w:customStyle="1" w:styleId="9AE575F2E9EE41D6BB10F3A425ED428B">
-    <w:name w:val="9AE575F2E9EE41D6BB10F3A425ED428B"/>
-    <w:rsid w:val="00557855"/>
+  <w:style w:type="paragraph" w:customStyle="1" w:styleId="1DC2D730B0794376B4940F827D61842A">
+    <w:name w:val="1DC2D730B0794376B4940F827D61842A"/>
+    <w:rsid w:val="00055002"/>
   </w:style>
   <w:style w:type="paragraph" w:customStyle="1" w:styleId="E0C86CE85E4A4B6880EB5710CF07ED06">
     <w:name w:val="E0C86CE85E4A4B6880EB5710CF07ED06"/>
     <w:rsid w:val="00557855"/>
   </w:style>
-  <w:style w:type="paragraph" w:customStyle="1" w:styleId="F1D9DE27FC3845C6BCCCEBE266D09B3A">
-    <w:name w:val="F1D9DE27FC3845C6BCCCEBE266D09B3A"/>
-    <w:rsid w:val="00557855"/>
+  <w:style w:type="paragraph" w:customStyle="1" w:styleId="B2436DC93740481C8B286C65432260CE">
+    <w:name w:val="B2436DC93740481C8B286C65432260CE"/>
+    <w:rsid w:val="00055002"/>
   </w:style>
-  <w:style w:type="paragraph" w:customStyle="1" w:styleId="0587BC8963174FB093AE8F369D4E7AC3">
-    <w:name w:val="0587BC8963174FB093AE8F369D4E7AC3"/>
-    <w:rsid w:val="00557855"/>
+  <w:style w:type="paragraph" w:customStyle="1" w:styleId="793BAA50453C4C5880053E2D0F9C32CC">
+    <w:name w:val="793BAA50453C4C5880053E2D0F9C32CC"/>
+    <w:rsid w:val="00055002"/>
   </w:style>
-  <w:style w:type="paragraph" w:customStyle="1" w:styleId="57A89111E403490BB166A0428A2734BB">
-    <w:name w:val="57A89111E403490BB166A0428A2734BB"/>
-    <w:rsid w:val="00557855"/>
+  <w:style w:type="paragraph" w:customStyle="1" w:styleId="1F1BFC2D5E2342629691239210439311">
+    <w:name w:val="1F1BFC2D5E2342629691239210439311"/>
+    <w:rsid w:val="00055002"/>
   </w:style>
-  <w:style w:type="paragraph" w:customStyle="1" w:styleId="56FC8C83CF394FD48A2A3D776CA88216">
-    <w:name w:val="56FC8C83CF394FD48A2A3D776CA88216"/>
-    <w:rsid w:val="00557855"/>
-  </w:style>
-  <w:style w:type="paragraph" w:customStyle="1" w:styleId="5CB522BB73E9468AAB58D30A71835BD0">
-    <w:name w:val="5CB522BB73E9468AAB58D30A71835BD0"/>
-    <w:rsid w:val="00557855"/>
-  </w:style>
-  <w:style w:type="paragraph" w:customStyle="1" w:styleId="406A6BFB49F04F29979BC03DE9D4264C">
-    <w:name w:val="406A6BFB49F04F29979BC03DE9D4264C"/>
-    <w:rsid w:val="00557855"/>
-  </w:style>
-  <w:style w:type="paragraph" w:customStyle="1" w:styleId="F7214D536A944A64997B527C32D704B8">
-    <w:name w:val="F7214D536A944A64997B527C32D704B8"/>
-    <w:rsid w:val="00557855"/>
-  </w:style>
-  <w:style w:type="paragraph" w:customStyle="1" w:styleId="5F6745D56EAD476EA411A511811CE366">
-    <w:name w:val="5F6745D56EAD476EA411A511811CE366"/>
-    <w:rsid w:val="00557855"/>
-  </w:style>
-  <w:style w:type="paragraph" w:customStyle="1" w:styleId="30702F3C766B4B34AB6AB248FDF07BBF">
-    <w:name w:val="30702F3C766B4B34AB6AB248FDF07BBF"/>
-    <w:rsid w:val="00557855"/>
-  </w:style>
-  <w:style w:type="paragraph" w:customStyle="1" w:styleId="608197702569431F9A33CD62B095552A">
-    <w:name w:val="608197702569431F9A33CD62B095552A"/>
-    <w:rsid w:val="00557855"/>
-  </w:style>
-  <w:style w:type="paragraph" w:customStyle="1" w:styleId="0E5D91D78077491989B374C3327DEBA0">
-    <w:name w:val="0E5D91D78077491989B374C3327DEBA0"/>
-    <w:rsid w:val="00557855"/>
-  </w:style>
-  <w:style w:type="paragraph" w:customStyle="1" w:styleId="91A31CAA5C5E4E47876F610D066CF9B8">
-    <w:name w:val="91A31CAA5C5E4E47876F610D066CF9B8"/>
-    <w:rsid w:val="00557855"/>
-  </w:style>
-  <w:style w:type="paragraph" w:customStyle="1" w:styleId="A3D859CC442F477D97F7B3B5FF50831C">
-    <w:name w:val="A3D859CC442F477D97F7B3B5FF50831C"/>
-    <w:rsid w:val="00557855"/>
-  </w:style>
-  <w:style w:type="paragraph" w:customStyle="1" w:styleId="29520DC4EA9F4C3C8CCD0ACBAEE1E67A">
-    <w:name w:val="29520DC4EA9F4C3C8CCD0ACBAEE1E67A"/>
-    <w:rsid w:val="00557855"/>
-  </w:style>
-  <w:style w:type="paragraph" w:customStyle="1" w:styleId="1EE799D22F1846ECB7E7B2E07EE06296">
-    <w:name w:val="1EE799D22F1846ECB7E7B2E07EE06296"/>
-    <w:rsid w:val="00557855"/>
-  </w:style>
-  <w:style w:type="paragraph" w:customStyle="1" w:styleId="AEE97F2770B2463A8CABF54AFECF1548">
-    <w:name w:val="AEE97F2770B2463A8CABF54AFECF1548"/>
-    <w:rsid w:val="00557855"/>
+  <w:style w:type="paragraph" w:customStyle="1" w:styleId="CD74F6AE511149E496F2D485DCEB77F6">
+    <w:name w:val="CD74F6AE511149E496F2D485DCEB77F6"/>
+    <w:rsid w:val="00055002"/>
   </w:style>
   <w:style w:type="paragraph" w:customStyle="1" w:styleId="75C3D61DE32E49039E29A93B7320ECA8">
     <w:name w:val="75C3D61DE32E49039E29A93B7320ECA8"/>
@@ -21614,18 +20107,6 @@
     <w:name w:val="35012E5C606A43D7B6CA761CA068D715"/>
     <w:rsid w:val="00557855"/>
   </w:style>
-  <w:style w:type="paragraph" w:customStyle="1" w:styleId="51D549CC9D724E97AB6AB7168A2C2165">
-    <w:name w:val="51D549CC9D724E97AB6AB7168A2C2165"/>
-    <w:rsid w:val="00557855"/>
-  </w:style>
-  <w:style w:type="paragraph" w:customStyle="1" w:styleId="656B0FCDD9EF4A50821CAD2B5978AC97">
-    <w:name w:val="656B0FCDD9EF4A50821CAD2B5978AC97"/>
-    <w:rsid w:val="00557855"/>
-  </w:style>
-  <w:style w:type="paragraph" w:customStyle="1" w:styleId="32CB67D552F8473D9A6D3D6A3C8C5D1E">
-    <w:name w:val="32CB67D552F8473D9A6D3D6A3C8C5D1E"/>
-    <w:rsid w:val="00557855"/>
-  </w:style>
   <w:style w:type="paragraph" w:customStyle="1" w:styleId="C781CFBD691D4767A18C650CE3E59914">
     <w:name w:val="C781CFBD691D4767A18C650CE3E59914"/>
     <w:rsid w:val="00557855"/>
@@ -21650,10 +20131,6 @@
     <w:name w:val="A513B414FF534A4A9AB66041F160198F"/>
     <w:rsid w:val="003520E0"/>
   </w:style>
-  <w:style w:type="paragraph" w:customStyle="1" w:styleId="00DCA52B62DA403693769C543E6BC377">
-    <w:name w:val="00DCA52B62DA403693769C543E6BC377"/>
-    <w:rsid w:val="0040670E"/>
-  </w:style>
   <w:style w:type="paragraph" w:customStyle="1" w:styleId="96E3529EFE1C482EB92495D8EA551539">
     <w:name w:val="96E3529EFE1C482EB92495D8EA551539"/>
     <w:rsid w:val="002F0F1A"/>
@@ -21665,7 +20142,7 @@
 </file>
 
 <file path=word/glossary/webSettings.xml><?xml version="1.0" encoding="utf-8"?>
-<w:webSettings xmlns:mc="http://schemas.openxmlformats.org/markup-compatibility/2006" xmlns:r="http://schemas.openxmlformats.org/officeDocument/2006/relationships" xmlns:w="http://schemas.openxmlformats.org/wordprocessingml/2006/main" xmlns:w14="http://schemas.microsoft.com/office/word/2010/wordml" xmlns:w15="http://schemas.microsoft.com/office/word/2012/wordml" xmlns:w16se="http://schemas.microsoft.com/office/word/2015/wordml/symex" mc:Ignorable="w14 w15 w16se">
+<w:webSettings xmlns:mc="http://schemas.openxmlformats.org/markup-compatibility/2006" xmlns:r="http://schemas.openxmlformats.org/officeDocument/2006/relationships" xmlns:w="http://schemas.openxmlformats.org/wordprocessingml/2006/main" xmlns:w14="http://schemas.microsoft.com/office/word/2010/wordml" xmlns:w15="http://schemas.microsoft.com/office/word/2012/wordml" xmlns:w16cex="http://schemas.microsoft.com/office/word/2018/wordml/cex" xmlns:w16cid="http://schemas.microsoft.com/office/word/2016/wordml/cid" xmlns:w16="http://schemas.microsoft.com/office/word/2018/wordml" xmlns:w16sdtdh="http://schemas.microsoft.com/office/word/2020/wordml/sdtdatahash" xmlns:w16se="http://schemas.microsoft.com/office/word/2015/wordml/symex" mc:Ignorable="w14 w15 w16se w16cid w16 w16cex w16sdtdh">
   <w:optimizeForBrowser/>
   <w:allowPNG/>
 </w:webSettings>
